--- a/docs/CounselDesk Project Report.docx
+++ b/docs/CounselDesk Project Report.docx
@@ -84,7 +84,6 @@
         </w:rPr>
       </w:pPr>
       <w:bookmarkStart w:id="0" w:name="_Hlk213084577"/>
-      <w:proofErr w:type="spellStart"/>
       <w:r>
         <w:rPr>
           <w:rFonts w:eastAsia="Times New Roman" w:cs="Times New Roman"/>
@@ -96,21 +95,7 @@
           <w:lang w:bidi="ar-SA"/>
           <w14:ligatures w14:val="none"/>
         </w:rPr>
-        <w:t>CounselDesk</w:t>
-      </w:r>
-      <w:proofErr w:type="spellEnd"/>
-      <w:r>
-        <w:rPr>
-          <w:rFonts w:eastAsia="Times New Roman" w:cs="Times New Roman"/>
-          <w:b/>
-          <w:bCs/>
-          <w:kern w:val="0"/>
-          <w:sz w:val="36"/>
-          <w:szCs w:val="36"/>
-          <w:lang w:bidi="ar-SA"/>
-          <w14:ligatures w14:val="none"/>
-        </w:rPr>
-        <w:t>: AI-Powered Legal Services Platform</w:t>
+        <w:t>CounselDesk: AI-Powered Legal Services Platform</w:t>
       </w:r>
     </w:p>
     <w:bookmarkEnd w:id="0"/>
@@ -486,33 +471,7 @@
           <w:lang w:val="en-US" w:bidi="ar-SA"/>
           <w14:ligatures w14:val="none"/>
         </w:rPr>
-        <w:t xml:space="preserve">Dr. </w:t>
-      </w:r>
-      <w:proofErr w:type="spellStart"/>
-      <w:r>
-        <w:rPr>
-          <w:rFonts w:eastAsia="Times New Roman" w:cs="Times New Roman"/>
-          <w:b/>
-          <w:bCs/>
-          <w:kern w:val="0"/>
-          <w:sz w:val="28"/>
-          <w:lang w:val="en-US" w:bidi="ar-SA"/>
-          <w14:ligatures w14:val="none"/>
-        </w:rPr>
-        <w:t>Pronika</w:t>
-      </w:r>
-      <w:proofErr w:type="spellEnd"/>
-      <w:r>
-        <w:rPr>
-          <w:rFonts w:eastAsia="Times New Roman" w:cs="Times New Roman"/>
-          <w:b/>
-          <w:bCs/>
-          <w:kern w:val="0"/>
-          <w:sz w:val="28"/>
-          <w:lang w:val="en-US" w:bidi="ar-SA"/>
-          <w14:ligatures w14:val="none"/>
-        </w:rPr>
-        <w:t xml:space="preserve"> Chawla</w:t>
+        <w:t>Dr. Pronika Chawla</w:t>
       </w:r>
     </w:p>
     <w:p>
@@ -1041,7 +1000,6 @@
         </w:rPr>
         <w:t>We hereby declare that this project report entitled “</w:t>
       </w:r>
-      <w:proofErr w:type="spellStart"/>
       <w:r>
         <w:rPr>
           <w:rFonts w:eastAsia="Times New Roman" w:cs="Times New Roman"/>
@@ -1052,9 +1010,61 @@
           <w:lang w:val="en-US" w:bidi="ar-SA"/>
           <w14:ligatures w14:val="none"/>
         </w:rPr>
-        <w:t>CounselDesk</w:t>
-      </w:r>
-      <w:proofErr w:type="spellEnd"/>
+        <w:t>CounselDesk: AI-Powered Legal Services Platform</w:t>
+      </w:r>
+      <w:r>
+        <w:rPr>
+          <w:rFonts w:eastAsia="Times New Roman" w:cs="Times New Roman"/>
+          <w:kern w:val="0"/>
+          <w:szCs w:val="24"/>
+          <w:lang w:val="en-US" w:bidi="ar-SA"/>
+          <w14:ligatures w14:val="none"/>
+        </w:rPr>
+        <w:t xml:space="preserve">” </w:t>
+      </w:r>
+      <w:r>
+        <w:rPr>
+          <w:rFonts w:eastAsia="Times New Roman" w:cs="Times New Roman"/>
+          <w:i/>
+          <w:iCs/>
+          <w:kern w:val="0"/>
+          <w:szCs w:val="24"/>
+          <w:lang w:val="en-US" w:bidi="ar-SA"/>
+          <w14:ligatures w14:val="none"/>
+        </w:rPr>
+        <w:t>by</w:t>
+      </w:r>
+      <w:r>
+        <w:rPr>
+          <w:rFonts w:eastAsia="Times New Roman" w:cs="Times New Roman"/>
+          <w:kern w:val="0"/>
+          <w:szCs w:val="24"/>
+          <w:lang w:val="en-US" w:bidi="ar-SA"/>
+          <w14:ligatures w14:val="none"/>
+        </w:rPr>
+        <w:t xml:space="preserve"> </w:t>
+      </w:r>
+      <w:r>
+        <w:rPr>
+          <w:b/>
+          <w:bCs/>
+        </w:rPr>
+        <w:t xml:space="preserve">Sushil Gupta (1/22/FET/BCS/132), Sankit Singhal (1/22/FET/BCS/148), Aayush Kukreja (1/22/FET/BCS/159), </w:t>
+      </w:r>
+      <w:r>
+        <w:rPr>
+          <w:b/>
+          <w:bCs/>
+        </w:rPr>
+        <w:t>Rahul Kumar Mandal</w:t>
+      </w:r>
+      <w:r>
+        <w:rPr>
+          <w:b/>
+          <w:bCs/>
+        </w:rPr>
+        <w:t xml:space="preserve"> (23/SET/CS(L)/010)</w:t>
+      </w:r>
       <w:r>
         <w:rPr>
           <w:rFonts w:eastAsia="Times New Roman" w:cs="Times New Roman"/>
@@ -1065,7 +1075,18 @@
           <w:lang w:val="en-US" w:bidi="ar-SA"/>
           <w14:ligatures w14:val="none"/>
         </w:rPr>
-        <w:t>: AI-Powered Legal Services Platform</w:t>
+        <w:t xml:space="preserve">, </w:t>
+      </w:r>
+      <w:r>
+        <w:rPr>
+          <w:rFonts w:eastAsia="Times New Roman" w:cs="Times New Roman"/>
+          <w:bCs/>
+          <w:kern w:val="0"/>
+          <w:szCs w:val="24"/>
+          <w:lang w:val="en-US" w:bidi="ar-SA"/>
+          <w14:ligatures w14:val="none"/>
+        </w:rPr>
+        <w:t xml:space="preserve">being </w:t>
       </w:r>
       <w:r>
         <w:rPr>
@@ -1075,50 +1096,7 @@
           <w:lang w:val="en-US" w:bidi="ar-SA"/>
           <w14:ligatures w14:val="none"/>
         </w:rPr>
-        <w:t xml:space="preserve">” </w:t>
-      </w:r>
-      <w:r>
-        <w:rPr>
-          <w:rFonts w:eastAsia="Times New Roman" w:cs="Times New Roman"/>
-          <w:i/>
-          <w:iCs/>
-          <w:kern w:val="0"/>
-          <w:szCs w:val="24"/>
-          <w:lang w:val="en-US" w:bidi="ar-SA"/>
-          <w14:ligatures w14:val="none"/>
-        </w:rPr>
-        <w:t>by</w:t>
-      </w:r>
-      <w:r>
-        <w:rPr>
-          <w:rFonts w:eastAsia="Times New Roman" w:cs="Times New Roman"/>
-          <w:kern w:val="0"/>
-          <w:szCs w:val="24"/>
-          <w:lang w:val="en-US" w:bidi="ar-SA"/>
-          <w14:ligatures w14:val="none"/>
-        </w:rPr>
-        <w:t xml:space="preserve"> </w:t>
-      </w:r>
-      <w:r>
-        <w:rPr>
-          <w:b/>
-          <w:bCs/>
-        </w:rPr>
-        <w:t xml:space="preserve">Sushil Gupta (1/22/FET/BCS/132), Sankit Singhal (1/22/FET/BCS/148), Aayush Kukreja (1/22/FET/BCS/159), </w:t>
-      </w:r>
-      <w:r>
-        <w:rPr>
-          <w:b/>
-          <w:bCs/>
-        </w:rPr>
-        <w:t>Rahul Kumar Mandal</w:t>
-      </w:r>
-      <w:r>
-        <w:rPr>
-          <w:b/>
-          <w:bCs/>
-        </w:rPr>
-        <w:t xml:space="preserve"> (23/SET/CS(L)/010)</w:t>
+        <w:t>submitted in partial fulfillment of the requirements for the degree</w:t>
       </w:r>
       <w:r>
         <w:rPr>
@@ -1130,39 +1108,6 @@
           <w:lang w:val="en-US" w:bidi="ar-SA"/>
           <w14:ligatures w14:val="none"/>
         </w:rPr>
-        <w:t xml:space="preserve">, </w:t>
-      </w:r>
-      <w:r>
-        <w:rPr>
-          <w:rFonts w:eastAsia="Times New Roman" w:cs="Times New Roman"/>
-          <w:bCs/>
-          <w:kern w:val="0"/>
-          <w:szCs w:val="24"/>
-          <w:lang w:val="en-US" w:bidi="ar-SA"/>
-          <w14:ligatures w14:val="none"/>
-        </w:rPr>
-        <w:t xml:space="preserve">being </w:t>
-      </w:r>
-      <w:r>
-        <w:rPr>
-          <w:rFonts w:eastAsia="Times New Roman" w:cs="Times New Roman"/>
-          <w:kern w:val="0"/>
-          <w:szCs w:val="24"/>
-          <w:lang w:val="en-US" w:bidi="ar-SA"/>
-          <w14:ligatures w14:val="none"/>
-        </w:rPr>
-        <w:t>submitted in partial fulfillment of the requirements for the degree</w:t>
-      </w:r>
-      <w:r>
-        <w:rPr>
-          <w:rFonts w:eastAsia="Times New Roman" w:cs="Times New Roman"/>
-          <w:b/>
-          <w:bCs/>
-          <w:kern w:val="0"/>
-          <w:szCs w:val="24"/>
-          <w:lang w:val="en-US" w:bidi="ar-SA"/>
-          <w14:ligatures w14:val="none"/>
-        </w:rPr>
         <w:t xml:space="preserve"> </w:t>
       </w:r>
       <w:r>
@@ -1214,29 +1159,7 @@
           <w:lang w:val="en-US" w:bidi="ar-SA"/>
           <w14:ligatures w14:val="none"/>
         </w:rPr>
-        <w:t xml:space="preserve">, is a </w:t>
-      </w:r>
-      <w:proofErr w:type="spellStart"/>
-      <w:r>
-        <w:rPr>
-          <w:rFonts w:eastAsia="Times New Roman" w:cs="Times New Roman"/>
-          <w:kern w:val="0"/>
-          <w:szCs w:val="24"/>
-          <w:lang w:val="en-US" w:bidi="ar-SA"/>
-          <w14:ligatures w14:val="none"/>
-        </w:rPr>
-        <w:t>bonafide</w:t>
-      </w:r>
-      <w:proofErr w:type="spellEnd"/>
-      <w:r>
-        <w:rPr>
-          <w:rFonts w:eastAsia="Times New Roman" w:cs="Times New Roman"/>
-          <w:kern w:val="0"/>
-          <w:szCs w:val="24"/>
-          <w:lang w:val="en-US" w:bidi="ar-SA"/>
-          <w14:ligatures w14:val="none"/>
-        </w:rPr>
-        <w:t xml:space="preserve"> record of our original work carried out under the guidance of </w:t>
+        <w:t xml:space="preserve">, is a bonafide record of our original work carried out under the guidance of </w:t>
       </w:r>
       <w:r>
         <w:rPr>
@@ -1247,31 +1170,7 @@
           <w:lang w:val="en-US" w:bidi="ar-SA"/>
           <w14:ligatures w14:val="none"/>
         </w:rPr>
-        <w:t xml:space="preserve">Dr. </w:t>
-      </w:r>
-      <w:proofErr w:type="spellStart"/>
-      <w:r>
-        <w:rPr>
-          <w:rFonts w:eastAsia="Times New Roman" w:cs="Times New Roman"/>
-          <w:b/>
-          <w:kern w:val="0"/>
-          <w:szCs w:val="24"/>
-          <w:lang w:val="en-US" w:bidi="ar-SA"/>
-          <w14:ligatures w14:val="none"/>
-        </w:rPr>
-        <w:t>Pronika</w:t>
-      </w:r>
-      <w:proofErr w:type="spellEnd"/>
-      <w:r>
-        <w:rPr>
-          <w:rFonts w:eastAsia="Times New Roman" w:cs="Times New Roman"/>
-          <w:b/>
-          <w:kern w:val="0"/>
-          <w:szCs w:val="24"/>
-          <w:lang w:val="en-US" w:bidi="ar-SA"/>
-          <w14:ligatures w14:val="none"/>
-        </w:rPr>
-        <w:t xml:space="preserve"> Chawla</w:t>
+        <w:t>Dr. Pronika Chawla</w:t>
       </w:r>
       <w:r>
         <w:rPr>
@@ -1876,7 +1775,6 @@
         </w:rPr>
         <w:t>This is to certify that this project report entitled “</w:t>
       </w:r>
-      <w:proofErr w:type="spellStart"/>
       <w:r>
         <w:rPr>
           <w:rFonts w:eastAsia="Times New Roman" w:cs="Times New Roman"/>
@@ -1887,20 +1785,7 @@
           <w:lang w:val="en-US" w:bidi="ar-SA"/>
           <w14:ligatures w14:val="none"/>
         </w:rPr>
-        <w:t>CounselDesk</w:t>
-      </w:r>
-      <w:proofErr w:type="spellEnd"/>
-      <w:r>
-        <w:rPr>
-          <w:rFonts w:eastAsia="Times New Roman" w:cs="Times New Roman"/>
-          <w:b/>
-          <w:bCs/>
-          <w:kern w:val="0"/>
-          <w:szCs w:val="24"/>
-          <w:lang w:val="en-US" w:bidi="ar-SA"/>
-          <w14:ligatures w14:val="none"/>
-        </w:rPr>
-        <w:t>: AI-Powered Legal Services Platform</w:t>
+        <w:t>CounselDesk: AI-Powered Legal Services Platform</w:t>
       </w:r>
       <w:r>
         <w:rPr>
@@ -2076,31 +1961,7 @@
           <w:lang w:val="en-US" w:bidi="ar-SA"/>
           <w14:ligatures w14:val="none"/>
         </w:rPr>
-        <w:t xml:space="preserve">, is a </w:t>
-      </w:r>
-      <w:proofErr w:type="spellStart"/>
-      <w:r>
-        <w:rPr>
-          <w:rFonts w:eastAsia="Times New Roman" w:cs="Times New Roman"/>
-          <w:color w:val="auto"/>
-          <w:kern w:val="0"/>
-          <w:szCs w:val="24"/>
-          <w:lang w:val="en-US" w:bidi="ar-SA"/>
-          <w14:ligatures w14:val="none"/>
-        </w:rPr>
-        <w:t>bonafide</w:t>
-      </w:r>
-      <w:proofErr w:type="spellEnd"/>
-      <w:r>
-        <w:rPr>
-          <w:rFonts w:eastAsia="Times New Roman" w:cs="Times New Roman"/>
-          <w:color w:val="auto"/>
-          <w:kern w:val="0"/>
-          <w:szCs w:val="24"/>
-          <w:lang w:val="en-US" w:bidi="ar-SA"/>
-          <w14:ligatures w14:val="none"/>
-        </w:rPr>
-        <w:t xml:space="preserve"> record of work carried out under my guidance and supervision. I hereby declare that the work has been carried out under my supervision and has not been submitted elsewhere for any other purpose.</w:t>
+        <w:t>, is a bonafide record of work carried out under my guidance and supervision. I hereby declare that the work has been carried out under my supervision and has not been submitted elsewhere for any other purpose.</w:t>
       </w:r>
     </w:p>
     <w:p>
@@ -2385,9 +2246,8 @@
           <w14:ligatures w14:val="none"/>
         </w:rPr>
         <w:tab/>
-        <w:t xml:space="preserve">  </w:t>
-      </w:r>
-      <w:proofErr w:type="gramStart"/>
+        <w:t xml:space="preserve">     (</w:t>
+      </w:r>
       <w:r>
         <w:rPr>
           <w:rFonts w:eastAsia="Times New Roman" w:cs="Times New Roman"/>
@@ -2398,46 +2258,7 @@
           <w:lang w:val="en-US" w:bidi="ar-SA"/>
           <w14:ligatures w14:val="none"/>
         </w:rPr>
-        <w:t xml:space="preserve">   (</w:t>
-      </w:r>
-      <w:proofErr w:type="gramEnd"/>
-      <w:r>
-        <w:rPr>
-          <w:rFonts w:eastAsia="Times New Roman" w:cs="Times New Roman"/>
-          <w:b/>
-          <w:color w:val="auto"/>
-          <w:kern w:val="0"/>
-          <w:szCs w:val="24"/>
-          <w:lang w:val="en-US" w:bidi="ar-SA"/>
-          <w14:ligatures w14:val="none"/>
-        </w:rPr>
-        <w:t xml:space="preserve">Signature of </w:t>
-      </w:r>
-      <w:proofErr w:type="spellStart"/>
-      <w:r>
-        <w:rPr>
-          <w:rFonts w:eastAsia="Times New Roman" w:cs="Times New Roman"/>
-          <w:b/>
-          <w:color w:val="auto"/>
-          <w:kern w:val="0"/>
-          <w:szCs w:val="24"/>
-          <w:lang w:val="en-US" w:bidi="ar-SA"/>
-          <w14:ligatures w14:val="none"/>
-        </w:rPr>
-        <w:t>HoD</w:t>
-      </w:r>
-      <w:proofErr w:type="spellEnd"/>
-      <w:r>
-        <w:rPr>
-          <w:rFonts w:eastAsia="Times New Roman" w:cs="Times New Roman"/>
-          <w:b/>
-          <w:color w:val="auto"/>
-          <w:kern w:val="0"/>
-          <w:szCs w:val="24"/>
-          <w:lang w:val="en-US" w:bidi="ar-SA"/>
-          <w14:ligatures w14:val="none"/>
-        </w:rPr>
-        <w:t>)</w:t>
+        <w:t>Signature of HoD)</w:t>
       </w:r>
     </w:p>
     <w:p>
@@ -2472,46 +2293,9 @@
           <w:lang w:val="pl-PL" w:bidi="ar-SA"/>
           <w14:ligatures w14:val="none"/>
         </w:rPr>
-        <w:t xml:space="preserve">Dr. </w:t>
-      </w:r>
-      <w:proofErr w:type="spellStart"/>
-      <w:r>
-        <w:rPr>
-          <w:rFonts w:eastAsia="Times New Roman" w:cs="Times New Roman"/>
-          <w:b/>
-          <w:kern w:val="0"/>
-          <w:szCs w:val="24"/>
-          <w:lang w:val="pl-PL" w:bidi="ar-SA"/>
-          <w14:ligatures w14:val="none"/>
-        </w:rPr>
-        <w:t>Pronika</w:t>
-      </w:r>
-      <w:proofErr w:type="spellEnd"/>
-      <w:r>
-        <w:rPr>
-          <w:rFonts w:eastAsia="Times New Roman" w:cs="Times New Roman"/>
-          <w:b/>
-          <w:kern w:val="0"/>
-          <w:szCs w:val="24"/>
-          <w:lang w:val="pl-PL" w:bidi="ar-SA"/>
-          <w14:ligatures w14:val="none"/>
-        </w:rPr>
-        <w:t xml:space="preserve"> </w:t>
-      </w:r>
-      <w:proofErr w:type="spellStart"/>
-      <w:r>
-        <w:rPr>
-          <w:rFonts w:eastAsia="Times New Roman" w:cs="Times New Roman"/>
-          <w:b/>
-          <w:kern w:val="0"/>
-          <w:szCs w:val="24"/>
-          <w:lang w:val="pl-PL" w:bidi="ar-SA"/>
-          <w14:ligatures w14:val="none"/>
-        </w:rPr>
-        <w:t>Chawla</w:t>
+        <w:t>Dr. Pronika Chawla</w:t>
       </w:r>
       <w:bookmarkEnd w:id="7"/>
-      <w:proofErr w:type="spellEnd"/>
       <w:r>
         <w:rPr>
           <w:rFonts w:eastAsia="Times New Roman" w:cs="Times New Roman"/>
@@ -2570,33 +2354,7 @@
           <w14:ligatures w14:val="none"/>
         </w:rPr>
         <w:tab/>
-        <w:t xml:space="preserve">                   Dr. </w:t>
-      </w:r>
-      <w:proofErr w:type="spellStart"/>
-      <w:r>
-        <w:rPr>
-          <w:rFonts w:eastAsia="Times New Roman" w:cs="Times New Roman"/>
-          <w:b/>
-          <w:color w:val="auto"/>
-          <w:kern w:val="0"/>
-          <w:szCs w:val="24"/>
-          <w:lang w:val="pl-PL" w:bidi="ar-SA"/>
-          <w14:ligatures w14:val="none"/>
-        </w:rPr>
-        <w:t>Tapas</w:t>
-      </w:r>
-      <w:proofErr w:type="spellEnd"/>
-      <w:r>
-        <w:rPr>
-          <w:rFonts w:eastAsia="Times New Roman" w:cs="Times New Roman"/>
-          <w:b/>
-          <w:color w:val="auto"/>
-          <w:kern w:val="0"/>
-          <w:szCs w:val="24"/>
-          <w:lang w:val="pl-PL" w:bidi="ar-SA"/>
-          <w14:ligatures w14:val="none"/>
-        </w:rPr>
-        <w:t xml:space="preserve"> Kumar</w:t>
+        <w:t xml:space="preserve">                   Dr. Tapas Kumar</w:t>
       </w:r>
     </w:p>
     <w:p>
@@ -2762,7 +2520,6 @@
         </w:rPr>
         <w:tab/>
       </w:r>
-      <w:proofErr w:type="spellStart"/>
       <w:r>
         <w:rPr>
           <w:rFonts w:eastAsia="Times New Roman" w:cs="Times New Roman"/>
@@ -2774,9 +2531,8 @@
           <w:lang w:val="en-US" w:bidi="ar-SA"/>
           <w14:ligatures w14:val="none"/>
         </w:rPr>
-        <w:t>Professor</w:t>
-      </w:r>
-      <w:proofErr w:type="spellEnd"/>
+        <w:t>Professor &amp;</w:t>
+      </w:r>
       <w:r>
         <w:rPr>
           <w:rFonts w:eastAsia="Times New Roman" w:cs="Times New Roman"/>
@@ -2788,7 +2544,7 @@
           <w:lang w:val="en-US" w:bidi="ar-SA"/>
           <w14:ligatures w14:val="none"/>
         </w:rPr>
-        <w:t xml:space="preserve"> &amp;</w:t>
+        <w:t xml:space="preserve"> </w:t>
       </w:r>
       <w:r>
         <w:rPr>
@@ -2801,19 +2557,6 @@
           <w:lang w:val="en-US" w:bidi="ar-SA"/>
           <w14:ligatures w14:val="none"/>
         </w:rPr>
-        <w:t xml:space="preserve"> </w:t>
-      </w:r>
-      <w:r>
-        <w:rPr>
-          <w:rFonts w:eastAsia="Times New Roman" w:cs="Times New Roman"/>
-          <w:b/>
-          <w:color w:val="auto"/>
-          <w:kern w:val="0"/>
-          <w:sz w:val="20"/>
-          <w:szCs w:val="20"/>
-          <w:lang w:val="en-US" w:bidi="ar-SA"/>
-          <w14:ligatures w14:val="none"/>
-        </w:rPr>
         <w:t>Head</w:t>
       </w:r>
     </w:p>
@@ -3015,20 +2758,27 @@
     </w:p>
     <w:p>
       <w:pPr>
-        <w:rPr>
+        <w:ind w:hanging="426"/>
+        <w:jc w:val="left"/>
+        <w:rPr>
+          <w:rFonts w:eastAsia="Times New Roman" w:cs="Times New Roman"/>
+          <w:color w:val="auto"/>
+          <w:kern w:val="0"/>
+          <w:sz w:val="20"/>
+          <w:szCs w:val="20"/>
           <w:lang w:val="en-US" w:bidi="ar-SA"/>
-        </w:rPr>
-      </w:pPr>
-      <w:r>
-        <w:rPr>
-          <w:noProof/>
-          <w:lang w:val="en-US" w:bidi="ar-SA"/>
+          <w14:ligatures w14:val="none"/>
+        </w:rPr>
+      </w:pPr>
+      <w:r>
+        <w:rPr>
+          <w:lang w:bidi="ar-SA"/>
         </w:rPr>
         <w:drawing>
-          <wp:inline distT="0" distB="0" distL="0" distR="0" wp14:anchorId="1B0059C1" wp14:editId="5522D854">
-            <wp:extent cx="4666025" cy="6437844"/>
-            <wp:effectExtent l="9525" t="0" r="0" b="0"/>
-            <wp:docPr id="1705338024" name="Picture 2"/>
+          <wp:inline distT="0" distB="0" distL="0" distR="0" wp14:anchorId="2F271E71" wp14:editId="22EEF4C0">
+            <wp:extent cx="6976713" cy="4892040"/>
+            <wp:effectExtent l="0" t="0" r="0" b="3810"/>
+            <wp:docPr id="1798933295" name="Picture 1"/>
             <wp:cNvGraphicFramePr>
               <a:graphicFrameLocks xmlns:a="http://schemas.openxmlformats.org/drawingml/2006/main" noChangeAspect="1"/>
             </wp:cNvGraphicFramePr>
@@ -3036,41 +2786,23 @@
               <a:graphicData uri="http://schemas.openxmlformats.org/drawingml/2006/picture">
                 <pic:pic xmlns:pic="http://schemas.openxmlformats.org/drawingml/2006/picture">
                   <pic:nvPicPr>
-                    <pic:cNvPr id="0" name="Picture 56"/>
-                    <pic:cNvPicPr>
-                      <a:picLocks noChangeAspect="1" noChangeArrowheads="1"/>
-                    </pic:cNvPicPr>
+                    <pic:cNvPr id="1798933295" name=""/>
+                    <pic:cNvPicPr/>
                   </pic:nvPicPr>
-                  <pic:blipFill rotWithShape="1">
-                    <a:blip r:embed="rId9">
-                      <a:extLst>
-                        <a:ext uri="{28A0092B-C50C-407E-A947-70E740481C1C}">
-                          <a14:useLocalDpi xmlns:a14="http://schemas.microsoft.com/office/drawing/2010/main" val="0"/>
-                        </a:ext>
-                      </a:extLst>
-                    </a:blip>
-                    <a:srcRect l="9670" t="15918" r="22856" b="14259"/>
+                  <pic:blipFill>
+                    <a:blip r:embed="rId9"/>
                     <a:stretch>
                       <a:fillRect/>
                     </a:stretch>
                   </pic:blipFill>
-                  <pic:spPr bwMode="auto">
-                    <a:xfrm rot="16200000">
+                  <pic:spPr>
+                    <a:xfrm>
                       <a:off x="0" y="0"/>
-                      <a:ext cx="4688443" cy="6468775"/>
+                      <a:ext cx="6995482" cy="4905200"/>
                     </a:xfrm>
                     <a:prstGeom prst="rect">
                       <a:avLst/>
                     </a:prstGeom>
-                    <a:noFill/>
-                    <a:ln>
-                      <a:noFill/>
-                    </a:ln>
-                    <a:extLst>
-                      <a:ext uri="{53640926-AAD7-44D8-BBD7-CCE9431645EC}">
-                        <a14:shadowObscured xmlns:a14="http://schemas.microsoft.com/office/drawing/2010/main"/>
-                      </a:ext>
-                    </a:extLst>
                   </pic:spPr>
                 </pic:pic>
               </a:graphicData>
@@ -3078,10 +2810,7 @@
           </wp:inline>
         </w:drawing>
       </w:r>
-    </w:p>
-    <w:p>
-      <w:pPr>
-        <w:jc w:val="left"/>
+      <w:r>
         <w:rPr>
           <w:rFonts w:eastAsia="Times New Roman" w:cs="Times New Roman"/>
           <w:color w:val="auto"/>
@@ -3091,17 +2820,6 @@
           <w:lang w:val="en-US" w:bidi="ar-SA"/>
           <w14:ligatures w14:val="none"/>
         </w:rPr>
-      </w:pPr>
-      <w:r>
-        <w:rPr>
-          <w:rFonts w:eastAsia="Times New Roman" w:cs="Times New Roman"/>
-          <w:color w:val="auto"/>
-          <w:kern w:val="0"/>
-          <w:sz w:val="20"/>
-          <w:szCs w:val="20"/>
-          <w:lang w:val="en-US" w:bidi="ar-SA"/>
-          <w14:ligatures w14:val="none"/>
-        </w:rPr>
         <w:br w:type="page"/>
       </w:r>
     </w:p>
@@ -3136,25 +2854,7 @@
           <w:bCs/>
           <w:lang w:val="en-US" w:bidi="ar-SA"/>
         </w:rPr>
-        <w:t xml:space="preserve">Dr. </w:t>
-      </w:r>
-      <w:proofErr w:type="spellStart"/>
-      <w:r>
-        <w:rPr>
-          <w:b/>
-          <w:bCs/>
-          <w:lang w:val="en-US" w:bidi="ar-SA"/>
-        </w:rPr>
-        <w:t>Pronika</w:t>
-      </w:r>
-      <w:proofErr w:type="spellEnd"/>
-      <w:r>
-        <w:rPr>
-          <w:b/>
-          <w:bCs/>
-          <w:lang w:val="en-US" w:bidi="ar-SA"/>
-        </w:rPr>
-        <w:t xml:space="preserve"> Chawla (</w:t>
+        <w:t>Dr. Pronika Chawla (</w:t>
       </w:r>
       <w:r>
         <w:rPr>
@@ -3466,7 +3166,6 @@
         </w:rPr>
         <w:t>This project, "</w:t>
       </w:r>
-      <w:proofErr w:type="spellStart"/>
       <w:r>
         <w:rPr>
           <w:b/>
@@ -3475,7 +3174,6 @@
         </w:rPr>
         <w:t>CounselDesk</w:t>
       </w:r>
-      <w:proofErr w:type="spellEnd"/>
       <w:r>
         <w:rPr>
           <w:lang w:bidi="ar-SA"/>
@@ -3508,21 +3206,7 @@
         <w:rPr>
           <w:lang w:bidi="ar-SA"/>
         </w:rPr>
-        <w:t xml:space="preserve">Key technological innovations include the integration of a Google Gemini-powered AI chatbot for instant legal information, a secure </w:t>
-      </w:r>
-      <w:proofErr w:type="spellStart"/>
-      <w:r>
-        <w:rPr>
-          <w:lang w:bidi="ar-SA"/>
-        </w:rPr>
-        <w:t>Jitsi</w:t>
-      </w:r>
-      <w:proofErr w:type="spellEnd"/>
-      <w:r>
-        <w:rPr>
-          <w:lang w:bidi="ar-SA"/>
-        </w:rPr>
-        <w:t>-based video conferencing module for all appointments, and a cloud-based file management system using Cloudinary for handling lawyer verification documents. The platform also features a comprehensive Legal Q&amp;A forum to build a community and enhance user engagement. An administrator panel ensures the integrity of the platform by managing lawyer verification, user data, and platform analytics.</w:t>
+        <w:t>Key technological innovations include the integration of a Google Gemini-powered AI chatbot for instant legal information, a secure Jitsi-based video conferencing module for all appointments, and a cloud-based file management system using Cloudinary for handling lawyer verification documents. The platform also features a comprehensive Legal Q&amp;A forum to build a community and enhance user engagement. An administrator panel ensures the integrity of the platform by managing lawyer verification, user data, and platform analytics.</w:t>
       </w:r>
     </w:p>
     <w:p>
@@ -3558,21 +3242,7 @@
         <w:rPr>
           <w:lang w:bidi="ar-SA"/>
         </w:rPr>
-        <w:t xml:space="preserve"> Legal-Tech, MERN Stack, AI Chatbot, Stripe Connect, </w:t>
-      </w:r>
-      <w:proofErr w:type="spellStart"/>
-      <w:r>
-        <w:rPr>
-          <w:lang w:bidi="ar-SA"/>
-        </w:rPr>
-        <w:t>Jitsi</w:t>
-      </w:r>
-      <w:proofErr w:type="spellEnd"/>
-      <w:r>
-        <w:rPr>
-          <w:lang w:bidi="ar-SA"/>
-        </w:rPr>
-        <w:t>, Cloudinary, E-Marketplace</w:t>
+        <w:t xml:space="preserve"> Legal-Tech, MERN Stack, AI Chatbot, Stripe Connect, Jitsi, Cloudinary, E-Marketplace</w:t>
       </w:r>
     </w:p>
     <w:p>
@@ -4101,21 +3771,7 @@
             <w:rStyle w:val="Hyperlink"/>
             <w:noProof/>
           </w:rPr>
-          <w:t>Li</w:t>
-        </w:r>
-        <w:r>
-          <w:rPr>
-            <w:rStyle w:val="Hyperlink"/>
-            <w:noProof/>
-          </w:rPr>
-          <w:t>s</w:t>
-        </w:r>
-        <w:r>
-          <w:rPr>
-            <w:rStyle w:val="Hyperlink"/>
-            <w:noProof/>
-          </w:rPr>
-          <w:t>t of Figures</w:t>
+          <w:t>List of Figures</w:t>
         </w:r>
         <w:r>
           <w:rPr>
@@ -7315,21 +6971,7 @@
             <w:rStyle w:val="Hyperlink"/>
             <w:noProof/>
           </w:rPr>
-          <w:t>6.6 Project Imp</w:t>
-        </w:r>
-        <w:r>
-          <w:rPr>
-            <w:rStyle w:val="Hyperlink"/>
-            <w:noProof/>
-          </w:rPr>
-          <w:t>a</w:t>
-        </w:r>
-        <w:r>
-          <w:rPr>
-            <w:rStyle w:val="Hyperlink"/>
-            <w:noProof/>
-          </w:rPr>
-          <w:t>ct</w:t>
+          <w:t>6.6 Project Impact</w:t>
         </w:r>
         <w:r>
           <w:rPr>
@@ -7472,21 +7114,7 @@
             <w:rStyle w:val="Hyperlink"/>
             <w:noProof/>
           </w:rPr>
-          <w:t>Refere</w:t>
-        </w:r>
-        <w:r>
-          <w:rPr>
-            <w:rStyle w:val="Hyperlink"/>
-            <w:noProof/>
-          </w:rPr>
-          <w:t>n</w:t>
-        </w:r>
-        <w:r>
-          <w:rPr>
-            <w:rStyle w:val="Hyperlink"/>
-            <w:noProof/>
-          </w:rPr>
-          <w:t>ces</w:t>
+          <w:t>References</w:t>
         </w:r>
         <w:r>
           <w:rPr>
@@ -9626,79 +9254,35 @@
         <w:rPr>
           <w:lang w:bidi="ar-SA"/>
         </w:rPr>
-        <w:t>The legal services industry has traditionally been characterized by high costs, limited accessibility, and complex procedures that often create barriers for individuals seeking legal assistance. In India, where the lawyer-to-population ratio stands significantly lower than global standards, millions of citizens face challenges in accessing timely and affordable legal counsel. The digital transformation sweeping across various sectors has begun to reshape the legal landscape, giving rise to legal technology (</w:t>
-      </w:r>
-      <w:proofErr w:type="spellStart"/>
-      <w:r>
-        <w:rPr>
-          <w:lang w:bidi="ar-SA"/>
-        </w:rPr>
-        <w:t>LegalTech</w:t>
-      </w:r>
-      <w:proofErr w:type="spellEnd"/>
-      <w:r>
-        <w:rPr>
-          <w:lang w:bidi="ar-SA"/>
-        </w:rPr>
-        <w:t>) platforms that leverage modern web technologies, artificial intelligence, and digital communication tools to democratize access to legal services.​</w:t>
-      </w:r>
-    </w:p>
-    <w:p>
-      <w:pPr>
-        <w:spacing w:line="360" w:lineRule="auto"/>
-        <w:rPr>
-          <w:lang w:bidi="ar-SA"/>
-        </w:rPr>
-      </w:pPr>
-      <w:proofErr w:type="spellStart"/>
-      <w:r>
-        <w:rPr>
-          <w:lang w:bidi="ar-SA"/>
-        </w:rPr>
-        <w:t>LegalTech</w:t>
-      </w:r>
-      <w:proofErr w:type="spellEnd"/>
-      <w:r>
-        <w:rPr>
-          <w:lang w:bidi="ar-SA"/>
-        </w:rPr>
-        <w:t xml:space="preserve"> encompasses a wide range of technologies designed to help deliver legal services more efficiently, including AI-powered legal research tools, contract management systems, automated client onboarding, and video-based legal consultations. These innovations not only improve the effectiveness of legal processes but also optimize workflow management and enable remote service delivery, making legal assistance more accessible to a broader population.​</w:t>
-      </w:r>
-    </w:p>
-    <w:p>
-      <w:pPr>
-        <w:spacing w:line="360" w:lineRule="auto"/>
-        <w:rPr>
-          <w:lang w:bidi="ar-SA"/>
-        </w:rPr>
-      </w:pPr>
-      <w:proofErr w:type="spellStart"/>
-      <w:r>
-        <w:rPr>
-          <w:lang w:bidi="ar-SA"/>
-        </w:rPr>
-        <w:t>CounselDesk</w:t>
-      </w:r>
-      <w:proofErr w:type="spellEnd"/>
-      <w:r>
-        <w:rPr>
-          <w:lang w:bidi="ar-SA"/>
-        </w:rPr>
-        <w:t xml:space="preserve"> emerges as a comprehensive response to these challenges, serving as an AI-powered legal services platform that bridges the gap between clients seeking legal assistance and qualified legal professionals. Built on modern web technologies and integrated with artificial intelligence capabilities, </w:t>
-      </w:r>
-      <w:proofErr w:type="spellStart"/>
-      <w:r>
-        <w:rPr>
-          <w:lang w:bidi="ar-SA"/>
-        </w:rPr>
-        <w:t>CounselDesk</w:t>
-      </w:r>
-      <w:proofErr w:type="spellEnd"/>
-      <w:r>
-        <w:rPr>
-          <w:lang w:bidi="ar-SA"/>
-        </w:rPr>
-        <w:t xml:space="preserve"> represents a full-stack solution that addresses multiple pain points in the traditional legal consultation model. The platform facilitates seamless connections between users and lawyers through features such as advanced search and filtering, appointment booking with integrated payment processing, live video conferencing for remote consultations, and AI-powered legal tools for document analysis and summarization.​</w:t>
+        <w:t>The legal services industry has traditionally been characterized by high costs, limited accessibility, and complex procedures that often create barriers for individuals seeking legal assistance. In India, where the lawyer-to-population ratio stands significantly lower than global standards, millions of citizens face challenges in accessing timely and affordable legal counsel. The digital transformation sweeping across various sectors has begun to reshape the legal landscape, giving rise to legal technology (LegalTech) platforms that leverage modern web technologies, artificial intelligence, and digital communication tools to democratize access to legal services.​</w:t>
+      </w:r>
+    </w:p>
+    <w:p>
+      <w:pPr>
+        <w:spacing w:line="360" w:lineRule="auto"/>
+        <w:rPr>
+          <w:lang w:bidi="ar-SA"/>
+        </w:rPr>
+      </w:pPr>
+      <w:r>
+        <w:rPr>
+          <w:lang w:bidi="ar-SA"/>
+        </w:rPr>
+        <w:t>LegalTech encompasses a wide range of technologies designed to help deliver legal services more efficiently, including AI-powered legal research tools, contract management systems, automated client onboarding, and video-based legal consultations. These innovations not only improve the effectiveness of legal processes but also optimize workflow management and enable remote service delivery, making legal assistance more accessible to a broader population.​</w:t>
+      </w:r>
+    </w:p>
+    <w:p>
+      <w:pPr>
+        <w:spacing w:line="360" w:lineRule="auto"/>
+        <w:rPr>
+          <w:lang w:bidi="ar-SA"/>
+        </w:rPr>
+      </w:pPr>
+      <w:r>
+        <w:rPr>
+          <w:lang w:bidi="ar-SA"/>
+        </w:rPr>
+        <w:t>CounselDesk emerges as a comprehensive response to these challenges, serving as an AI-powered legal services platform that bridges the gap between clients seeking legal assistance and qualified legal professionals. Built on modern web technologies and integrated with artificial intelligence capabilities, CounselDesk represents a full-stack solution that addresses multiple pain points in the traditional legal consultation model. The platform facilitates seamless connections between users and lawyers through features such as advanced search and filtering, appointment booking with integrated payment processing, live video conferencing for remote consultations, and AI-powered legal tools for document analysis and summarization.​</w:t>
       </w:r>
     </w:p>
     <w:p>
@@ -10155,21 +9739,7 @@
               <w:rPr>
                 <w:lang w:bidi="ar-SA"/>
               </w:rPr>
-              <w:t>Digital Legal Services (</w:t>
-            </w:r>
-            <w:proofErr w:type="spellStart"/>
-            <w:r>
-              <w:rPr>
-                <w:lang w:bidi="ar-SA"/>
-              </w:rPr>
-              <w:t>CounselDesk</w:t>
-            </w:r>
-            <w:proofErr w:type="spellEnd"/>
-            <w:r>
-              <w:rPr>
-                <w:lang w:bidi="ar-SA"/>
-              </w:rPr>
-              <w:t>)</w:t>
+              <w:t>Digital Legal Services (CounselDesk)</w:t>
             </w:r>
           </w:p>
         </w:tc>
@@ -10537,21 +10107,7 @@
         <w:rPr>
           <w:lang w:bidi="ar-SA"/>
         </w:rPr>
-        <w:t xml:space="preserve">A comprehensive feasibility analysis was conducted to evaluate the viability of developing and deploying the </w:t>
-      </w:r>
-      <w:proofErr w:type="spellStart"/>
-      <w:r>
-        <w:rPr>
-          <w:lang w:bidi="ar-SA"/>
-        </w:rPr>
-        <w:t>CounselDesk</w:t>
-      </w:r>
-      <w:proofErr w:type="spellEnd"/>
-      <w:r>
-        <w:rPr>
-          <w:lang w:bidi="ar-SA"/>
-        </w:rPr>
-        <w:t xml:space="preserve"> platform across technical, economic, and operational dimensions.</w:t>
+        <w:t>A comprehensive feasibility analysis was conducted to evaluate the viability of developing and deploying the CounselDesk platform across technical, economic, and operational dimensions.</w:t>
       </w:r>
     </w:p>
     <w:p>
@@ -10639,35 +10195,7 @@
         <w:rPr>
           <w:lang w:bidi="ar-SA"/>
         </w:rPr>
-        <w:t xml:space="preserve"> Critical functionalities rely on established third-party services including Stripe for payment processing and </w:t>
-      </w:r>
-      <w:proofErr w:type="gramStart"/>
-      <w:r>
-        <w:rPr>
-          <w:lang w:bidi="ar-SA"/>
-        </w:rPr>
-        <w:t>Connect</w:t>
-      </w:r>
-      <w:proofErr w:type="gramEnd"/>
-      <w:r>
-        <w:rPr>
-          <w:lang w:bidi="ar-SA"/>
-        </w:rPr>
-        <w:t xml:space="preserve"> for marketplace payouts, </w:t>
-      </w:r>
-      <w:proofErr w:type="spellStart"/>
-      <w:r>
-        <w:rPr>
-          <w:lang w:bidi="ar-SA"/>
-        </w:rPr>
-        <w:t>Jitsi</w:t>
-      </w:r>
-      <w:proofErr w:type="spellEnd"/>
-      <w:r>
-        <w:rPr>
-          <w:lang w:bidi="ar-SA"/>
-        </w:rPr>
-        <w:t xml:space="preserve"> Meet for video conferencing, Cloudinary for file storage, and Google's Gemini API for AI-powered features. All these services provide comprehensive APIs and documentation, making integration technically feasible.​</w:t>
+        <w:t> Critical functionalities rely on established third-party services including Stripe for payment processing and Connect for marketplace payouts, Jitsi Meet for video conferencing, Cloudinary for file storage, and Google's Gemini API for AI-powered features. All these services provide comprehensive APIs and documentation, making integration technically feasible.​</w:t>
       </w:r>
     </w:p>
     <w:p>
@@ -10694,21 +10222,7 @@
         <w:rPr>
           <w:lang w:bidi="ar-SA"/>
         </w:rPr>
-        <w:t xml:space="preserve"> The serverless architecture on </w:t>
-      </w:r>
-      <w:proofErr w:type="spellStart"/>
-      <w:r>
-        <w:rPr>
-          <w:lang w:bidi="ar-SA"/>
-        </w:rPr>
-        <w:t>Vercel</w:t>
-      </w:r>
-      <w:proofErr w:type="spellEnd"/>
-      <w:r>
-        <w:rPr>
-          <w:lang w:bidi="ar-SA"/>
-        </w:rPr>
-        <w:t xml:space="preserve"> ensures automatic scaling capabilities, eliminating concerns about infrastructure provisioning and allowing the platform to handle variable traffic loads efficiently.​</w:t>
+        <w:t> The serverless architecture on Vercel ensures automatic scaling capabilities, eliminating concerns about infrastructure provisioning and allowing the platform to handle variable traffic loads efficiently.​</w:t>
       </w:r>
     </w:p>
     <w:p>
@@ -10762,35 +10276,7 @@
         <w:rPr>
           <w:lang w:bidi="ar-SA"/>
         </w:rPr>
-        <w:t> The availability of modern development tools, version control systems (Git/GitHub), package managers (</w:t>
-      </w:r>
-      <w:proofErr w:type="spellStart"/>
-      <w:r>
-        <w:rPr>
-          <w:lang w:bidi="ar-SA"/>
-        </w:rPr>
-        <w:t>npm</w:t>
-      </w:r>
-      <w:proofErr w:type="spellEnd"/>
-      <w:r>
-        <w:rPr>
-          <w:lang w:bidi="ar-SA"/>
-        </w:rPr>
-        <w:t>), and deployment platforms (</w:t>
-      </w:r>
-      <w:proofErr w:type="spellStart"/>
-      <w:r>
-        <w:rPr>
-          <w:lang w:bidi="ar-SA"/>
-        </w:rPr>
-        <w:t>Vercel</w:t>
-      </w:r>
-      <w:proofErr w:type="spellEnd"/>
-      <w:r>
-        <w:rPr>
-          <w:lang w:bidi="ar-SA"/>
-        </w:rPr>
-        <w:t>) makes the development workflow efficient and manageable.</w:t>
+        <w:t> The availability of modern development tools, version control systems (Git/GitHub), package managers (npm), and deployment platforms (Vercel) makes the development workflow efficient and manageable.</w:t>
       </w:r>
     </w:p>
     <w:p>
@@ -11045,21 +10531,7 @@
         <w:rPr>
           <w:lang w:bidi="ar-SA"/>
         </w:rPr>
-        <w:t xml:space="preserve">The motivation for developing </w:t>
-      </w:r>
-      <w:proofErr w:type="spellStart"/>
-      <w:r>
-        <w:rPr>
-          <w:lang w:bidi="ar-SA"/>
-        </w:rPr>
-        <w:t>CounselDesk</w:t>
-      </w:r>
-      <w:proofErr w:type="spellEnd"/>
-      <w:r>
-        <w:rPr>
-          <w:lang w:bidi="ar-SA"/>
-        </w:rPr>
-        <w:t xml:space="preserve"> stems from multiple converging factors that highlight both the necessity and opportunity for innovation in legal service delivery.</w:t>
+        <w:t>The motivation for developing CounselDesk stems from multiple converging factors that highlight both the necessity and opportunity for innovation in legal service delivery.</w:t>
       </w:r>
     </w:p>
     <w:p>
@@ -11113,21 +10585,7 @@
         <w:rPr>
           <w:lang w:bidi="ar-SA"/>
         </w:rPr>
-        <w:t xml:space="preserve"> The fundamental principle that justice should be accessible to all, regardless of economic status or geographical location, drives the core mission of this project. By reducing barriers to legal consultation and providing transparent pricing, </w:t>
-      </w:r>
-      <w:proofErr w:type="spellStart"/>
-      <w:r>
-        <w:rPr>
-          <w:lang w:bidi="ar-SA"/>
-        </w:rPr>
-        <w:t>CounselDesk</w:t>
-      </w:r>
-      <w:proofErr w:type="spellEnd"/>
-      <w:r>
-        <w:rPr>
-          <w:lang w:bidi="ar-SA"/>
-        </w:rPr>
-        <w:t xml:space="preserve"> contributes to democratizing access to legal assistance.</w:t>
+        <w:t> The fundamental principle that justice should be accessible to all, regardless of economic status or geographical location, drives the core mission of this project. By reducing barriers to legal consultation and providing transparent pricing, CounselDesk contributes to democratizing access to legal assistance.</w:t>
       </w:r>
     </w:p>
     <w:p>
@@ -11250,47 +10708,11 @@
           <w:lang w:bidi="ar-SA"/>
         </w:rPr>
       </w:pPr>
-      <w:proofErr w:type="spellStart"/>
-      <w:r>
-        <w:rPr>
-          <w:lang w:bidi="ar-SA"/>
-        </w:rPr>
-        <w:t>CounselDesk</w:t>
-      </w:r>
-      <w:proofErr w:type="spellEnd"/>
-      <w:r>
-        <w:rPr>
-          <w:lang w:bidi="ar-SA"/>
-        </w:rPr>
-        <w:t xml:space="preserve"> is a full-stack web application designed as a comprehensive legal services marketplace that connects clients with verified legal professionals while providing AI-powered tools for legal information access. The platform is structured as a </w:t>
-      </w:r>
-      <w:proofErr w:type="spellStart"/>
-      <w:r>
-        <w:rPr>
-          <w:lang w:bidi="ar-SA"/>
-        </w:rPr>
-        <w:t>monorepo</w:t>
-      </w:r>
-      <w:proofErr w:type="spellEnd"/>
-      <w:r>
-        <w:rPr>
-          <w:lang w:bidi="ar-SA"/>
-        </w:rPr>
-        <w:t xml:space="preserve"> containing both frontend and backend applications, deployed as a serverless solution on </w:t>
-      </w:r>
-      <w:proofErr w:type="spellStart"/>
-      <w:r>
-        <w:rPr>
-          <w:lang w:bidi="ar-SA"/>
-        </w:rPr>
-        <w:t>Vercel</w:t>
-      </w:r>
-      <w:proofErr w:type="spellEnd"/>
-      <w:r>
-        <w:rPr>
-          <w:lang w:bidi="ar-SA"/>
-        </w:rPr>
-        <w:t>.</w:t>
+      <w:r>
+        <w:rPr>
+          <w:lang w:bidi="ar-SA"/>
+        </w:rPr>
+        <w:t>CounselDesk is a full-stack web application designed as a comprehensive legal services marketplace that connects clients with verified legal professionals while providing AI-powered tools for legal information access. The platform is structured as a monorepo containing both frontend and backend applications, deployed as a serverless solution on Vercel.</w:t>
       </w:r>
     </w:p>
     <w:p>
@@ -11446,21 +10868,7 @@
         <w:rPr>
           <w:lang w:bidi="ar-SA"/>
         </w:rPr>
-        <w:t xml:space="preserve"> Live consultations are facilitated through embedded </w:t>
-      </w:r>
-      <w:proofErr w:type="spellStart"/>
-      <w:r>
-        <w:rPr>
-          <w:lang w:bidi="ar-SA"/>
-        </w:rPr>
-        <w:t>Jitsi</w:t>
-      </w:r>
-      <w:proofErr w:type="spellEnd"/>
-      <w:r>
-        <w:rPr>
-          <w:lang w:bidi="ar-SA"/>
-        </w:rPr>
-        <w:t xml:space="preserve"> Meet video conferences, providing secure, encrypted communication channels without requiring users to install additional software. Meeting links are automatically generated and shared with both parties upon appointment confirmation.</w:t>
+        <w:t> Live consultations are facilitated through embedded Jitsi Meet video conferences, providing secure, encrypted communication channels without requiring users to install additional software. Meeting links are automatically generated and shared with both parties upon appointment confirmation.</w:t>
       </w:r>
     </w:p>
     <w:p>
@@ -11623,21 +11031,7 @@
         <w:rPr>
           <w:lang w:bidi="ar-SA"/>
         </w:rPr>
-        <w:t xml:space="preserve"> Automated email notifications keep users informed about appointment confirmations, cancellations, lawyer verification status, payment receipts, and important platform updates using </w:t>
-      </w:r>
-      <w:proofErr w:type="spellStart"/>
-      <w:r>
-        <w:rPr>
-          <w:lang w:bidi="ar-SA"/>
-        </w:rPr>
-        <w:t>Nodemailer</w:t>
-      </w:r>
-      <w:proofErr w:type="spellEnd"/>
-      <w:r>
-        <w:rPr>
-          <w:lang w:bidi="ar-SA"/>
-        </w:rPr>
-        <w:t xml:space="preserve"> integration.</w:t>
+        <w:t> Automated email notifications keep users informed about appointment confirmations, cancellations, lawyer verification status, payment receipts, and important platform updates using Nodemailer integration.</w:t>
       </w:r>
     </w:p>
     <w:p>
@@ -11664,21 +11058,7 @@
         <w:rPr>
           <w:lang w:bidi="ar-SA"/>
         </w:rPr>
-        <w:t xml:space="preserve"> Backend </w:t>
-      </w:r>
-      <w:proofErr w:type="spellStart"/>
-      <w:r>
-        <w:rPr>
-          <w:lang w:bidi="ar-SA"/>
-        </w:rPr>
-        <w:t>cron</w:t>
-      </w:r>
-      <w:proofErr w:type="spellEnd"/>
-      <w:r>
-        <w:rPr>
-          <w:lang w:bidi="ar-SA"/>
-        </w:rPr>
-        <w:t xml:space="preserve"> jobs run daily to perform maintenance tasks including updating lawyer availability slots, marking completed appointments, sending reminder notifications, and cleaning up expired data.</w:t>
+        <w:t> Backend cron jobs run daily to perform maintenance tasks including updating lawyer availability slots, marking completed appointments, sending reminder notifications, and cleaning up expired data.</w:t>
       </w:r>
     </w:p>
     <w:p>
@@ -11713,21 +11093,7 @@
         <w:rPr>
           <w:lang w:bidi="ar-SA"/>
         </w:rPr>
-        <w:t xml:space="preserve">The </w:t>
-      </w:r>
-      <w:proofErr w:type="spellStart"/>
-      <w:r>
-        <w:rPr>
-          <w:lang w:bidi="ar-SA"/>
-        </w:rPr>
-        <w:t>CounselDesk</w:t>
-      </w:r>
-      <w:proofErr w:type="spellEnd"/>
-      <w:r>
-        <w:rPr>
-          <w:lang w:bidi="ar-SA"/>
-        </w:rPr>
-        <w:t xml:space="preserve"> platform operates on a multi-role architecture designed to support secure, structured, and role-specific interactions between its primary stakeholders. The responsibilities and capabilities of each role are clearly defined, as depicted in</w:t>
+        <w:t>The CounselDesk platform operates on a multi-role architecture designed to support secure, structured, and role-specific interactions between its primary stakeholders. The responsibilities and capabilities of each role are clearly defined, as depicted in</w:t>
       </w:r>
       <w:r>
         <w:rPr>
@@ -11815,21 +11181,7 @@
         <w:rPr>
           <w:lang w:bidi="ar-SA"/>
         </w:rPr>
-        <w:t xml:space="preserve"> which presents the Use-Case Diagram of </w:t>
-      </w:r>
-      <w:proofErr w:type="spellStart"/>
-      <w:r>
-        <w:rPr>
-          <w:lang w:bidi="ar-SA"/>
-        </w:rPr>
-        <w:t>CounselDesk</w:t>
-      </w:r>
-      <w:proofErr w:type="spellEnd"/>
-      <w:r>
-        <w:rPr>
-          <w:lang w:bidi="ar-SA"/>
-        </w:rPr>
-        <w:t xml:space="preserve"> and outlines how each actor engages with the system.</w:t>
+        <w:t xml:space="preserve"> which presents the Use-Case Diagram of CounselDesk and outlines how each actor engages with the system.</w:t>
       </w:r>
       <w:r>
         <w:rPr>
@@ -11864,21 +11216,7 @@
         <w:rPr>
           <w:lang w:bidi="ar-SA"/>
         </w:rPr>
-        <w:t xml:space="preserve">Users are individuals seeking legal assistance. They can register securely, search and filter lawyers based on specialization, and book appointments using an interactive calendar. Payments are processed safely via Stripe Checkout, and consultations are conducted through embedded </w:t>
-      </w:r>
-      <w:proofErr w:type="spellStart"/>
-      <w:r>
-        <w:rPr>
-          <w:lang w:bidi="ar-SA"/>
-        </w:rPr>
-        <w:t>Jitsi</w:t>
-      </w:r>
-      <w:proofErr w:type="spellEnd"/>
-      <w:r>
-        <w:rPr>
-          <w:lang w:bidi="ar-SA"/>
-        </w:rPr>
-        <w:t xml:space="preserve"> Meet video sessions. Users can also use AI tools powered by Google Gemini API to summarize legal documents and access Indian legal codes. After each consultation, they can rate and review lawyers, ensuring a transparent and quality-driven ecosystem.</w:t>
+        <w:t>Users are individuals seeking legal assistance. They can register securely, search and filter lawyers based on specialization, and book appointments using an interactive calendar. Payments are processed safely via Stripe Checkout, and consultations are conducted through embedded Jitsi Meet video sessions. Users can also use AI tools powered by Google Gemini API to summarize legal documents and access Indian legal codes. After each consultation, they can rate and review lawyers, ensuring a transparent and quality-driven ecosystem.</w:t>
       </w:r>
     </w:p>
     <w:p>
@@ -11936,35 +11274,7 @@
         <w:rPr>
           <w:lang w:bidi="ar-SA"/>
         </w:rPr>
-        <w:t xml:space="preserve">Administrators oversee the complete platform, ensuring authenticity, security, and operational integrity. They verify lawyer credentials, manage user and lawyer accounts, monitor transactions, and </w:t>
-      </w:r>
-      <w:proofErr w:type="spellStart"/>
-      <w:r>
-        <w:rPr>
-          <w:lang w:bidi="ar-SA"/>
-        </w:rPr>
-        <w:t>analyze</w:t>
-      </w:r>
-      <w:proofErr w:type="spellEnd"/>
-      <w:r>
-        <w:rPr>
-          <w:lang w:bidi="ar-SA"/>
-        </w:rPr>
-        <w:t xml:space="preserve"> platform performance. Admins also handle system maintenance, </w:t>
-      </w:r>
-      <w:proofErr w:type="spellStart"/>
-      <w:r>
-        <w:rPr>
-          <w:lang w:bidi="ar-SA"/>
-        </w:rPr>
-        <w:t>cron</w:t>
-      </w:r>
-      <w:proofErr w:type="spellEnd"/>
-      <w:r>
-        <w:rPr>
-          <w:lang w:bidi="ar-SA"/>
-        </w:rPr>
-        <w:t xml:space="preserve"> job automation, and moderation of AI and forum content to maintain compliance and data protection.</w:t>
+        <w:t>Administrators oversee the complete platform, ensuring authenticity, security, and operational integrity. They verify lawyer credentials, manage user and lawyer accounts, monitor transactions, and analyze platform performance. Admins also handle system maintenance, cron job automation, and moderation of AI and forum content to maintain compliance and data protection.</w:t>
       </w:r>
     </w:p>
     <w:p>
@@ -12069,14 +11379,9 @@
         <w:t xml:space="preserve">: </w:t>
       </w:r>
       <w:r>
-        <w:t xml:space="preserve">Use-Case Diagram of </w:t>
-      </w:r>
-      <w:proofErr w:type="spellStart"/>
-      <w:r>
-        <w:t>CounselDesk</w:t>
+        <w:t>Use-Case Diagram of CounselDesk</w:t>
       </w:r>
       <w:bookmarkEnd w:id="22"/>
-      <w:proofErr w:type="spellEnd"/>
     </w:p>
     <w:p>
       <w:pPr>
@@ -12107,21 +11412,7 @@
         <w:rPr>
           <w:lang w:bidi="ar-SA"/>
         </w:rPr>
-        <w:t xml:space="preserve">To ensure smooth development and testing of the </w:t>
-      </w:r>
-      <w:proofErr w:type="spellStart"/>
-      <w:r>
-        <w:rPr>
-          <w:lang w:bidi="ar-SA"/>
-        </w:rPr>
-        <w:t>CounselDesk</w:t>
-      </w:r>
-      <w:proofErr w:type="spellEnd"/>
-      <w:r>
-        <w:rPr>
-          <w:lang w:bidi="ar-SA"/>
-        </w:rPr>
-        <w:t xml:space="preserve"> platform, appropriate hardware resources are required. The minimum and recommended configurations used during development are summarized in</w:t>
+        <w:t>To ensure smooth development and testing of the CounselDesk platform, appropriate hardware resources are required. The minimum and recommended configurations used during development are summarized in</w:t>
       </w:r>
       <w:r>
         <w:rPr>
@@ -12387,21 +11678,7 @@
               <w:rPr>
                 <w:lang w:bidi="ar-SA"/>
               </w:rPr>
-              <w:t xml:space="preserve">Intel Core i5 8th Gen / AMD </w:t>
-            </w:r>
-            <w:proofErr w:type="spellStart"/>
-            <w:r>
-              <w:rPr>
-                <w:lang w:bidi="ar-SA"/>
-              </w:rPr>
-              <w:t>Ryzen</w:t>
-            </w:r>
-            <w:proofErr w:type="spellEnd"/>
-            <w:r>
-              <w:rPr>
-                <w:lang w:bidi="ar-SA"/>
-              </w:rPr>
-              <w:t xml:space="preserve"> 5 3600</w:t>
+              <w:t>Intel Core i5 8th Gen / AMD Ryzen 5 3600</w:t>
             </w:r>
           </w:p>
         </w:tc>
@@ -12422,21 +11699,7 @@
               <w:rPr>
                 <w:lang w:bidi="ar-SA"/>
               </w:rPr>
-              <w:t xml:space="preserve">Intel Core i7 10th Gen / AMD </w:t>
-            </w:r>
-            <w:proofErr w:type="spellStart"/>
-            <w:r>
-              <w:rPr>
-                <w:lang w:bidi="ar-SA"/>
-              </w:rPr>
-              <w:t>Ryzen</w:t>
-            </w:r>
-            <w:proofErr w:type="spellEnd"/>
-            <w:r>
-              <w:rPr>
-                <w:lang w:bidi="ar-SA"/>
-              </w:rPr>
-              <w:t xml:space="preserve"> 7 5800X</w:t>
+              <w:t>Intel Core i7 10th Gen / AMD Ryzen 7 5800X</w:t>
             </w:r>
           </w:p>
         </w:tc>
@@ -12614,21 +11877,7 @@
               <w:rPr>
                 <w:lang w:bidi="ar-SA"/>
               </w:rPr>
-              <w:t xml:space="preserve">512 GB </w:t>
-            </w:r>
-            <w:proofErr w:type="spellStart"/>
-            <w:r>
-              <w:rPr>
-                <w:lang w:bidi="ar-SA"/>
-              </w:rPr>
-              <w:t>NVMe</w:t>
-            </w:r>
-            <w:proofErr w:type="spellEnd"/>
-            <w:r>
-              <w:rPr>
-                <w:lang w:bidi="ar-SA"/>
-              </w:rPr>
-              <w:t xml:space="preserve"> SSD</w:t>
+              <w:t>512 GB NVMe SSD</w:t>
             </w:r>
           </w:p>
         </w:tc>
@@ -13239,21 +12488,7 @@
         <w:rPr>
           <w:lang w:bidi="ar-SA"/>
         </w:rPr>
-        <w:t xml:space="preserve">The complete technology stack for developing, deploying, and maintaining the </w:t>
-      </w:r>
-      <w:proofErr w:type="spellStart"/>
-      <w:r>
-        <w:rPr>
-          <w:lang w:bidi="ar-SA"/>
-        </w:rPr>
-        <w:t>CounselDesk</w:t>
-      </w:r>
-      <w:proofErr w:type="spellEnd"/>
-      <w:r>
-        <w:rPr>
-          <w:lang w:bidi="ar-SA"/>
-        </w:rPr>
-        <w:t xml:space="preserve"> platform is outlined in</w:t>
+        <w:t>The complete technology stack for developing, deploying, and maintaining the CounselDesk platform is outlined in</w:t>
       </w:r>
       <w:r>
         <w:rPr>
@@ -13844,19 +13079,11 @@
                 <w:lang w:bidi="ar-SA"/>
               </w:rPr>
             </w:pPr>
-            <w:proofErr w:type="spellStart"/>
-            <w:r>
-              <w:rPr>
-                <w:lang w:bidi="ar-SA"/>
-              </w:rPr>
-              <w:t>Jitsi</w:t>
-            </w:r>
-            <w:proofErr w:type="spellEnd"/>
-            <w:r>
-              <w:rPr>
-                <w:lang w:bidi="ar-SA"/>
-              </w:rPr>
-              <w:t xml:space="preserve"> Meet SDK</w:t>
+            <w:r>
+              <w:rPr>
+                <w:lang w:bidi="ar-SA"/>
+              </w:rPr>
+              <w:t>Jitsi Meet SDK</w:t>
             </w:r>
           </w:p>
         </w:tc>
@@ -14519,14 +13746,12 @@
                 <w:lang w:bidi="ar-SA"/>
               </w:rPr>
             </w:pPr>
-            <w:proofErr w:type="spellStart"/>
             <w:r>
               <w:rPr>
                 <w:lang w:bidi="ar-SA"/>
               </w:rPr>
               <w:t>Vercel</w:t>
             </w:r>
-            <w:proofErr w:type="spellEnd"/>
           </w:p>
         </w:tc>
         <w:tc>
@@ -14688,21 +13913,7 @@
         <w:rPr>
           <w:lang w:bidi="ar-SA"/>
         </w:rPr>
-        <w:t xml:space="preserve"> reviews existing legal-tech systems, related research, and technologies, highlighting the innovation and architectural choices that distinguish </w:t>
-      </w:r>
-      <w:proofErr w:type="spellStart"/>
-      <w:r>
-        <w:rPr>
-          <w:lang w:bidi="ar-SA"/>
-        </w:rPr>
-        <w:t>CounselDesk</w:t>
-      </w:r>
-      <w:proofErr w:type="spellEnd"/>
-      <w:r>
-        <w:rPr>
-          <w:lang w:bidi="ar-SA"/>
-        </w:rPr>
-        <w:t>.</w:t>
+        <w:t xml:space="preserve"> reviews existing legal-tech systems, related research, and technologies, highlighting the innovation and architectural choices that distinguish CounselDesk.</w:t>
       </w:r>
     </w:p>
     <w:p>
@@ -14888,105 +14099,35 @@
         <w:rPr>
           <w:lang w:bidi="ar-SA"/>
         </w:rPr>
-        <w:t xml:space="preserve">The development of </w:t>
-      </w:r>
-      <w:proofErr w:type="spellStart"/>
-      <w:r>
-        <w:rPr>
-          <w:lang w:bidi="ar-SA"/>
-        </w:rPr>
-        <w:t>CounselDesk</w:t>
-      </w:r>
-      <w:proofErr w:type="spellEnd"/>
-      <w:r>
-        <w:rPr>
-          <w:lang w:bidi="ar-SA"/>
-        </w:rPr>
-        <w:t xml:space="preserve"> as an AI-powered legal services platform necessitates a comprehensive understanding of the existing landscape of legal technology, the technological foundations upon which the platform is built, and the gaps in current solutions that the project aims to address. This chapter presents a systematic review of relevant literature, technologies, and existing platforms that inform the design and implementation decisions of </w:t>
-      </w:r>
-      <w:proofErr w:type="spellStart"/>
-      <w:r>
-        <w:rPr>
-          <w:lang w:bidi="ar-SA"/>
-        </w:rPr>
-        <w:t>CounselDesk</w:t>
-      </w:r>
-      <w:proofErr w:type="spellEnd"/>
-      <w:r>
-        <w:rPr>
-          <w:lang w:bidi="ar-SA"/>
-        </w:rPr>
-        <w:t>.​</w:t>
-      </w:r>
-    </w:p>
-    <w:p>
-      <w:pPr>
-        <w:spacing w:line="360" w:lineRule="auto"/>
-        <w:rPr>
-          <w:lang w:bidi="ar-SA"/>
-        </w:rPr>
-      </w:pPr>
-      <w:r>
-        <w:rPr>
-          <w:lang w:bidi="ar-SA"/>
-        </w:rPr>
-        <w:t xml:space="preserve">The literature review is structured to provide both breadth and depth of understanding. First, we examine the evolution of legal technology platforms globally and specifically in India, tracing the journey from basic digitization efforts to sophisticated AI-powered solutions. Second, we conduct a detailed technical review of the core technologies employed in the platform, including full-stack web development frameworks, authentication mechanisms, payment processing systems, video conferencing solutions, and artificial intelligence applications in legal services. Third, we </w:t>
-      </w:r>
-      <w:proofErr w:type="spellStart"/>
-      <w:r>
-        <w:rPr>
-          <w:lang w:bidi="ar-SA"/>
-        </w:rPr>
-        <w:t>analyze</w:t>
-      </w:r>
-      <w:proofErr w:type="spellEnd"/>
-      <w:r>
-        <w:rPr>
-          <w:lang w:bidi="ar-SA"/>
-        </w:rPr>
-        <w:t xml:space="preserve"> related work and competing platforms to identify their strengths, limitations, and the opportunities they present for innovation. Finally, we synthesize these findings to articulate the gaps that </w:t>
-      </w:r>
-      <w:proofErr w:type="spellStart"/>
-      <w:r>
-        <w:rPr>
-          <w:lang w:bidi="ar-SA"/>
-        </w:rPr>
-        <w:t>CounselDesk</w:t>
-      </w:r>
-      <w:proofErr w:type="spellEnd"/>
-      <w:r>
-        <w:rPr>
-          <w:lang w:bidi="ar-SA"/>
-        </w:rPr>
-        <w:t xml:space="preserve"> addresses and justify our architectural and design decisions.​</w:t>
-      </w:r>
-    </w:p>
-    <w:p>
-      <w:pPr>
-        <w:spacing w:line="360" w:lineRule="auto"/>
-        <w:rPr>
-          <w:lang w:bidi="ar-SA"/>
-        </w:rPr>
-      </w:pPr>
-      <w:r>
-        <w:rPr>
-          <w:lang w:bidi="ar-SA"/>
-        </w:rPr>
-        <w:t xml:space="preserve">This review draws upon academic research, industry reports, technical documentation, and case studies of successful legal technology implementations to establish a solid theoretical and practical foundation for the </w:t>
-      </w:r>
-      <w:proofErr w:type="spellStart"/>
-      <w:r>
-        <w:rPr>
-          <w:lang w:bidi="ar-SA"/>
-        </w:rPr>
-        <w:t>CounselDesk</w:t>
-      </w:r>
-      <w:proofErr w:type="spellEnd"/>
-      <w:r>
-        <w:rPr>
-          <w:lang w:bidi="ar-SA"/>
-        </w:rPr>
-        <w:t xml:space="preserve"> platform.</w:t>
+        <w:t>The development of CounselDesk as an AI-powered legal services platform necessitates a comprehensive understanding of the existing landscape of legal technology, the technological foundations upon which the platform is built, and the gaps in current solutions that the project aims to address. This chapter presents a systematic review of relevant literature, technologies, and existing platforms that inform the design and implementation decisions of CounselDesk.​</w:t>
+      </w:r>
+    </w:p>
+    <w:p>
+      <w:pPr>
+        <w:spacing w:line="360" w:lineRule="auto"/>
+        <w:rPr>
+          <w:lang w:bidi="ar-SA"/>
+        </w:rPr>
+      </w:pPr>
+      <w:r>
+        <w:rPr>
+          <w:lang w:bidi="ar-SA"/>
+        </w:rPr>
+        <w:t>The literature review is structured to provide both breadth and depth of understanding. First, we examine the evolution of legal technology platforms globally and specifically in India, tracing the journey from basic digitization efforts to sophisticated AI-powered solutions. Second, we conduct a detailed technical review of the core technologies employed in the platform, including full-stack web development frameworks, authentication mechanisms, payment processing systems, video conferencing solutions, and artificial intelligence applications in legal services. Third, we analyze related work and competing platforms to identify their strengths, limitations, and the opportunities they present for innovation. Finally, we synthesize these findings to articulate the gaps that CounselDesk addresses and justify our architectural and design decisions.​</w:t>
+      </w:r>
+    </w:p>
+    <w:p>
+      <w:pPr>
+        <w:spacing w:line="360" w:lineRule="auto"/>
+        <w:rPr>
+          <w:lang w:bidi="ar-SA"/>
+        </w:rPr>
+      </w:pPr>
+      <w:r>
+        <w:rPr>
+          <w:lang w:bidi="ar-SA"/>
+        </w:rPr>
+        <w:t>This review draws upon academic research, industry reports, technical documentation, and case studies of successful legal technology implementations to establish a solid theoretical and practical foundation for the CounselDesk platform.</w:t>
       </w:r>
     </w:p>
     <w:p>
@@ -15023,43 +14164,21 @@
         <w:rPr>
           <w:lang w:bidi="ar-SA"/>
         </w:rPr>
-        <w:t xml:space="preserve">India's legal technology journey began around 2000, slightly lagging behind Western markets but following a similar trajectory of rapid adoption once initial barriers were overcome. The early 2000s saw the launch of pioneering platforms like </w:t>
-      </w:r>
-      <w:proofErr w:type="spellStart"/>
-      <w:r>
-        <w:rPr>
-          <w:lang w:bidi="ar-SA"/>
-        </w:rPr>
-        <w:t>Manupatra</w:t>
-      </w:r>
-      <w:proofErr w:type="spellEnd"/>
-      <w:r>
-        <w:rPr>
-          <w:lang w:bidi="ar-SA"/>
-        </w:rPr>
-        <w:t>, which created India's first online legal research database. Before this, legal research in India was entirely paper-based, requiring lawyers to spend countless hours in physical libraries searching through volumes of case reports and statute books.​</w:t>
-      </w:r>
-    </w:p>
-    <w:p>
-      <w:pPr>
-        <w:spacing w:line="360" w:lineRule="auto"/>
-        <w:rPr>
-          <w:lang w:bidi="ar-SA"/>
-        </w:rPr>
-      </w:pPr>
-      <w:proofErr w:type="spellStart"/>
-      <w:r>
-        <w:rPr>
-          <w:lang w:bidi="ar-SA"/>
-        </w:rPr>
-        <w:t>Manupatra's</w:t>
-      </w:r>
-      <w:proofErr w:type="spellEnd"/>
-      <w:r>
-        <w:rPr>
-          <w:lang w:bidi="ar-SA"/>
-        </w:rPr>
-        <w:t xml:space="preserve"> platform represented a revolutionary change, providing lawyers access to case laws from various courts in India, central and state legislations, and government notifications through a single online interface. The customization of search options—enabling searches by keywords, year of judgment, judge names, and relevant legal provisions—was a luxury previously unknown to Indian lawyers. The Information Technology Act of 2000 further accelerated this transformation by providing legal recognition to e-signatures and digital documents, creating the regulatory foundation for digital legal services.​</w:t>
+        <w:t>India's legal technology journey began around 2000, slightly lagging behind Western markets but following a similar trajectory of rapid adoption once initial barriers were overcome. The early 2000s saw the launch of pioneering platforms like Manupatra, which created India's first online legal research database. Before this, legal research in India was entirely paper-based, requiring lawyers to spend countless hours in physical libraries searching through volumes of case reports and statute books.​</w:t>
+      </w:r>
+    </w:p>
+    <w:p>
+      <w:pPr>
+        <w:spacing w:line="360" w:lineRule="auto"/>
+        <w:rPr>
+          <w:lang w:bidi="ar-SA"/>
+        </w:rPr>
+      </w:pPr>
+      <w:r>
+        <w:rPr>
+          <w:lang w:bidi="ar-SA"/>
+        </w:rPr>
+        <w:t>Manupatra's platform represented a revolutionary change, providing lawyers access to case laws from various courts in India, central and state legislations, and government notifications through a single online interface. The customization of search options—enabling searches by keywords, year of judgment, judge names, and relevant legal provisions—was a luxury previously unknown to Indian lawyers. The Information Technology Act of 2000 further accelerated this transformation by providing legal recognition to e-signatures and digital documents, creating the regulatory foundation for digital legal services.​</w:t>
       </w:r>
     </w:p>
     <w:p>
@@ -15116,21 +14235,7 @@
         <w:rPr>
           <w:lang w:bidi="ar-SA"/>
         </w:rPr>
-        <w:t xml:space="preserve">By 2020, India's legal tech sector was valued at USD 385 million, with approximately 835-950 startups operating in the space. The Supreme Court of India embarked on major digitization initiatives, including digitizing over 10.5 million pages of civil appeals and launching an Integrated Case Management System (ICMS) for the judiciary. The government announced ambitious funding programs, including ₹7,210 crore for e-Courts and ₹10,371 crore for the </w:t>
-      </w:r>
-      <w:proofErr w:type="spellStart"/>
-      <w:r>
-        <w:rPr>
-          <w:lang w:bidi="ar-SA"/>
-        </w:rPr>
-        <w:t>IndiaAI</w:t>
-      </w:r>
-      <w:proofErr w:type="spellEnd"/>
-      <w:r>
-        <w:rPr>
-          <w:lang w:bidi="ar-SA"/>
-        </w:rPr>
-        <w:t xml:space="preserve"> mission.​</w:t>
+        <w:t>By 2020, India's legal tech sector was valued at USD 385 million, with approximately 835-950 startups operating in the space. The Supreme Court of India embarked on major digitization initiatives, including digitizing over 10.5 million pages of civil appeals and launching an Integrated Case Management System (ICMS) for the judiciary. The government announced ambitious funding programs, including ₹7,210 crore for e-Courts and ₹10,371 crore for the IndiaAI mission.​</w:t>
       </w:r>
     </w:p>
     <w:p>
@@ -15270,21 +14375,7 @@
         <w:rPr>
           <w:lang w:bidi="ar-SA"/>
         </w:rPr>
-        <w:t xml:space="preserve">highlights how current solutions predominantly focus on legal research, often lacking integrated client–lawyer interaction, video consultation workflows, or AI-supported advisory tools. This comparison provides a foundation for identifying the innovation gap that </w:t>
-      </w:r>
-      <w:proofErr w:type="spellStart"/>
-      <w:r>
-        <w:rPr>
-          <w:lang w:bidi="ar-SA"/>
-        </w:rPr>
-        <w:t>CounselDesk</w:t>
-      </w:r>
-      <w:proofErr w:type="spellEnd"/>
-      <w:r>
-        <w:rPr>
-          <w:lang w:bidi="ar-SA"/>
-        </w:rPr>
-        <w:t xml:space="preserve"> aims to address.</w:t>
+        <w:t>highlights how current solutions predominantly focus on legal research, often lacking integrated client–lawyer interaction, video consultation workflows, or AI-supported advisory tools. This comparison provides a foundation for identifying the innovation gap that CounselDesk aims to address.</w:t>
       </w:r>
     </w:p>
     <w:p>
@@ -15504,7 +14595,6 @@
                 <w:lang w:bidi="ar-SA"/>
               </w:rPr>
             </w:pPr>
-            <w:proofErr w:type="spellStart"/>
             <w:r>
               <w:rPr>
                 <w:rFonts w:cs="Times New Roman"/>
@@ -15515,7 +14605,6 @@
               </w:rPr>
               <w:t>Manupatra</w:t>
             </w:r>
-            <w:proofErr w:type="spellEnd"/>
           </w:p>
         </w:tc>
         <w:tc>
@@ -15659,7 +14748,6 @@
                 <w:lang w:bidi="ar-SA"/>
               </w:rPr>
             </w:pPr>
-            <w:proofErr w:type="spellStart"/>
             <w:r>
               <w:rPr>
                 <w:rFonts w:cs="Times New Roman"/>
@@ -15670,7 +14758,6 @@
               </w:rPr>
               <w:t>LegitQuest</w:t>
             </w:r>
-            <w:proofErr w:type="spellEnd"/>
           </w:p>
         </w:tc>
         <w:tc>
@@ -15967,7 +15054,6 @@
                 <w:lang w:bidi="ar-SA"/>
               </w:rPr>
             </w:pPr>
-            <w:proofErr w:type="spellStart"/>
             <w:r>
               <w:rPr>
                 <w:rFonts w:cs="Times New Roman"/>
@@ -15978,7 +15064,6 @@
               </w:rPr>
               <w:t>Vakilsearch</w:t>
             </w:r>
-            <w:proofErr w:type="spellEnd"/>
           </w:p>
         </w:tc>
         <w:tc>
@@ -16122,7 +15207,6 @@
                 <w:lang w:bidi="ar-SA"/>
               </w:rPr>
             </w:pPr>
-            <w:proofErr w:type="spellStart"/>
             <w:r>
               <w:rPr>
                 <w:rFonts w:cs="Times New Roman"/>
@@ -16133,7 +15217,6 @@
               </w:rPr>
               <w:t>LawRato</w:t>
             </w:r>
-            <w:proofErr w:type="spellEnd"/>
           </w:p>
         </w:tc>
         <w:tc>
@@ -16277,7 +15360,6 @@
                 <w:lang w:bidi="ar-SA"/>
               </w:rPr>
             </w:pPr>
-            <w:proofErr w:type="spellStart"/>
             <w:r>
               <w:rPr>
                 <w:rFonts w:cs="Times New Roman"/>
@@ -16288,7 +15370,6 @@
               </w:rPr>
               <w:t>MyAdvo</w:t>
             </w:r>
-            <w:proofErr w:type="spellEnd"/>
           </w:p>
         </w:tc>
         <w:tc>
@@ -16739,7 +15820,6 @@
                 <w:lang w:bidi="ar-SA"/>
               </w:rPr>
             </w:pPr>
-            <w:proofErr w:type="spellStart"/>
             <w:r>
               <w:rPr>
                 <w:rFonts w:cs="Times New Roman"/>
@@ -16750,7 +15830,6 @@
               </w:rPr>
               <w:t>UpCounsel</w:t>
             </w:r>
-            <w:proofErr w:type="spellEnd"/>
           </w:p>
         </w:tc>
         <w:tc>
@@ -17047,7 +16126,6 @@
                 <w:lang w:bidi="ar-SA"/>
               </w:rPr>
             </w:pPr>
-            <w:proofErr w:type="spellStart"/>
             <w:r>
               <w:rPr>
                 <w:rFonts w:cs="Times New Roman"/>
@@ -17058,7 +16136,6 @@
               </w:rPr>
               <w:t>Legistify</w:t>
             </w:r>
-            <w:proofErr w:type="spellEnd"/>
           </w:p>
         </w:tc>
         <w:tc>
@@ -17180,25 +16257,7 @@
                 <w:szCs w:val="24"/>
                 <w:lang w:bidi="ar-SA"/>
               </w:rPr>
-              <w:t xml:space="preserve">Enterprise-focused, </w:t>
-            </w:r>
-            <w:proofErr w:type="gramStart"/>
-            <w:r>
-              <w:rPr>
-                <w:rFonts w:cs="Times New Roman"/>
-                <w:szCs w:val="24"/>
-                <w:lang w:bidi="ar-SA"/>
-              </w:rPr>
-              <w:t>Not</w:t>
-            </w:r>
-            <w:proofErr w:type="gramEnd"/>
-            <w:r>
-              <w:rPr>
-                <w:rFonts w:cs="Times New Roman"/>
-                <w:szCs w:val="24"/>
-                <w:lang w:bidi="ar-SA"/>
-              </w:rPr>
-              <w:t xml:space="preserve"> for individuals</w:t>
+              <w:t>Enterprise-focused, Not for individuals</w:t>
             </w:r>
           </w:p>
         </w:tc>
@@ -17244,21 +16303,7 @@
         <w:rPr>
           <w:lang w:bidi="ar-SA"/>
         </w:rPr>
-        <w:t xml:space="preserve">The MERN stack (MongoDB, Express.js, React, Node.js) has emerged as one of the most popular technology combinations for building modern web applications, particularly single-page applications (SPAs) that require real-time interactivity and scalability. This stack offers several advantages that make it particularly suitable for platforms like </w:t>
-      </w:r>
-      <w:proofErr w:type="spellStart"/>
-      <w:r>
-        <w:rPr>
-          <w:lang w:bidi="ar-SA"/>
-        </w:rPr>
-        <w:t>CounselDesk</w:t>
-      </w:r>
-      <w:proofErr w:type="spellEnd"/>
-      <w:r>
-        <w:rPr>
-          <w:lang w:bidi="ar-SA"/>
-        </w:rPr>
-        <w:t>.​</w:t>
+        <w:t>The MERN stack (MongoDB, Express.js, React, Node.js) has emerged as one of the most popular technology combinations for building modern web applications, particularly single-page applications (SPAs) that require real-time interactivity and scalability. This stack offers several advantages that make it particularly suitable for platforms like CounselDesk.​</w:t>
       </w:r>
     </w:p>
     <w:p>
@@ -17280,21 +16325,7 @@
         <w:rPr>
           <w:lang w:bidi="ar-SA"/>
         </w:rPr>
-        <w:t xml:space="preserve"> React 18, released in March 2022, introduced concurrent rendering capabilities that improve application responsiveness and user experience. The component-based architecture promotes reusability and maintainability, allowing developers to build complex user interfaces from small, isolated pieces. </w:t>
-      </w:r>
-      <w:proofErr w:type="spellStart"/>
-      <w:r>
-        <w:rPr>
-          <w:lang w:bidi="ar-SA"/>
-        </w:rPr>
-        <w:t>React's</w:t>
-      </w:r>
-      <w:proofErr w:type="spellEnd"/>
-      <w:r>
-        <w:rPr>
-          <w:lang w:bidi="ar-SA"/>
-        </w:rPr>
-        <w:t xml:space="preserve"> virtual DOM implementation optimizes rendering performance by minimizing direct manipulation of the actual DOM, resulting in faster updates and smoother user interactions.​</w:t>
+        <w:t> React 18, released in March 2022, introduced concurrent rendering capabilities that improve application responsiveness and user experience. The component-based architecture promotes reusability and maintainability, allowing developers to build complex user interfaces from small, isolated pieces. React's virtual DOM implementation optimizes rendering performance by minimizing direct manipulation of the actual DOM, resulting in faster updates and smoother user interactions.​</w:t>
       </w:r>
     </w:p>
     <w:p>
@@ -17337,21 +16368,7 @@
         <w:rPr>
           <w:lang w:bidi="ar-SA"/>
         </w:rPr>
-        <w:t xml:space="preserve"> Traditional build tools like webpack, while powerful, often suffer from slow development server startup times and hot module replacement (HMR) delays as projects grow larger. Vite addresses these issues by leveraging native ES modules in the browser during development and using </w:t>
-      </w:r>
-      <w:proofErr w:type="spellStart"/>
-      <w:r>
-        <w:rPr>
-          <w:lang w:bidi="ar-SA"/>
-        </w:rPr>
-        <w:t>esbuild</w:t>
-      </w:r>
-      <w:proofErr w:type="spellEnd"/>
-      <w:r>
-        <w:rPr>
-          <w:lang w:bidi="ar-SA"/>
-        </w:rPr>
-        <w:t xml:space="preserve"> for dependency pre-bundling. This approach results in near-instantaneous server startup regardless of application size and lightning-fast HMR that preserves application state.​</w:t>
+        <w:t> Traditional build tools like webpack, while powerful, often suffer from slow development server startup times and hot module replacement (HMR) delays as projects grow larger. Vite addresses these issues by leveraging native ES modules in the browser during development and using esbuild for dependency pre-bundling. This approach results in near-instantaneous server startup regardless of application size and lightning-fast HMR that preserves application state.​</w:t>
       </w:r>
     </w:p>
     <w:p>
@@ -17415,21 +16432,7 @@
         <w:rPr>
           <w:lang w:bidi="ar-SA"/>
         </w:rPr>
-        <w:t xml:space="preserve">The asynchronous, event-driven architecture of Node.js makes it particularly well-suited for I/O-intensive applications like </w:t>
-      </w:r>
-      <w:proofErr w:type="spellStart"/>
-      <w:r>
-        <w:rPr>
-          <w:lang w:bidi="ar-SA"/>
-        </w:rPr>
-        <w:t>CounselDesk</w:t>
-      </w:r>
-      <w:proofErr w:type="spellEnd"/>
-      <w:r>
-        <w:rPr>
-          <w:lang w:bidi="ar-SA"/>
-        </w:rPr>
-        <w:t>, which involves frequent database operations, third-party API calls, and real-time communication. Node.js can handle thousands of concurrent connections with minimal overhead, making it highly scalable.</w:t>
+        <w:t>The asynchronous, event-driven architecture of Node.js makes it particularly well-suited for I/O-intensive applications like CounselDesk, which involves frequent database operations, third-party API calls, and real-time communication. Node.js can handle thousands of concurrent connections with minimal overhead, making it highly scalable.</w:t>
       </w:r>
     </w:p>
     <w:p>
@@ -17465,21 +16468,7 @@
         <w:rPr>
           <w:lang w:bidi="ar-SA"/>
         </w:rPr>
-        <w:t xml:space="preserve">Mongoose, an Object Data </w:t>
-      </w:r>
-      <w:proofErr w:type="spellStart"/>
-      <w:r>
-        <w:rPr>
-          <w:lang w:bidi="ar-SA"/>
-        </w:rPr>
-        <w:t>Modeling</w:t>
-      </w:r>
-      <w:proofErr w:type="spellEnd"/>
-      <w:r>
-        <w:rPr>
-          <w:lang w:bidi="ar-SA"/>
-        </w:rPr>
-        <w:t xml:space="preserve"> (ODM) library for MongoDB, provides schema validation, query building, and middleware hooks that simplify database operations while maintaining data integrity. Mongoose schemas define document structure and validation rules, ensuring data consistency while retaining MongoDB's flexibility.​</w:t>
+        <w:t>Mongoose, an Object Data Modeling (ODM) library for MongoDB, provides schema validation, query building, and middleware hooks that simplify database operations while maintaining data integrity. Mongoose schemas define document structure and validation rules, ensuring data consistency while retaining MongoDB's flexibility.​</w:t>
       </w:r>
     </w:p>
     <w:p>
@@ -17822,35 +16811,7 @@
         <w:rPr>
           <w:lang w:bidi="ar-SA"/>
         </w:rPr>
-        <w:t xml:space="preserve">A comprehensive requirement analysis was conducted to determine the functional and non-functional needs of the </w:t>
-      </w:r>
-      <w:proofErr w:type="spellStart"/>
-      <w:r>
-        <w:rPr>
-          <w:lang w:bidi="ar-SA"/>
-        </w:rPr>
-        <w:t>CounselDesk</w:t>
-      </w:r>
-      <w:proofErr w:type="spellEnd"/>
-      <w:r>
-        <w:rPr>
-          <w:lang w:bidi="ar-SA"/>
-        </w:rPr>
-        <w:t xml:space="preserve"> platform. The analysis provides clarity on system </w:t>
-      </w:r>
-      <w:proofErr w:type="spellStart"/>
-      <w:r>
-        <w:rPr>
-          <w:lang w:bidi="ar-SA"/>
-        </w:rPr>
-        <w:t>behavior</w:t>
-      </w:r>
-      <w:proofErr w:type="spellEnd"/>
-      <w:r>
-        <w:rPr>
-          <w:lang w:bidi="ar-SA"/>
-        </w:rPr>
-        <w:t>, performance expectations, and design constraints.</w:t>
+        <w:t>A comprehensive requirement analysis was conducted to determine the functional and non-functional needs of the CounselDesk platform. The analysis provides clarity on system behavior, performance expectations, and design constraints.</w:t>
       </w:r>
     </w:p>
     <w:p>
@@ -18588,19 +17549,11 @@
                 <w:lang w:bidi="ar-SA"/>
               </w:rPr>
             </w:pPr>
-            <w:proofErr w:type="spellStart"/>
-            <w:r>
-              <w:rPr>
-                <w:lang w:bidi="ar-SA"/>
-              </w:rPr>
-              <w:t>Jitsi</w:t>
-            </w:r>
-            <w:proofErr w:type="spellEnd"/>
-            <w:r>
-              <w:rPr>
-                <w:lang w:bidi="ar-SA"/>
-              </w:rPr>
-              <w:t xml:space="preserve"> Integration, Meeting Links, Security</w:t>
+            <w:r>
+              <w:rPr>
+                <w:lang w:bidi="ar-SA"/>
+              </w:rPr>
+              <w:t>Jitsi Integration, Meeting Links, Security</w:t>
             </w:r>
           </w:p>
         </w:tc>
@@ -19888,19 +18841,11 @@
                 <w:lang w:bidi="ar-SA"/>
               </w:rPr>
             </w:pPr>
-            <w:proofErr w:type="spellStart"/>
-            <w:r>
-              <w:rPr>
-                <w:lang w:bidi="ar-SA"/>
-              </w:rPr>
-              <w:t>bcrypt</w:t>
-            </w:r>
-            <w:proofErr w:type="spellEnd"/>
-            <w:r>
-              <w:rPr>
-                <w:lang w:bidi="ar-SA"/>
-              </w:rPr>
-              <w:t xml:space="preserve"> 10+ rounds</w:t>
+            <w:r>
+              <w:rPr>
+                <w:lang w:bidi="ar-SA"/>
+              </w:rPr>
+              <w:t>bcrypt 10+ rounds</w:t>
             </w:r>
           </w:p>
         </w:tc>
@@ -20517,35 +19462,7 @@
         <w:rPr>
           <w:lang w:bidi="ar-SA"/>
         </w:rPr>
-        <w:t xml:space="preserve"> Dependencies on third-party services (Stripe, </w:t>
-      </w:r>
-      <w:proofErr w:type="spellStart"/>
-      <w:r>
-        <w:rPr>
-          <w:lang w:bidi="ar-SA"/>
-        </w:rPr>
-        <w:t>Jitsi</w:t>
-      </w:r>
-      <w:proofErr w:type="spellEnd"/>
-      <w:r>
-        <w:rPr>
-          <w:lang w:bidi="ar-SA"/>
-        </w:rPr>
-        <w:t xml:space="preserve">, Cloudinary, Gemini); </w:t>
-      </w:r>
-      <w:proofErr w:type="spellStart"/>
-      <w:r>
-        <w:rPr>
-          <w:lang w:bidi="ar-SA"/>
-        </w:rPr>
-        <w:t>Vercel</w:t>
-      </w:r>
-      <w:proofErr w:type="spellEnd"/>
-      <w:r>
-        <w:rPr>
-          <w:lang w:bidi="ar-SA"/>
-        </w:rPr>
-        <w:t xml:space="preserve"> serverless limits (10s execution timeout, 50MB deployment); WebRTC browser compatibility requirements</w:t>
+        <w:t> Dependencies on third-party services (Stripe, Jitsi, Cloudinary, Gemini); Vercel serverless limits (10s execution timeout, 50MB deployment); WebRTC browser compatibility requirements</w:t>
       </w:r>
     </w:p>
     <w:p>
@@ -20786,21 +19703,7 @@
         <w:rPr>
           <w:lang w:bidi="ar-SA"/>
         </w:rPr>
-        <w:t xml:space="preserve">This chapter establishes the foundation for </w:t>
-      </w:r>
-      <w:proofErr w:type="spellStart"/>
-      <w:r>
-        <w:rPr>
-          <w:lang w:bidi="ar-SA"/>
-        </w:rPr>
-        <w:t>CounselDesk</w:t>
-      </w:r>
-      <w:proofErr w:type="spellEnd"/>
-      <w:r>
-        <w:rPr>
-          <w:lang w:bidi="ar-SA"/>
-        </w:rPr>
-        <w:t xml:space="preserve"> by defining the multifaceted problems in legal service delivery, setting clear objectives with measurable success criteria, and documenting comprehensive functional and non-functional requirements.</w:t>
+        <w:t>This chapter establishes the foundation for CounselDesk by defining the multifaceted problems in legal service delivery, setting clear objectives with measurable success criteria, and documenting comprehensive functional and non-functional requirements.</w:t>
       </w:r>
     </w:p>
     <w:p>
@@ -20919,21 +19822,7 @@
         <w:rPr>
           <w:lang w:bidi="ar-SA"/>
         </w:rPr>
-        <w:t xml:space="preserve">The architecture of the </w:t>
-      </w:r>
-      <w:proofErr w:type="spellStart"/>
-      <w:r>
-        <w:rPr>
-          <w:lang w:bidi="ar-SA"/>
-        </w:rPr>
-        <w:t>CounselDesk</w:t>
-      </w:r>
-      <w:proofErr w:type="spellEnd"/>
-      <w:r>
-        <w:rPr>
-          <w:lang w:bidi="ar-SA"/>
-        </w:rPr>
-        <w:t xml:space="preserve"> platform is organized into four primary layers, each responsible for a distinct set of system functions. The overall structure and interaction between these layers are illustrated in </w:t>
+        <w:t xml:space="preserve">The architecture of the CounselDesk platform is organized into four primary layers, each responsible for a distinct set of system functions. The overall structure and interaction between these layers are illustrated in </w:t>
       </w:r>
       <w:r>
         <w:rPr>
@@ -21055,21 +19944,7 @@
         <w:rPr>
           <w:lang w:bidi="ar-SA"/>
         </w:rPr>
-        <w:t xml:space="preserve"> Node.js with Express.js implements all business rules, authentication, authorization, and third-party service orchestration. The serverless architecture on </w:t>
-      </w:r>
-      <w:proofErr w:type="spellStart"/>
-      <w:r>
-        <w:rPr>
-          <w:lang w:bidi="ar-SA"/>
-        </w:rPr>
-        <w:t>Vercel</w:t>
-      </w:r>
-      <w:proofErr w:type="spellEnd"/>
-      <w:r>
-        <w:rPr>
-          <w:lang w:bidi="ar-SA"/>
-        </w:rPr>
-        <w:t xml:space="preserve"> ensures automatic scaling and minimal operational overhead.</w:t>
+        <w:t> Node.js with Express.js implements all business rules, authentication, authorization, and third-party service orchestration. The serverless architecture on Vercel ensures automatic scaling and minimal operational overhead.</w:t>
       </w:r>
     </w:p>
     <w:p>
@@ -21096,21 +19971,7 @@
         <w:rPr>
           <w:lang w:bidi="ar-SA"/>
         </w:rPr>
-        <w:t xml:space="preserve"> MongoDB Atlas provides managed database services with automated backups, replication, and scaling. Cloudinary handles file storage for images and documents, while third-party services (Stripe, </w:t>
-      </w:r>
-      <w:proofErr w:type="spellStart"/>
-      <w:r>
-        <w:rPr>
-          <w:lang w:bidi="ar-SA"/>
-        </w:rPr>
-        <w:t>Jitsi</w:t>
-      </w:r>
-      <w:proofErr w:type="spellEnd"/>
-      <w:r>
-        <w:rPr>
-          <w:lang w:bidi="ar-SA"/>
-        </w:rPr>
-        <w:t>) maintain their own data stores.</w:t>
+        <w:t> MongoDB Atlas provides managed database services with automated backups, replication, and scaling. Cloudinary handles file storage for images and documents, while third-party services (Stripe, Jitsi) maintain their own data stores.</w:t>
       </w:r>
     </w:p>
     <w:p>
@@ -21137,35 +19998,7 @@
         <w:rPr>
           <w:lang w:bidi="ar-SA"/>
         </w:rPr>
-        <w:t xml:space="preserve"> Third-party services are integrated through their respective APIs: Stripe for payments and payouts, </w:t>
-      </w:r>
-      <w:proofErr w:type="spellStart"/>
-      <w:r>
-        <w:rPr>
-          <w:lang w:bidi="ar-SA"/>
-        </w:rPr>
-        <w:t>Jitsi</w:t>
-      </w:r>
-      <w:proofErr w:type="spellEnd"/>
-      <w:r>
-        <w:rPr>
-          <w:lang w:bidi="ar-SA"/>
-        </w:rPr>
-        <w:t xml:space="preserve"> for video conferencing, Google Gemini for AI capabilities, Cloudinary for media storage, and </w:t>
-      </w:r>
-      <w:proofErr w:type="spellStart"/>
-      <w:r>
-        <w:rPr>
-          <w:lang w:bidi="ar-SA"/>
-        </w:rPr>
-        <w:t>Nodemailer</w:t>
-      </w:r>
-      <w:proofErr w:type="spellEnd"/>
-      <w:r>
-        <w:rPr>
-          <w:lang w:bidi="ar-SA"/>
-        </w:rPr>
-        <w:t xml:space="preserve"> for email notifications.</w:t>
+        <w:t> Third-party services are integrated through their respective APIs: Stripe for payments and payouts, Jitsi for video conferencing, Google Gemini for AI capabilities, Cloudinary for media storage, and Nodemailer for email notifications.</w:t>
       </w:r>
     </w:p>
     <w:p>
@@ -21180,7 +20013,7 @@
           <w:lang w:bidi="ar-SA"/>
         </w:rPr>
         <w:drawing>
-          <wp:inline distT="0" distB="0" distL="0" distR="0" wp14:anchorId="58C2F242" wp14:editId="41BF14C5">
+          <wp:inline distT="0" distB="0" distL="0" distR="0" wp14:anchorId="58C2F242" wp14:editId="4430283E">
             <wp:extent cx="3121109" cy="3482340"/>
             <wp:effectExtent l="0" t="0" r="3175" b="3810"/>
             <wp:docPr id="1282621759" name="Picture 7"/>
@@ -21263,13 +20096,8 @@
       <w:r>
         <w:t xml:space="preserve">: </w:t>
       </w:r>
-      <w:proofErr w:type="spellStart"/>
-      <w:r>
-        <w:t>CounselDesk</w:t>
-      </w:r>
-      <w:proofErr w:type="spellEnd"/>
-      <w:r>
-        <w:t xml:space="preserve"> System Architecture</w:t>
+      <w:r>
+        <w:t>CounselDesk System Architecture</w:t>
       </w:r>
       <w:bookmarkEnd w:id="50"/>
     </w:p>
@@ -21469,13 +20297,8 @@
       <w:r>
         <w:t xml:space="preserve">: </w:t>
       </w:r>
-      <w:proofErr w:type="spellStart"/>
-      <w:r>
-        <w:t>CounselDesk</w:t>
-      </w:r>
-      <w:proofErr w:type="spellEnd"/>
-      <w:r>
-        <w:t xml:space="preserve"> Component Architecture</w:t>
+      <w:r>
+        <w:t>CounselDesk Component Architecture</w:t>
       </w:r>
       <w:bookmarkEnd w:id="52"/>
     </w:p>
@@ -21611,43 +20434,21 @@
         <w:rPr>
           <w:lang w:bidi="ar-SA"/>
         </w:rPr>
-        <w:t xml:space="preserve">4.2.1 Data </w:t>
-      </w:r>
-      <w:proofErr w:type="spellStart"/>
-      <w:r>
-        <w:rPr>
-          <w:lang w:bidi="ar-SA"/>
-        </w:rPr>
-        <w:t>Modeling</w:t>
-      </w:r>
-      <w:proofErr w:type="spellEnd"/>
-      <w:r>
-        <w:rPr>
-          <w:lang w:bidi="ar-SA"/>
-        </w:rPr>
-        <w:t xml:space="preserve"> Approach</w:t>
-      </w:r>
-    </w:p>
-    <w:p>
-      <w:pPr>
-        <w:spacing w:line="360" w:lineRule="auto"/>
-        <w:rPr>
-          <w:lang w:bidi="ar-SA"/>
-        </w:rPr>
-      </w:pPr>
-      <w:proofErr w:type="spellStart"/>
-      <w:r>
-        <w:rPr>
-          <w:lang w:bidi="ar-SA"/>
-        </w:rPr>
-        <w:t>CounselDesk</w:t>
-      </w:r>
-      <w:proofErr w:type="spellEnd"/>
-      <w:r>
-        <w:rPr>
-          <w:lang w:bidi="ar-SA"/>
-        </w:rPr>
-        <w:t xml:space="preserve"> uses MongoDB’s flexible document model to store all core entities without rigid schemas, enabling easy updates and scalability. The overall relationships between these entities are shown in </w:t>
+        <w:t>4.2.1 Data Modeling Approach</w:t>
+      </w:r>
+    </w:p>
+    <w:p>
+      <w:pPr>
+        <w:spacing w:line="360" w:lineRule="auto"/>
+        <w:rPr>
+          <w:lang w:bidi="ar-SA"/>
+        </w:rPr>
+      </w:pPr>
+      <w:r>
+        <w:rPr>
+          <w:lang w:bidi="ar-SA"/>
+        </w:rPr>
+        <w:t xml:space="preserve">CounselDesk uses MongoDB’s flexible document model to store all core entities without rigid schemas, enabling easy updates and scalability. The overall relationships between these entities are shown in </w:t>
       </w:r>
       <w:r>
         <w:rPr>
@@ -21817,13 +20618,8 @@
       <w:r>
         <w:t xml:space="preserve">: </w:t>
       </w:r>
-      <w:proofErr w:type="spellStart"/>
-      <w:r>
-        <w:t>CounselDesk</w:t>
-      </w:r>
-      <w:proofErr w:type="spellEnd"/>
-      <w:r>
-        <w:t xml:space="preserve"> Class Diagram</w:t>
+      <w:r>
+        <w:t>CounselDesk Class Diagram</w:t>
       </w:r>
       <w:bookmarkEnd w:id="55"/>
     </w:p>
@@ -21866,21 +20662,7 @@
         <w:rPr>
           <w:lang w:bidi="ar-SA"/>
         </w:rPr>
-        <w:t xml:space="preserve"> Stores authentication credentials, personal information, and role assignments for all users (clients, lawyers, admins). Password hashing with </w:t>
-      </w:r>
-      <w:proofErr w:type="spellStart"/>
-      <w:r>
-        <w:rPr>
-          <w:lang w:bidi="ar-SA"/>
-        </w:rPr>
-        <w:t>bcrypt</w:t>
-      </w:r>
-      <w:proofErr w:type="spellEnd"/>
-      <w:r>
-        <w:rPr>
-          <w:lang w:bidi="ar-SA"/>
-        </w:rPr>
-        <w:t xml:space="preserve"> ensures security.</w:t>
+        <w:t xml:space="preserve"> Stores authentication credentials, personal information, and role assignments for all users (clients, lawyers, admins). Password hashing with bcrypt ensures security.</w:t>
       </w:r>
     </w:p>
     <w:bookmarkStart w:id="56" w:name="_MON_1823733100"/>
@@ -21919,7 +20701,7 @@
           <v:shape id="_x0000_i1025" type="#_x0000_t75" style="width:451.2pt;height:156.6pt" o:ole="">
             <v:imagedata r:id="rId15" o:title=""/>
           </v:shape>
-          <o:OLEObject Type="Embed" ProgID="Word.OpenDocumentText.12" ShapeID="_x0000_i1025" DrawAspect="Content" ObjectID="_1824387483" r:id="rId16"/>
+          <o:OLEObject Type="Embed" ProgID="Word.OpenDocumentText.12" ShapeID="_x0000_i1025" DrawAspect="Content" ObjectID="_1824541177" r:id="rId16"/>
         </w:object>
       </w:r>
     </w:p>
@@ -21940,7 +20722,7 @@
           <v:shape id="_x0000_i1026" type="#_x0000_t75" style="width:524.4pt;height:730.2pt" o:ole="">
             <v:imagedata r:id="rId17" o:title=""/>
           </v:shape>
-          <o:OLEObject Type="Embed" ProgID="Word.OpenDocumentText.12" ShapeID="_x0000_i1026" DrawAspect="Content" ObjectID="_1824387484" r:id="rId18"/>
+          <o:OLEObject Type="Embed" ProgID="Word.OpenDocumentText.12" ShapeID="_x0000_i1026" DrawAspect="Content" ObjectID="_1824541178" r:id="rId18"/>
         </w:object>
       </w:r>
     </w:p>
@@ -21961,7 +20743,7 @@
           <v:shape id="_x0000_i1027" type="#_x0000_t75" style="width:510pt;height:193.8pt" o:ole="">
             <v:imagedata r:id="rId19" o:title=""/>
           </v:shape>
-          <o:OLEObject Type="Embed" ProgID="Word.OpenDocumentText.12" ShapeID="_x0000_i1027" DrawAspect="Content" ObjectID="_1824387485" r:id="rId20"/>
+          <o:OLEObject Type="Embed" ProgID="Word.OpenDocumentText.12" ShapeID="_x0000_i1027" DrawAspect="Content" ObjectID="_1824541179" r:id="rId20"/>
         </w:object>
       </w:r>
     </w:p>
@@ -21989,21 +20771,7 @@
         <w:rPr>
           <w:lang w:bidi="ar-SA"/>
         </w:rPr>
-        <w:t xml:space="preserve"> Contains professional information for lawyers including specializations, experience, education, bar council registration, consultation fees, availability schedules, and Stripe Connect account details. References the User collection via </w:t>
-      </w:r>
-      <w:proofErr w:type="spellStart"/>
-      <w:r>
-        <w:rPr>
-          <w:lang w:bidi="ar-SA"/>
-        </w:rPr>
-        <w:t>userId</w:t>
-      </w:r>
-      <w:proofErr w:type="spellEnd"/>
-      <w:r>
-        <w:rPr>
-          <w:lang w:bidi="ar-SA"/>
-        </w:rPr>
-        <w:t>.</w:t>
+        <w:t xml:space="preserve"> Contains professional information for lawyers including specializations, experience, education, bar council registration, consultation fees, availability schedules, and Stripe Connect account details. References the User collection via userId.</w:t>
       </w:r>
     </w:p>
     <w:bookmarkStart w:id="59" w:name="_Hlk213120730"/>
@@ -22024,7 +20792,7 @@
           <v:shape id="_x0000_i1028" type="#_x0000_t75" style="width:510pt;height:429.6pt" o:ole="">
             <v:imagedata r:id="rId21" o:title=""/>
           </v:shape>
-          <o:OLEObject Type="Embed" ProgID="Word.OpenDocumentText.12" ShapeID="_x0000_i1028" DrawAspect="Content" ObjectID="_1824387486" r:id="rId22"/>
+          <o:OLEObject Type="Embed" ProgID="Word.OpenDocumentText.12" ShapeID="_x0000_i1028" DrawAspect="Content" ObjectID="_1824541180" r:id="rId22"/>
         </w:object>
       </w:r>
       <w:bookmarkEnd w:id="59"/>
@@ -22046,7 +20814,7 @@
           <v:shape id="_x0000_i1029" type="#_x0000_t75" style="width:510pt;height:729.6pt" o:ole="">
             <v:imagedata r:id="rId23" o:title=""/>
           </v:shape>
-          <o:OLEObject Type="Embed" ProgID="Word.OpenDocumentText.12" ShapeID="_x0000_i1029" DrawAspect="Content" ObjectID="_1824387487" r:id="rId24"/>
+          <o:OLEObject Type="Embed" ProgID="Word.OpenDocumentText.12" ShapeID="_x0000_i1029" DrawAspect="Content" ObjectID="_1824541181" r:id="rId24"/>
         </w:object>
       </w:r>
     </w:p>
@@ -22067,7 +20835,7 @@
           <v:shape id="_x0000_i1030" type="#_x0000_t75" style="width:510pt;height:734.4pt" o:ole="">
             <v:imagedata r:id="rId25" o:title=""/>
           </v:shape>
-          <o:OLEObject Type="Embed" ProgID="Word.OpenDocumentText.12" ShapeID="_x0000_i1030" DrawAspect="Content" ObjectID="_1824387488" r:id="rId26"/>
+          <o:OLEObject Type="Embed" ProgID="Word.OpenDocumentText.12" ShapeID="_x0000_i1030" DrawAspect="Content" ObjectID="_1824541182" r:id="rId26"/>
         </w:object>
       </w:r>
     </w:p>
@@ -22088,7 +20856,7 @@
           <v:shape id="_x0000_i1031" type="#_x0000_t75" style="width:510pt;height:373.8pt" o:ole="">
             <v:imagedata r:id="rId27" o:title=""/>
           </v:shape>
-          <o:OLEObject Type="Embed" ProgID="Word.OpenDocumentText.12" ShapeID="_x0000_i1031" DrawAspect="Content" ObjectID="_1824387489" r:id="rId28"/>
+          <o:OLEObject Type="Embed" ProgID="Word.OpenDocumentText.12" ShapeID="_x0000_i1031" DrawAspect="Content" ObjectID="_1824541183" r:id="rId28"/>
         </w:object>
       </w:r>
     </w:p>
@@ -22116,35 +20884,7 @@
         <w:rPr>
           <w:lang w:bidi="ar-SA"/>
         </w:rPr>
-        <w:t xml:space="preserve"> Stores the availability rules for a lawyer. This includes their daily start/end times, break times, slot duration (e.g., 30 minutes), and recurring days of the week. This collection is read by the daily </w:t>
-      </w:r>
-      <w:proofErr w:type="spellStart"/>
-      <w:r>
-        <w:rPr>
-          <w:lang w:bidi="ar-SA"/>
-        </w:rPr>
-        <w:t>cron</w:t>
-      </w:r>
-      <w:proofErr w:type="spellEnd"/>
-      <w:r>
-        <w:rPr>
-          <w:lang w:bidi="ar-SA"/>
-        </w:rPr>
-        <w:t xml:space="preserve"> job to generate </w:t>
-      </w:r>
-      <w:proofErr w:type="spellStart"/>
-      <w:r>
-        <w:rPr>
-          <w:lang w:bidi="ar-SA"/>
-        </w:rPr>
-        <w:t>TimeSlots</w:t>
-      </w:r>
-      <w:proofErr w:type="spellEnd"/>
-      <w:r>
-        <w:rPr>
-          <w:lang w:bidi="ar-SA"/>
-        </w:rPr>
-        <w:t>.</w:t>
+        <w:t xml:space="preserve"> Stores the availability rules for a lawyer. This includes their daily start/end times, break times, slot duration (e.g., 30 minutes), and recurring days of the week. This collection is read by the daily cron job to generate TimeSlots.</w:t>
       </w:r>
     </w:p>
     <w:bookmarkStart w:id="64" w:name="_MON_1823733704"/>
@@ -22164,7 +20904,7 @@
           <v:shape id="_x0000_i1032" type="#_x0000_t75" style="width:510pt;height:263.4pt" o:ole="">
             <v:imagedata r:id="rId29" o:title=""/>
           </v:shape>
-          <o:OLEObject Type="Embed" ProgID="Word.OpenDocumentText.12" ShapeID="_x0000_i1032" DrawAspect="Content" ObjectID="_1824387490" r:id="rId30"/>
+          <o:OLEObject Type="Embed" ProgID="Word.OpenDocumentText.12" ShapeID="_x0000_i1032" DrawAspect="Content" ObjectID="_1824541184" r:id="rId30"/>
         </w:object>
       </w:r>
     </w:p>
@@ -22185,7 +20925,7 @@
           <v:shape id="_x0000_i1033" type="#_x0000_t75" style="width:510pt;height:484.8pt" o:ole="">
             <v:imagedata r:id="rId31" o:title=""/>
           </v:shape>
-          <o:OLEObject Type="Embed" ProgID="Word.OpenDocumentText.12" ShapeID="_x0000_i1033" DrawAspect="Content" ObjectID="_1824387491" r:id="rId32"/>
+          <o:OLEObject Type="Embed" ProgID="Word.OpenDocumentText.12" ShapeID="_x0000_i1033" DrawAspect="Content" ObjectID="_1824541185" r:id="rId32"/>
         </w:object>
       </w:r>
     </w:p>
@@ -22201,43 +20941,19 @@
           <w:lang w:bidi="ar-SA"/>
         </w:rPr>
       </w:pPr>
-      <w:proofErr w:type="spellStart"/>
       <w:r>
         <w:rPr>
           <w:b/>
           <w:bCs/>
           <w:lang w:bidi="ar-SA"/>
         </w:rPr>
-        <w:t>TimeSlot</w:t>
-      </w:r>
-      <w:proofErr w:type="spellEnd"/>
-      <w:r>
-        <w:rPr>
-          <w:b/>
-          <w:bCs/>
-          <w:lang w:bidi="ar-SA"/>
-        </w:rPr>
-        <w:t xml:space="preserve"> Collection:</w:t>
-      </w:r>
-      <w:r>
-        <w:rPr>
-          <w:lang w:bidi="ar-SA"/>
-        </w:rPr>
-        <w:t xml:space="preserve"> Represents a specific, bookable block of time for a lawyer (e.g., "Oct 28, 10:00 AM - 10:30 AM"). Each document references a </w:t>
-      </w:r>
-      <w:proofErr w:type="spellStart"/>
-      <w:r>
-        <w:rPr>
-          <w:lang w:bidi="ar-SA"/>
-        </w:rPr>
-        <w:t>lawyerId</w:t>
-      </w:r>
-      <w:proofErr w:type="spellEnd"/>
-      <w:r>
-        <w:rPr>
-          <w:lang w:bidi="ar-SA"/>
-        </w:rPr>
-        <w:t xml:space="preserve"> and has a status (e.g., 'available', 'booked') which is the core of the booking system.</w:t>
+        <w:t>TimeSlot Collection:</w:t>
+      </w:r>
+      <w:r>
+        <w:rPr>
+          <w:lang w:bidi="ar-SA"/>
+        </w:rPr>
+        <w:t xml:space="preserve"> Represents a specific, bookable block of time for a lawyer (e.g., "Oct 28, 10:00 AM - 10:30 AM"). Each document references a lawyerId and has a status (e.g., 'available', 'booked') which is the core of the booking system.</w:t>
       </w:r>
     </w:p>
     <w:bookmarkStart w:id="66" w:name="_MON_1823733881"/>
@@ -22257,7 +20973,7 @@
           <v:shape id="_x0000_i1034" type="#_x0000_t75" style="width:510pt;height:138.6pt" o:ole="">
             <v:imagedata r:id="rId33" o:title=""/>
           </v:shape>
-          <o:OLEObject Type="Embed" ProgID="Word.OpenDocumentText.12" ShapeID="_x0000_i1034" DrawAspect="Content" ObjectID="_1824387492" r:id="rId34"/>
+          <o:OLEObject Type="Embed" ProgID="Word.OpenDocumentText.12" ShapeID="_x0000_i1034" DrawAspect="Content" ObjectID="_1824541186" r:id="rId34"/>
         </w:object>
       </w:r>
     </w:p>
@@ -22278,7 +20994,7 @@
           <v:shape id="_x0000_i1035" type="#_x0000_t75" style="width:510pt;height:316.2pt" o:ole="">
             <v:imagedata r:id="rId35" o:title=""/>
           </v:shape>
-          <o:OLEObject Type="Embed" ProgID="Word.OpenDocumentText.12" ShapeID="_x0000_i1035" DrawAspect="Content" ObjectID="_1824387493" r:id="rId36"/>
+          <o:OLEObject Type="Embed" ProgID="Word.OpenDocumentText.12" ShapeID="_x0000_i1035" DrawAspect="Content" ObjectID="_1824541187" r:id="rId36"/>
         </w:object>
       </w:r>
     </w:p>
@@ -22306,91 +21022,7 @@
         <w:rPr>
           <w:lang w:bidi="ar-SA"/>
         </w:rPr>
-        <w:t xml:space="preserve"> The central join table for a booking. It links a </w:t>
-      </w:r>
-      <w:proofErr w:type="spellStart"/>
-      <w:r>
-        <w:rPr>
-          <w:lang w:bidi="ar-SA"/>
-        </w:rPr>
-        <w:t>userId</w:t>
-      </w:r>
-      <w:proofErr w:type="spellEnd"/>
-      <w:r>
-        <w:rPr>
-          <w:lang w:bidi="ar-SA"/>
-        </w:rPr>
-        <w:t xml:space="preserve"> (client) and a </w:t>
-      </w:r>
-      <w:proofErr w:type="spellStart"/>
-      <w:r>
-        <w:rPr>
-          <w:lang w:bidi="ar-SA"/>
-        </w:rPr>
-        <w:t>lawyerId</w:t>
-      </w:r>
-      <w:proofErr w:type="spellEnd"/>
-      <w:r>
-        <w:rPr>
-          <w:lang w:bidi="ar-SA"/>
-        </w:rPr>
-        <w:t xml:space="preserve"> to a specific </w:t>
-      </w:r>
-      <w:proofErr w:type="spellStart"/>
-      <w:r>
-        <w:rPr>
-          <w:lang w:bidi="ar-SA"/>
-        </w:rPr>
-        <w:t>timeSlotId</w:t>
-      </w:r>
-      <w:proofErr w:type="spellEnd"/>
-      <w:r>
-        <w:rPr>
-          <w:lang w:bidi="ar-SA"/>
-        </w:rPr>
-        <w:t xml:space="preserve"> and </w:t>
-      </w:r>
-      <w:proofErr w:type="spellStart"/>
-      <w:r>
-        <w:rPr>
-          <w:lang w:bidi="ar-SA"/>
-        </w:rPr>
-        <w:t>paymentId</w:t>
-      </w:r>
-      <w:proofErr w:type="spellEnd"/>
-      <w:r>
-        <w:rPr>
-          <w:lang w:bidi="ar-SA"/>
-        </w:rPr>
-        <w:t xml:space="preserve">. It also tracks the appointment status ('scheduled', 'completed', 'cancelled') and stores the unique </w:t>
-      </w:r>
-      <w:proofErr w:type="spellStart"/>
-      <w:r>
-        <w:rPr>
-          <w:lang w:bidi="ar-SA"/>
-        </w:rPr>
-        <w:t>Jitsi</w:t>
-      </w:r>
-      <w:proofErr w:type="spellEnd"/>
-      <w:r>
-        <w:rPr>
-          <w:lang w:bidi="ar-SA"/>
-        </w:rPr>
-        <w:t xml:space="preserve"> meeting link (</w:t>
-      </w:r>
-      <w:proofErr w:type="spellStart"/>
-      <w:r>
-        <w:rPr>
-          <w:lang w:bidi="ar-SA"/>
-        </w:rPr>
-        <w:t>meetingLink</w:t>
-      </w:r>
-      <w:proofErr w:type="spellEnd"/>
-      <w:r>
-        <w:rPr>
-          <w:lang w:bidi="ar-SA"/>
-        </w:rPr>
-        <w:t>).</w:t>
+        <w:t xml:space="preserve"> The central join table for a booking. It links a userId (client) and a lawyerId to a specific timeSlotId and paymentId. It also tracks the appointment status ('scheduled', 'completed', 'cancelled') and stores the unique Jitsi meeting link (meetingLink).</w:t>
       </w:r>
     </w:p>
     <w:bookmarkStart w:id="68" w:name="_MON_1823733967"/>
@@ -22410,7 +21042,7 @@
           <v:shape id="_x0000_i1036" type="#_x0000_t75" style="width:510pt;height:304.8pt" o:ole="">
             <v:imagedata r:id="rId37" o:title=""/>
           </v:shape>
-          <o:OLEObject Type="Embed" ProgID="Word.OpenDocumentText.12" ShapeID="_x0000_i1036" DrawAspect="Content" ObjectID="_1824387494" r:id="rId38"/>
+          <o:OLEObject Type="Embed" ProgID="Word.OpenDocumentText.12" ShapeID="_x0000_i1036" DrawAspect="Content" ObjectID="_1824541188" r:id="rId38"/>
         </w:object>
       </w:r>
     </w:p>
@@ -22431,7 +21063,7 @@
           <v:shape id="_x0000_i1037" type="#_x0000_t75" style="width:510pt;height:304.8pt" o:ole="">
             <v:imagedata r:id="rId39" o:title=""/>
           </v:shape>
-          <o:OLEObject Type="Embed" ProgID="Word.OpenDocumentText.12" ShapeID="_x0000_i1037" DrawAspect="Content" ObjectID="_1824387495" r:id="rId40"/>
+          <o:OLEObject Type="Embed" ProgID="Word.OpenDocumentText.12" ShapeID="_x0000_i1037" DrawAspect="Content" ObjectID="_1824541189" r:id="rId40"/>
         </w:object>
       </w:r>
     </w:p>
@@ -22459,63 +21091,7 @@
         <w:rPr>
           <w:lang w:bidi="ar-SA"/>
         </w:rPr>
-        <w:t xml:space="preserve"> Acts as a financial ledger for all transactions on the platform. It records every consultancy fee, subscription purchase, or refund, linking the </w:t>
-      </w:r>
-      <w:proofErr w:type="spellStart"/>
-      <w:r>
-        <w:rPr>
-          <w:lang w:bidi="ar-SA"/>
-        </w:rPr>
-        <w:t>userId</w:t>
-      </w:r>
-      <w:proofErr w:type="spellEnd"/>
-      <w:r>
-        <w:rPr>
-          <w:lang w:bidi="ar-SA"/>
-        </w:rPr>
-        <w:t xml:space="preserve">, </w:t>
-      </w:r>
-      <w:proofErr w:type="spellStart"/>
-      <w:r>
-        <w:rPr>
-          <w:lang w:bidi="ar-SA"/>
-        </w:rPr>
-        <w:t>lawyerId</w:t>
-      </w:r>
-      <w:proofErr w:type="spellEnd"/>
-      <w:r>
-        <w:rPr>
-          <w:lang w:bidi="ar-SA"/>
-        </w:rPr>
-        <w:t xml:space="preserve">, and (if applicable) </w:t>
-      </w:r>
-      <w:proofErr w:type="spellStart"/>
-      <w:r>
-        <w:rPr>
-          <w:lang w:bidi="ar-SA"/>
-        </w:rPr>
-        <w:t>appointmentId</w:t>
-      </w:r>
-      <w:proofErr w:type="spellEnd"/>
-      <w:r>
-        <w:rPr>
-          <w:lang w:bidi="ar-SA"/>
-        </w:rPr>
-        <w:t xml:space="preserve">. It also stores the final Stripe </w:t>
-      </w:r>
-      <w:proofErr w:type="spellStart"/>
-      <w:r>
-        <w:rPr>
-          <w:lang w:bidi="ar-SA"/>
-        </w:rPr>
-        <w:t>transactionId</w:t>
-      </w:r>
-      <w:proofErr w:type="spellEnd"/>
-      <w:r>
-        <w:rPr>
-          <w:lang w:bidi="ar-SA"/>
-        </w:rPr>
-        <w:t xml:space="preserve"> for auditing.</w:t>
+        <w:t xml:space="preserve"> Acts as a financial ledger for all transactions on the platform. It records every consultancy fee, subscription purchase, or refund, linking the userId, lawyerId, and (if applicable) appointmentId. It also stores the final Stripe transactionId for auditing.</w:t>
       </w:r>
     </w:p>
     <w:bookmarkStart w:id="70" w:name="_MON_1823734110"/>
@@ -22535,7 +21111,7 @@
           <v:shape id="_x0000_i1038" type="#_x0000_t75" style="width:510pt;height:318.6pt" o:ole="">
             <v:imagedata r:id="rId41" o:title=""/>
           </v:shape>
-          <o:OLEObject Type="Embed" ProgID="Word.OpenDocumentText.12" ShapeID="_x0000_i1038" DrawAspect="Content" ObjectID="_1824387496" r:id="rId42"/>
+          <o:OLEObject Type="Embed" ProgID="Word.OpenDocumentText.12" ShapeID="_x0000_i1038" DrawAspect="Content" ObjectID="_1824541190" r:id="rId42"/>
         </w:object>
       </w:r>
     </w:p>
@@ -22556,7 +21132,7 @@
           <v:shape id="_x0000_i1039" type="#_x0000_t75" style="width:510pt;height:5in" o:ole="">
             <v:imagedata r:id="rId43" o:title=""/>
           </v:shape>
-          <o:OLEObject Type="Embed" ProgID="Word.OpenDocumentText.12" ShapeID="_x0000_i1039" DrawAspect="Content" ObjectID="_1824387497" r:id="rId44"/>
+          <o:OLEObject Type="Embed" ProgID="Word.OpenDocumentText.12" ShapeID="_x0000_i1039" DrawAspect="Content" ObjectID="_1824541191" r:id="rId44"/>
         </w:object>
       </w:r>
     </w:p>
@@ -22584,49 +21160,7 @@
         <w:rPr>
           <w:lang w:bidi="ar-SA"/>
         </w:rPr>
-        <w:t xml:space="preserve"> Stores reviews written by users for lawyers. Each document links a </w:t>
-      </w:r>
-      <w:proofErr w:type="spellStart"/>
-      <w:r>
-        <w:rPr>
-          <w:lang w:bidi="ar-SA"/>
-        </w:rPr>
-        <w:t>userId</w:t>
-      </w:r>
-      <w:proofErr w:type="spellEnd"/>
-      <w:r>
-        <w:rPr>
-          <w:lang w:bidi="ar-SA"/>
-        </w:rPr>
-        <w:t xml:space="preserve"> (the author) and a </w:t>
-      </w:r>
-      <w:proofErr w:type="spellStart"/>
-      <w:r>
-        <w:rPr>
-          <w:lang w:bidi="ar-SA"/>
-        </w:rPr>
-        <w:t>lawyerId</w:t>
-      </w:r>
-      <w:proofErr w:type="spellEnd"/>
-      <w:r>
-        <w:rPr>
-          <w:lang w:bidi="ar-SA"/>
-        </w:rPr>
-        <w:t xml:space="preserve"> (the one being reviewed), and is tied to a specific </w:t>
-      </w:r>
-      <w:proofErr w:type="spellStart"/>
-      <w:r>
-        <w:rPr>
-          <w:lang w:bidi="ar-SA"/>
-        </w:rPr>
-        <w:t>appointmentId</w:t>
-      </w:r>
-      <w:proofErr w:type="spellEnd"/>
-      <w:r>
-        <w:rPr>
-          <w:lang w:bidi="ar-SA"/>
-        </w:rPr>
-        <w:t xml:space="preserve"> to ensure only paying clients can write reviews.</w:t>
+        <w:t xml:space="preserve"> Stores reviews written by users for lawyers. Each document links a userId (the author) and a lawyerId (the one being reviewed), and is tied to a specific appointmentId to ensure only paying clients can write reviews.</w:t>
       </w:r>
     </w:p>
     <w:bookmarkStart w:id="72" w:name="_Hlk213121459"/>
@@ -22647,7 +21181,7 @@
           <v:shape id="_x0000_i1040" type="#_x0000_t75" style="width:510pt;height:249.6pt" o:ole="">
             <v:imagedata r:id="rId45" o:title=""/>
           </v:shape>
-          <o:OLEObject Type="Embed" ProgID="Word.OpenDocumentText.12" ShapeID="_x0000_i1040" DrawAspect="Content" ObjectID="_1824387498" r:id="rId46"/>
+          <o:OLEObject Type="Embed" ProgID="Word.OpenDocumentText.12" ShapeID="_x0000_i1040" DrawAspect="Content" ObjectID="_1824541192" r:id="rId46"/>
         </w:object>
       </w:r>
       <w:bookmarkEnd w:id="72"/>
@@ -22683,7 +21217,7 @@
           <v:shape id="_x0000_i1041" type="#_x0000_t75" style="width:510pt;height:318.6pt" o:ole="">
             <v:imagedata r:id="rId47" o:title=""/>
           </v:shape>
-          <o:OLEObject Type="Embed" ProgID="Word.OpenDocumentText.12" ShapeID="_x0000_i1041" DrawAspect="Content" ObjectID="_1824387499" r:id="rId48"/>
+          <o:OLEObject Type="Embed" ProgID="Word.OpenDocumentText.12" ShapeID="_x0000_i1041" DrawAspect="Content" ObjectID="_1824541193" r:id="rId48"/>
         </w:object>
       </w:r>
     </w:p>
@@ -22711,35 +21245,7 @@
         <w:rPr>
           <w:lang w:bidi="ar-SA"/>
         </w:rPr>
-        <w:t xml:space="preserve"> Stores user-submitted legal questions for the Q&amp;A forum. It contains the question's title, description, category, and a reference to the </w:t>
-      </w:r>
-      <w:proofErr w:type="spellStart"/>
-      <w:r>
-        <w:rPr>
-          <w:lang w:bidi="ar-SA"/>
-        </w:rPr>
-        <w:t>userId</w:t>
-      </w:r>
-      <w:proofErr w:type="spellEnd"/>
-      <w:r>
-        <w:rPr>
-          <w:lang w:bidi="ar-SA"/>
-        </w:rPr>
-        <w:t xml:space="preserve"> (which can be anonymized). It also holds a reference to the </w:t>
-      </w:r>
-      <w:proofErr w:type="spellStart"/>
-      <w:r>
-        <w:rPr>
-          <w:lang w:bidi="ar-SA"/>
-        </w:rPr>
-        <w:t>bestAnswerId</w:t>
-      </w:r>
-      <w:proofErr w:type="spellEnd"/>
-      <w:r>
-        <w:rPr>
-          <w:lang w:bidi="ar-SA"/>
-        </w:rPr>
-        <w:t>.</w:t>
+        <w:t xml:space="preserve"> Stores user-submitted legal questions for the Q&amp;A forum. It contains the question's title, description, category, and a reference to the userId (which can be anonymized). It also holds a reference to the bestAnswerId.</w:t>
       </w:r>
     </w:p>
     <w:bookmarkStart w:id="75" w:name="_MON_1823734393"/>
@@ -22759,7 +21265,7 @@
           <v:shape id="_x0000_i1042" type="#_x0000_t75" style="width:510pt;height:291pt" o:ole="">
             <v:imagedata r:id="rId49" o:title=""/>
           </v:shape>
-          <o:OLEObject Type="Embed" ProgID="Word.OpenDocumentText.12" ShapeID="_x0000_i1042" DrawAspect="Content" ObjectID="_1824387500" r:id="rId50"/>
+          <o:OLEObject Type="Embed" ProgID="Word.OpenDocumentText.12" ShapeID="_x0000_i1042" DrawAspect="Content" ObjectID="_1824541194" r:id="rId50"/>
         </w:object>
       </w:r>
     </w:p>
@@ -22794,7 +21300,7 @@
           <v:shape id="_x0000_i1043" type="#_x0000_t75" style="width:510pt;height:346.2pt" o:ole="">
             <v:imagedata r:id="rId51" o:title=""/>
           </v:shape>
-          <o:OLEObject Type="Embed" ProgID="Word.OpenDocumentText.12" ShapeID="_x0000_i1043" DrawAspect="Content" ObjectID="_1824387501" r:id="rId52"/>
+          <o:OLEObject Type="Embed" ProgID="Word.OpenDocumentText.12" ShapeID="_x0000_i1043" DrawAspect="Content" ObjectID="_1824541195" r:id="rId52"/>
         </w:object>
       </w:r>
     </w:p>
@@ -22822,35 +21328,7 @@
         <w:rPr>
           <w:lang w:bidi="ar-SA"/>
         </w:rPr>
-        <w:t xml:space="preserve"> Stores a lawyer's response to a question. It links to the </w:t>
-      </w:r>
-      <w:proofErr w:type="spellStart"/>
-      <w:r>
-        <w:rPr>
-          <w:lang w:bidi="ar-SA"/>
-        </w:rPr>
-        <w:t>questionId</w:t>
-      </w:r>
-      <w:proofErr w:type="spellEnd"/>
-      <w:r>
-        <w:rPr>
-          <w:lang w:bidi="ar-SA"/>
-        </w:rPr>
-        <w:t xml:space="preserve"> and the </w:t>
-      </w:r>
-      <w:proofErr w:type="spellStart"/>
-      <w:r>
-        <w:rPr>
-          <w:lang w:bidi="ar-SA"/>
-        </w:rPr>
-        <w:t>lawyerId</w:t>
-      </w:r>
-      <w:proofErr w:type="spellEnd"/>
-      <w:r>
-        <w:rPr>
-          <w:lang w:bidi="ar-SA"/>
-        </w:rPr>
-        <w:t xml:space="preserve"> who wrote the answer, and tracks the number of upvotes.</w:t>
+        <w:t xml:space="preserve"> Stores a lawyer's response to a question. It links to the questionId and the lawyerId who wrote the answer, and tracks the number of upvotes.</w:t>
       </w:r>
     </w:p>
     <w:bookmarkStart w:id="77" w:name="_MON_1823734519"/>
@@ -22870,7 +21348,7 @@
           <v:shape id="_x0000_i1044" type="#_x0000_t75" style="width:510pt;height:291pt" o:ole="">
             <v:imagedata r:id="rId53" o:title=""/>
           </v:shape>
-          <o:OLEObject Type="Embed" ProgID="Word.OpenDocumentText.12" ShapeID="_x0000_i1044" DrawAspect="Content" ObjectID="_1824387502" r:id="rId54"/>
+          <o:OLEObject Type="Embed" ProgID="Word.OpenDocumentText.12" ShapeID="_x0000_i1044" DrawAspect="Content" ObjectID="_1824541196" r:id="rId54"/>
         </w:object>
       </w:r>
     </w:p>
@@ -22891,7 +21369,7 @@
           <v:shape id="_x0000_i1045" type="#_x0000_t75" style="width:510pt;height:152.4pt" o:ole="">
             <v:imagedata r:id="rId55" o:title=""/>
           </v:shape>
-          <o:OLEObject Type="Embed" ProgID="Word.OpenDocumentText.12" ShapeID="_x0000_i1045" DrawAspect="Content" ObjectID="_1824387503" r:id="rId56"/>
+          <o:OLEObject Type="Embed" ProgID="Word.OpenDocumentText.12" ShapeID="_x0000_i1045" DrawAspect="Content" ObjectID="_1824541197" r:id="rId56"/>
         </w:object>
       </w:r>
     </w:p>
@@ -22919,35 +21397,7 @@
         <w:rPr>
           <w:lang w:bidi="ar-SA"/>
         </w:rPr>
-        <w:t xml:space="preserve"> A supporting collection that tracks user upvotes. It creates a unique document for each </w:t>
-      </w:r>
-      <w:proofErr w:type="spellStart"/>
-      <w:r>
-        <w:rPr>
-          <w:lang w:bidi="ar-SA"/>
-        </w:rPr>
-        <w:t>userId</w:t>
-      </w:r>
-      <w:proofErr w:type="spellEnd"/>
-      <w:r>
-        <w:rPr>
-          <w:lang w:bidi="ar-SA"/>
-        </w:rPr>
-        <w:t xml:space="preserve"> and </w:t>
-      </w:r>
-      <w:proofErr w:type="spellStart"/>
-      <w:r>
-        <w:rPr>
-          <w:lang w:bidi="ar-SA"/>
-        </w:rPr>
-        <w:t>answerId</w:t>
-      </w:r>
-      <w:proofErr w:type="spellEnd"/>
-      <w:r>
-        <w:rPr>
-          <w:lang w:bidi="ar-SA"/>
-        </w:rPr>
-        <w:t xml:space="preserve"> pair, making it impossible for a user to upvote the same answer more than once.</w:t>
+        <w:t xml:space="preserve"> A supporting collection that tracks user upvotes. It creates a unique document for each userId and answerId pair, making it impossible for a user to upvote the same answer more than once.</w:t>
       </w:r>
     </w:p>
     <w:bookmarkStart w:id="79" w:name="_MON_1823734622"/>
@@ -22967,7 +21417,7 @@
           <v:shape id="_x0000_i1046" type="#_x0000_t75" style="width:510pt;height:277.2pt" o:ole="">
             <v:imagedata r:id="rId57" o:title=""/>
           </v:shape>
-          <o:OLEObject Type="Embed" ProgID="Word.OpenDocumentText.12" ShapeID="_x0000_i1046" DrawAspect="Content" ObjectID="_1824387504" r:id="rId58"/>
+          <o:OLEObject Type="Embed" ProgID="Word.OpenDocumentText.12" ShapeID="_x0000_i1046" DrawAspect="Content" ObjectID="_1824541198" r:id="rId58"/>
         </w:object>
       </w:r>
     </w:p>
@@ -22995,21 +21445,7 @@
         <w:rPr>
           <w:lang w:bidi="ar-SA"/>
         </w:rPr>
-        <w:t xml:space="preserve"> An administrative collection that stores the details of the lawyer subscription plans (e.g., 'monthly', 'yearly'), including their price, features, and the corresponding </w:t>
-      </w:r>
-      <w:proofErr w:type="spellStart"/>
-      <w:r>
-        <w:rPr>
-          <w:lang w:bidi="ar-SA"/>
-        </w:rPr>
-        <w:t>stripePriceId</w:t>
-      </w:r>
-      <w:proofErr w:type="spellEnd"/>
-      <w:r>
-        <w:rPr>
-          <w:lang w:bidi="ar-SA"/>
-        </w:rPr>
-        <w:t>.</w:t>
+        <w:t xml:space="preserve"> An administrative collection that stores the details of the lawyer subscription plans (e.g., 'monthly', 'yearly'), including their price, features, and the corresponding stripePriceId.</w:t>
       </w:r>
     </w:p>
     <w:bookmarkStart w:id="80" w:name="_MON_1823734668"/>
@@ -23029,7 +21465,7 @@
           <v:shape id="_x0000_i1047" type="#_x0000_t75" style="width:510pt;height:138.6pt" o:ole="">
             <v:imagedata r:id="rId59" o:title=""/>
           </v:shape>
-          <o:OLEObject Type="Embed" ProgID="Word.OpenDocumentText.12" ShapeID="_x0000_i1047" DrawAspect="Content" ObjectID="_1824387505" r:id="rId60"/>
+          <o:OLEObject Type="Embed" ProgID="Word.OpenDocumentText.12" ShapeID="_x0000_i1047" DrawAspect="Content" ObjectID="_1824541199" r:id="rId60"/>
         </w:object>
       </w:r>
     </w:p>
@@ -23064,7 +21500,7 @@
           <v:shape id="_x0000_i1048" type="#_x0000_t75" style="width:510pt;height:540pt" o:ole="">
             <v:imagedata r:id="rId61" o:title=""/>
           </v:shape>
-          <o:OLEObject Type="Embed" ProgID="Word.OpenDocumentText.12" ShapeID="_x0000_i1048" DrawAspect="Content" ObjectID="_1824387506" r:id="rId62"/>
+          <o:OLEObject Type="Embed" ProgID="Word.OpenDocumentText.12" ShapeID="_x0000_i1048" DrawAspect="Content" ObjectID="_1824541200" r:id="rId62"/>
         </w:object>
       </w:r>
     </w:p>
@@ -23112,7 +21548,7 @@
           <v:shape id="_x0000_i1049" type="#_x0000_t75" style="width:510pt;height:97.2pt" o:ole="">
             <v:imagedata r:id="rId63" o:title=""/>
           </v:shape>
-          <o:OLEObject Type="Embed" ProgID="Word.OpenDocumentText.12" ShapeID="_x0000_i1049" DrawAspect="Content" ObjectID="_1824387507" r:id="rId64"/>
+          <o:OLEObject Type="Embed" ProgID="Word.OpenDocumentText.12" ShapeID="_x0000_i1049" DrawAspect="Content" ObjectID="_1824541201" r:id="rId64"/>
         </w:object>
       </w:r>
     </w:p>
@@ -23133,7 +21569,7 @@
           <v:shape id="_x0000_i1050" type="#_x0000_t75" style="width:510pt;height:429.6pt" o:ole="">
             <v:imagedata r:id="rId65" o:title=""/>
           </v:shape>
-          <o:OLEObject Type="Embed" ProgID="Word.OpenDocumentText.12" ShapeID="_x0000_i1050" DrawAspect="Content" ObjectID="_1824387508" r:id="rId66"/>
+          <o:OLEObject Type="Embed" ProgID="Word.OpenDocumentText.12" ShapeID="_x0000_i1050" DrawAspect="Content" ObjectID="_1824541202" r:id="rId66"/>
         </w:object>
       </w:r>
     </w:p>
@@ -23356,13 +21792,8 @@
       <w:r>
         <w:t xml:space="preserve">: </w:t>
       </w:r>
-      <w:proofErr w:type="spellStart"/>
-      <w:r>
-        <w:t>CounselDesk</w:t>
-      </w:r>
-      <w:proofErr w:type="spellEnd"/>
-      <w:r>
-        <w:t xml:space="preserve"> Frontend Component Hierarchy</w:t>
+      <w:r>
+        <w:t>CounselDesk Frontend Component Hierarchy</w:t>
       </w:r>
       <w:bookmarkEnd w:id="86"/>
     </w:p>
@@ -23619,21 +22050,7 @@
               <w:rPr>
                 <w:lang w:bidi="ar-SA"/>
               </w:rPr>
-              <w:t>/</w:t>
-            </w:r>
-            <w:proofErr w:type="spellStart"/>
-            <w:r>
-              <w:rPr>
-                <w:lang w:bidi="ar-SA"/>
-              </w:rPr>
-              <w:t>src</w:t>
-            </w:r>
-            <w:proofErr w:type="spellEnd"/>
-            <w:r>
-              <w:rPr>
-                <w:lang w:bidi="ar-SA"/>
-              </w:rPr>
-              <w:t>/assets</w:t>
+              <w:t>/src/assets</w:t>
             </w:r>
           </w:p>
         </w:tc>
@@ -23695,21 +22112,7 @@
               <w:rPr>
                 <w:lang w:bidi="ar-SA"/>
               </w:rPr>
-              <w:t>/</w:t>
-            </w:r>
-            <w:proofErr w:type="spellStart"/>
-            <w:r>
-              <w:rPr>
-                <w:lang w:bidi="ar-SA"/>
-              </w:rPr>
-              <w:t>src</w:t>
-            </w:r>
-            <w:proofErr w:type="spellEnd"/>
-            <w:r>
-              <w:rPr>
-                <w:lang w:bidi="ar-SA"/>
-              </w:rPr>
-              <w:t>/components</w:t>
+              <w:t>/src/components</w:t>
             </w:r>
           </w:p>
         </w:tc>
@@ -23745,19 +22148,11 @@
                 <w:lang w:bidi="ar-SA"/>
               </w:rPr>
             </w:pPr>
-            <w:proofErr w:type="spellStart"/>
-            <w:r>
-              <w:rPr>
-                <w:lang w:bidi="ar-SA"/>
-              </w:rPr>
-              <w:t>LawyerCard</w:t>
-            </w:r>
-            <w:proofErr w:type="spellEnd"/>
-            <w:r>
-              <w:rPr>
-                <w:lang w:bidi="ar-SA"/>
-              </w:rPr>
-              <w:t>, Modal, Loader, Navbar</w:t>
+            <w:r>
+              <w:rPr>
+                <w:lang w:bidi="ar-SA"/>
+              </w:rPr>
+              <w:t>LawyerCard, Modal, Loader, Navbar</w:t>
             </w:r>
           </w:p>
         </w:tc>
@@ -23779,21 +22174,7 @@
               <w:rPr>
                 <w:lang w:bidi="ar-SA"/>
               </w:rPr>
-              <w:t>/</w:t>
-            </w:r>
-            <w:proofErr w:type="spellStart"/>
-            <w:r>
-              <w:rPr>
-                <w:lang w:bidi="ar-SA"/>
-              </w:rPr>
-              <w:t>src</w:t>
-            </w:r>
-            <w:proofErr w:type="spellEnd"/>
-            <w:r>
-              <w:rPr>
-                <w:lang w:bidi="ar-SA"/>
-              </w:rPr>
-              <w:t>/context</w:t>
+              <w:t>/src/context</w:t>
             </w:r>
           </w:p>
         </w:tc>
@@ -23829,14 +22210,12 @@
                 <w:lang w:bidi="ar-SA"/>
               </w:rPr>
             </w:pPr>
-            <w:proofErr w:type="spellStart"/>
             <w:r>
               <w:rPr>
                 <w:lang w:bidi="ar-SA"/>
               </w:rPr>
               <w:t>StoreContext</w:t>
             </w:r>
-            <w:proofErr w:type="spellEnd"/>
           </w:p>
         </w:tc>
       </w:tr>
@@ -23857,21 +22236,7 @@
               <w:rPr>
                 <w:lang w:bidi="ar-SA"/>
               </w:rPr>
-              <w:t>/</w:t>
-            </w:r>
-            <w:proofErr w:type="spellStart"/>
-            <w:r>
-              <w:rPr>
-                <w:lang w:bidi="ar-SA"/>
-              </w:rPr>
-              <w:t>src</w:t>
-            </w:r>
-            <w:proofErr w:type="spellEnd"/>
-            <w:r>
-              <w:rPr>
-                <w:lang w:bidi="ar-SA"/>
-              </w:rPr>
-              <w:t>/hooks</w:t>
+              <w:t>/src/hooks</w:t>
             </w:r>
           </w:p>
         </w:tc>
@@ -23907,14 +22272,12 @@
                 <w:lang w:bidi="ar-SA"/>
               </w:rPr>
             </w:pPr>
-            <w:proofErr w:type="spellStart"/>
             <w:r>
               <w:rPr>
                 <w:lang w:bidi="ar-SA"/>
               </w:rPr>
               <w:t>useStore</w:t>
             </w:r>
-            <w:proofErr w:type="spellEnd"/>
           </w:p>
         </w:tc>
       </w:tr>
@@ -23935,21 +22298,7 @@
               <w:rPr>
                 <w:lang w:bidi="ar-SA"/>
               </w:rPr>
-              <w:t>/</w:t>
-            </w:r>
-            <w:proofErr w:type="spellStart"/>
-            <w:r>
-              <w:rPr>
-                <w:lang w:bidi="ar-SA"/>
-              </w:rPr>
-              <w:t>src</w:t>
-            </w:r>
-            <w:proofErr w:type="spellEnd"/>
-            <w:r>
-              <w:rPr>
-                <w:lang w:bidi="ar-SA"/>
-              </w:rPr>
-              <w:t>/layouts</w:t>
+              <w:t>/src/layouts</w:t>
             </w:r>
           </w:p>
         </w:tc>
@@ -23985,42 +22334,12 @@
                 <w:lang w:bidi="ar-SA"/>
               </w:rPr>
             </w:pPr>
-            <w:proofErr w:type="spellStart"/>
-            <w:r>
-              <w:rPr>
-                <w:lang w:bidi="ar-SA"/>
-              </w:rPr>
-              <w:t>UserLayout</w:t>
-            </w:r>
-            <w:proofErr w:type="spellEnd"/>
-            <w:r>
-              <w:rPr>
-                <w:lang w:bidi="ar-SA"/>
-              </w:rPr>
-              <w:t xml:space="preserve">, </w:t>
-            </w:r>
-            <w:proofErr w:type="spellStart"/>
-            <w:r>
-              <w:rPr>
-                <w:lang w:bidi="ar-SA"/>
-              </w:rPr>
-              <w:t>LawyerLayout</w:t>
-            </w:r>
-            <w:proofErr w:type="spellEnd"/>
-            <w:r>
-              <w:rPr>
-                <w:lang w:bidi="ar-SA"/>
-              </w:rPr>
-              <w:t xml:space="preserve">, </w:t>
-            </w:r>
-            <w:proofErr w:type="spellStart"/>
-            <w:r>
-              <w:rPr>
-                <w:lang w:bidi="ar-SA"/>
-              </w:rPr>
-              <w:t>AdminLayout</w:t>
-            </w:r>
-            <w:proofErr w:type="spellEnd"/>
+            <w:r>
+              <w:rPr>
+                <w:lang w:bidi="ar-SA"/>
+              </w:rPr>
+              <w:t>UserLayout, LawyerLayout, AdminLayout</w:t>
+            </w:r>
           </w:p>
         </w:tc>
       </w:tr>
@@ -24041,21 +22360,7 @@
               <w:rPr>
                 <w:lang w:bidi="ar-SA"/>
               </w:rPr>
-              <w:t>/</w:t>
-            </w:r>
-            <w:proofErr w:type="spellStart"/>
-            <w:r>
-              <w:rPr>
-                <w:lang w:bidi="ar-SA"/>
-              </w:rPr>
-              <w:t>src</w:t>
-            </w:r>
-            <w:proofErr w:type="spellEnd"/>
-            <w:r>
-              <w:rPr>
-                <w:lang w:bidi="ar-SA"/>
-              </w:rPr>
-              <w:t>/pages</w:t>
+              <w:t>/src/pages</w:t>
             </w:r>
           </w:p>
         </w:tc>
@@ -24091,28 +22396,12 @@
                 <w:lang w:bidi="ar-SA"/>
               </w:rPr>
             </w:pPr>
-            <w:proofErr w:type="spellStart"/>
-            <w:r>
-              <w:rPr>
-                <w:lang w:bidi="ar-SA"/>
-              </w:rPr>
-              <w:t>HomePage</w:t>
-            </w:r>
-            <w:proofErr w:type="spellEnd"/>
-            <w:r>
-              <w:rPr>
-                <w:lang w:bidi="ar-SA"/>
-              </w:rPr>
-              <w:t xml:space="preserve">, Dashboard, </w:t>
-            </w:r>
-            <w:proofErr w:type="spellStart"/>
-            <w:r>
-              <w:rPr>
-                <w:lang w:bidi="ar-SA"/>
-              </w:rPr>
-              <w:t>BookAppointment</w:t>
-            </w:r>
-            <w:proofErr w:type="spellEnd"/>
+            <w:r>
+              <w:rPr>
+                <w:lang w:bidi="ar-SA"/>
+              </w:rPr>
+              <w:t>HomePage, Dashboard, BookAppointment</w:t>
+            </w:r>
           </w:p>
         </w:tc>
       </w:tr>
@@ -24133,21 +22422,7 @@
               <w:rPr>
                 <w:lang w:bidi="ar-SA"/>
               </w:rPr>
-              <w:t>/</w:t>
-            </w:r>
-            <w:proofErr w:type="spellStart"/>
-            <w:r>
-              <w:rPr>
-                <w:lang w:bidi="ar-SA"/>
-              </w:rPr>
-              <w:t>src</w:t>
-            </w:r>
-            <w:proofErr w:type="spellEnd"/>
-            <w:r>
-              <w:rPr>
-                <w:lang w:bidi="ar-SA"/>
-              </w:rPr>
-              <w:t>/services</w:t>
+              <w:t>/src/services</w:t>
             </w:r>
           </w:p>
         </w:tc>
@@ -24183,28 +22458,12 @@
                 <w:lang w:bidi="ar-SA"/>
               </w:rPr>
             </w:pPr>
-            <w:proofErr w:type="spellStart"/>
-            <w:r>
-              <w:rPr>
-                <w:lang w:bidi="ar-SA"/>
-              </w:rPr>
-              <w:t>authService</w:t>
-            </w:r>
-            <w:proofErr w:type="spellEnd"/>
-            <w:r>
-              <w:rPr>
-                <w:lang w:bidi="ar-SA"/>
-              </w:rPr>
-              <w:t xml:space="preserve">, </w:t>
-            </w:r>
-            <w:proofErr w:type="spellStart"/>
-            <w:r>
-              <w:rPr>
-                <w:lang w:bidi="ar-SA"/>
-              </w:rPr>
-              <w:t>appointmentService</w:t>
-            </w:r>
-            <w:proofErr w:type="spellEnd"/>
+            <w:r>
+              <w:rPr>
+                <w:lang w:bidi="ar-SA"/>
+              </w:rPr>
+              <w:t>authService, appointmentService</w:t>
+            </w:r>
           </w:p>
         </w:tc>
       </w:tr>
@@ -24225,21 +22484,7 @@
               <w:rPr>
                 <w:lang w:bidi="ar-SA"/>
               </w:rPr>
-              <w:t>/</w:t>
-            </w:r>
-            <w:proofErr w:type="spellStart"/>
-            <w:r>
-              <w:rPr>
-                <w:lang w:bidi="ar-SA"/>
-              </w:rPr>
-              <w:t>src</w:t>
-            </w:r>
-            <w:proofErr w:type="spellEnd"/>
-            <w:r>
-              <w:rPr>
-                <w:lang w:bidi="ar-SA"/>
-              </w:rPr>
-              <w:t>/utils</w:t>
+              <w:t>/src/utils</w:t>
             </w:r>
           </w:p>
         </w:tc>
@@ -24275,19 +22520,11 @@
                 <w:lang w:bidi="ar-SA"/>
               </w:rPr>
             </w:pPr>
-            <w:proofErr w:type="spellStart"/>
-            <w:r>
-              <w:rPr>
-                <w:lang w:bidi="ar-SA"/>
-              </w:rPr>
-              <w:t>formatDate</w:t>
-            </w:r>
-            <w:proofErr w:type="spellEnd"/>
-            <w:r>
-              <w:rPr>
-                <w:lang w:bidi="ar-SA"/>
-              </w:rPr>
-              <w:t>, validators, constants</w:t>
+            <w:r>
+              <w:rPr>
+                <w:lang w:bidi="ar-SA"/>
+              </w:rPr>
+              <w:t>formatDate, validators, constants</w:t>
             </w:r>
           </w:p>
         </w:tc>
@@ -24309,30 +22546,8 @@
               <w:rPr>
                 <w:lang w:bidi="ar-SA"/>
               </w:rPr>
-              <w:t>/</w:t>
-            </w:r>
-            <w:proofErr w:type="spellStart"/>
-            <w:r>
-              <w:rPr>
-                <w:lang w:bidi="ar-SA"/>
-              </w:rPr>
-              <w:t>src</w:t>
-            </w:r>
-            <w:proofErr w:type="spellEnd"/>
-            <w:r>
-              <w:rPr>
-                <w:lang w:bidi="ar-SA"/>
-              </w:rPr>
-              <w:t>/</w:t>
-            </w:r>
-            <w:proofErr w:type="spellStart"/>
-            <w:r>
-              <w:rPr>
-                <w:lang w:bidi="ar-SA"/>
-              </w:rPr>
-              <w:t>App.jsx</w:t>
-            </w:r>
-            <w:proofErr w:type="spellEnd"/>
+              <w:t>/src/App.jsx</w:t>
+            </w:r>
           </w:p>
         </w:tc>
         <w:tc>
@@ -24393,30 +22608,8 @@
               <w:rPr>
                 <w:lang w:bidi="ar-SA"/>
               </w:rPr>
-              <w:t>/</w:t>
-            </w:r>
-            <w:proofErr w:type="spellStart"/>
-            <w:r>
-              <w:rPr>
-                <w:lang w:bidi="ar-SA"/>
-              </w:rPr>
-              <w:t>src</w:t>
-            </w:r>
-            <w:proofErr w:type="spellEnd"/>
-            <w:r>
-              <w:rPr>
-                <w:lang w:bidi="ar-SA"/>
-              </w:rPr>
-              <w:t>/</w:t>
-            </w:r>
-            <w:proofErr w:type="spellStart"/>
-            <w:r>
-              <w:rPr>
-                <w:lang w:bidi="ar-SA"/>
-              </w:rPr>
-              <w:t>main.jsx</w:t>
-            </w:r>
-            <w:proofErr w:type="spellEnd"/>
+              <w:t>/src/main.jsx</w:t>
+            </w:r>
           </w:p>
         </w:tc>
         <w:tc>
@@ -24774,23 +22967,7 @@
           <w:b/>
           <w:bCs/>
         </w:rPr>
-        <w:t xml:space="preserve"> (</w:t>
-      </w:r>
-      <w:proofErr w:type="spellStart"/>
-      <w:r>
-        <w:rPr>
-          <w:b/>
-          <w:bCs/>
-        </w:rPr>
-        <w:t>middlewares</w:t>
-      </w:r>
-      <w:proofErr w:type="spellEnd"/>
-      <w:r>
-        <w:rPr>
-          <w:b/>
-          <w:bCs/>
-        </w:rPr>
-        <w:t>/isLogin.js)</w:t>
+        <w:t xml:space="preserve"> (middlewares/isLogin.js)</w:t>
       </w:r>
       <w:r>
         <w:rPr>
@@ -24824,7 +23001,7 @@
           <v:shape id="_x0000_i1051" type="#_x0000_t75" style="width:523.8pt;height:582pt" o:ole="">
             <v:imagedata r:id="rId69" o:title=""/>
           </v:shape>
-          <o:OLEObject Type="Embed" ProgID="Word.OpenDocumentText.12" ShapeID="_x0000_i1051" DrawAspect="Content" ObjectID="_1824387509" r:id="rId70"/>
+          <o:OLEObject Type="Embed" ProgID="Word.OpenDocumentText.12" ShapeID="_x0000_i1051" DrawAspect="Content" ObjectID="_1824541203" r:id="rId70"/>
         </w:object>
       </w:r>
     </w:p>
@@ -24863,21 +23040,12 @@
         <w:lastRenderedPageBreak/>
         <w:t>File Upload Middleware (</w:t>
       </w:r>
-      <w:proofErr w:type="spellStart"/>
       <w:r>
         <w:rPr>
           <w:b/>
           <w:bCs/>
         </w:rPr>
-        <w:t>middlewares</w:t>
-      </w:r>
-      <w:proofErr w:type="spellEnd"/>
-      <w:r>
-        <w:rPr>
-          <w:b/>
-          <w:bCs/>
-        </w:rPr>
-        <w:t>/</w:t>
+        <w:t>middlewares/</w:t>
       </w:r>
       <w:r>
         <w:rPr>
@@ -24911,7 +23079,7 @@
           <v:shape id="_x0000_i1052" type="#_x0000_t75" style="width:523.8pt;height:609.6pt" o:ole="">
             <v:imagedata r:id="rId71" o:title=""/>
           </v:shape>
-          <o:OLEObject Type="Embed" ProgID="Word.OpenDocumentText.12" ShapeID="_x0000_i1052" DrawAspect="Content" ObjectID="_1824387510" r:id="rId72"/>
+          <o:OLEObject Type="Embed" ProgID="Word.OpenDocumentText.12" ShapeID="_x0000_i1052" DrawAspect="Content" ObjectID="_1824541204" r:id="rId72"/>
         </w:object>
       </w:r>
     </w:p>
@@ -24932,7 +23100,7 @@
           <v:shape id="_x0000_i1053" type="#_x0000_t75" style="width:523.8pt;height:723.6pt" o:ole="">
             <v:imagedata r:id="rId73" o:title=""/>
           </v:shape>
-          <o:OLEObject Type="Embed" ProgID="Word.OpenDocumentText.12" ShapeID="_x0000_i1053" DrawAspect="Content" ObjectID="_1824387511" r:id="rId74"/>
+          <o:OLEObject Type="Embed" ProgID="Word.OpenDocumentText.12" ShapeID="_x0000_i1053" DrawAspect="Content" ObjectID="_1824541205" r:id="rId74"/>
         </w:object>
       </w:r>
     </w:p>
@@ -24957,21 +23125,12 @@
         <w:lastRenderedPageBreak/>
         <w:t>Lawyer Verification Middleware (</w:t>
       </w:r>
-      <w:proofErr w:type="spellStart"/>
       <w:r>
         <w:rPr>
           <w:b/>
           <w:bCs/>
         </w:rPr>
-        <w:t>middlewares</w:t>
-      </w:r>
-      <w:proofErr w:type="spellEnd"/>
-      <w:r>
-        <w:rPr>
-          <w:b/>
-          <w:bCs/>
-        </w:rPr>
-        <w:t>/lawyer.middleware.js</w:t>
+        <w:t>middlewares/lawyer.middleware.js</w:t>
       </w:r>
       <w:r>
         <w:rPr>
@@ -25005,7 +23164,7 @@
           <v:shape id="_x0000_i1054" type="#_x0000_t75" style="width:523.8pt;height:263.4pt" o:ole="">
             <v:imagedata r:id="rId75" o:title=""/>
           </v:shape>
-          <o:OLEObject Type="Embed" ProgID="Word.OpenDocumentText.12" ShapeID="_x0000_i1054" DrawAspect="Content" ObjectID="_1824387512" r:id="rId76"/>
+          <o:OLEObject Type="Embed" ProgID="Word.OpenDocumentText.12" ShapeID="_x0000_i1054" DrawAspect="Content" ObjectID="_1824541206" r:id="rId76"/>
         </w:object>
       </w:r>
     </w:p>
@@ -25029,21 +23188,12 @@
         </w:rPr>
         <w:t>Admin Authorization Middleware (</w:t>
       </w:r>
-      <w:proofErr w:type="spellStart"/>
       <w:r>
         <w:rPr>
           <w:b/>
           <w:bCs/>
         </w:rPr>
-        <w:t>middlewares</w:t>
-      </w:r>
-      <w:proofErr w:type="spellEnd"/>
-      <w:r>
-        <w:rPr>
-          <w:b/>
-          <w:bCs/>
-        </w:rPr>
-        <w:t>/admin.middleware.js</w:t>
+        <w:t>middlewares/admin.middleware.js</w:t>
       </w:r>
       <w:r>
         <w:rPr>
@@ -25077,7 +23227,7 @@
           <v:shape id="_x0000_i1055" type="#_x0000_t75" style="width:523.8pt;height:249.6pt" o:ole="">
             <v:imagedata r:id="rId77" o:title=""/>
           </v:shape>
-          <o:OLEObject Type="Embed" ProgID="Word.OpenDocumentText.12" ShapeID="_x0000_i1055" DrawAspect="Content" ObjectID="_1824387513" r:id="rId78"/>
+          <o:OLEObject Type="Embed" ProgID="Word.OpenDocumentText.12" ShapeID="_x0000_i1055" DrawAspect="Content" ObjectID="_1824541207" r:id="rId78"/>
         </w:object>
       </w:r>
     </w:p>
@@ -25104,21 +23254,12 @@
         <w:lastRenderedPageBreak/>
         <w:t>Rate Limiting Middleware (</w:t>
       </w:r>
-      <w:proofErr w:type="spellStart"/>
       <w:r>
         <w:rPr>
           <w:b/>
           <w:bCs/>
         </w:rPr>
-        <w:t>middlewares</w:t>
-      </w:r>
-      <w:proofErr w:type="spellEnd"/>
-      <w:r>
-        <w:rPr>
-          <w:b/>
-          <w:bCs/>
-        </w:rPr>
-        <w:t>/rateLimiters.js</w:t>
+        <w:t>middlewares/rateLimiters.js</w:t>
       </w:r>
       <w:r>
         <w:rPr>
@@ -25152,7 +23293,7 @@
           <v:shape id="_x0000_i1056" type="#_x0000_t75" style="width:523.8pt;height:263.4pt" o:ole="">
             <v:imagedata r:id="rId79" o:title=""/>
           </v:shape>
-          <o:OLEObject Type="Embed" ProgID="Word.OpenDocumentText.12" ShapeID="_x0000_i1056" DrawAspect="Content" ObjectID="_1824387514" r:id="rId80"/>
+          <o:OLEObject Type="Embed" ProgID="Word.OpenDocumentText.12" ShapeID="_x0000_i1056" DrawAspect="Content" ObjectID="_1824541208" r:id="rId80"/>
         </w:object>
       </w:r>
     </w:p>
@@ -25176,26 +23317,17 @@
         </w:rPr>
         <w:t>Cron Job Security Middleware (</w:t>
       </w:r>
-      <w:proofErr w:type="spellStart"/>
       <w:r>
         <w:rPr>
           <w:b/>
           <w:bCs/>
         </w:rPr>
-        <w:t>middlewares</w:t>
-      </w:r>
-      <w:proofErr w:type="spellEnd"/>
+        <w:t>middlewares/cron.middleware.js</w:t>
+      </w:r>
       <w:r>
         <w:rPr>
           <w:b/>
           <w:bCs/>
-        </w:rPr>
-        <w:t>/cron.middleware.js</w:t>
-      </w:r>
-      <w:r>
-        <w:rPr>
-          <w:b/>
-          <w:bCs/>
           <w:lang w:bidi="ar-SA"/>
         </w:rPr>
         <w:t xml:space="preserve">): </w:t>
@@ -25204,21 +23336,7 @@
         <w:rPr>
           <w:lang w:bidi="ar-SA"/>
         </w:rPr>
-        <w:t xml:space="preserve">This middleware ensures that only authorized </w:t>
-      </w:r>
-      <w:proofErr w:type="spellStart"/>
-      <w:r>
-        <w:rPr>
-          <w:lang w:bidi="ar-SA"/>
-        </w:rPr>
-        <w:t>cron</w:t>
-      </w:r>
-      <w:proofErr w:type="spellEnd"/>
-      <w:r>
-        <w:rPr>
-          <w:lang w:bidi="ar-SA"/>
-        </w:rPr>
-        <w:t xml:space="preserve"> jobs can trigger scheduled backend tasks. It validates a Bearer token from the request header against a secret key stored in environment variables. If the token is missing or invalid, access is denied, thereby preventing unauthorized execution of automated maintenance or background processes.</w:t>
+        <w:t>This middleware ensures that only authorized cron jobs can trigger scheduled backend tasks. It validates a Bearer token from the request header against a secret key stored in environment variables. If the token is missing or invalid, access is denied, thereby preventing unauthorized execution of automated maintenance or background processes.</w:t>
       </w:r>
     </w:p>
     <w:bookmarkStart w:id="98" w:name="_MON_1823737718"/>
@@ -25238,7 +23356,7 @@
           <v:shape id="_x0000_i1057" type="#_x0000_t75" style="width:523.8pt;height:235.2pt" o:ole="">
             <v:imagedata r:id="rId81" o:title=""/>
           </v:shape>
-          <o:OLEObject Type="Embed" ProgID="Word.OpenDocumentText.12" ShapeID="_x0000_i1057" DrawAspect="Content" ObjectID="_1824387515" r:id="rId82"/>
+          <o:OLEObject Type="Embed" ProgID="Word.OpenDocumentText.12" ShapeID="_x0000_i1057" DrawAspect="Content" ObjectID="_1824541209" r:id="rId82"/>
         </w:object>
       </w:r>
     </w:p>
@@ -25302,21 +23420,7 @@
         <w:rPr>
           <w:lang w:bidi="ar-SA"/>
         </w:rPr>
-        <w:t xml:space="preserve">This controller handles secure Google OAuth 2.0 login and registration. It verifies the user’s Google ID token, retrieves profile information, and either creates or updates the user in the database. Upon successful authentication, it generates JWT access and refresh tokens, enabling seamless, </w:t>
-      </w:r>
-      <w:proofErr w:type="spellStart"/>
-      <w:r>
-        <w:rPr>
-          <w:lang w:bidi="ar-SA"/>
-        </w:rPr>
-        <w:t>passwordless</w:t>
-      </w:r>
-      <w:proofErr w:type="spellEnd"/>
-      <w:r>
-        <w:rPr>
-          <w:lang w:bidi="ar-SA"/>
-        </w:rPr>
-        <w:t xml:space="preserve"> login while ensuring account integrity and protection against unauthorized access.</w:t>
+        <w:t>This controller handles secure Google OAuth 2.0 login and registration. It verifies the user’s Google ID token, retrieves profile information, and either creates or updates the user in the database. Upon successful authentication, it generates JWT access and refresh tokens, enabling seamless, passwordless login while ensuring account integrity and protection against unauthorized access.</w:t>
       </w:r>
     </w:p>
     <w:bookmarkStart w:id="99" w:name="_MON_1823739300"/>
@@ -25338,7 +23442,7 @@
           <v:shape id="_x0000_i1058" type="#_x0000_t75" style="width:523.8pt;height:595.8pt" o:ole="">
             <v:imagedata r:id="rId83" o:title=""/>
           </v:shape>
-          <o:OLEObject Type="Embed" ProgID="Word.OpenDocumentText.12" ShapeID="_x0000_i1058" DrawAspect="Content" ObjectID="_1824387516" r:id="rId84"/>
+          <o:OLEObject Type="Embed" ProgID="Word.OpenDocumentText.12" ShapeID="_x0000_i1058" DrawAspect="Content" ObjectID="_1824541210" r:id="rId84"/>
         </w:object>
       </w:r>
     </w:p>
@@ -25361,7 +23465,7 @@
           <v:shape id="_x0000_i1059" type="#_x0000_t75" style="width:523.8pt;height:443.4pt" o:ole="">
             <v:imagedata r:id="rId85" o:title=""/>
           </v:shape>
-          <o:OLEObject Type="Embed" ProgID="Word.OpenDocumentText.12" ShapeID="_x0000_i1059" DrawAspect="Content" ObjectID="_1824387517" r:id="rId86"/>
+          <o:OLEObject Type="Embed" ProgID="Word.OpenDocumentText.12" ShapeID="_x0000_i1059" DrawAspect="Content" ObjectID="_1824541211" r:id="rId86"/>
         </w:object>
       </w:r>
     </w:p>
@@ -25419,7 +23523,7 @@
           <v:shape id="_x0000_i1060" type="#_x0000_t75" style="width:523.8pt;height:180pt" o:ole="">
             <v:imagedata r:id="rId87" o:title=""/>
           </v:shape>
-          <o:OLEObject Type="Embed" ProgID="Word.OpenDocumentText.12" ShapeID="_x0000_i1060" DrawAspect="Content" ObjectID="_1824387518" r:id="rId88"/>
+          <o:OLEObject Type="Embed" ProgID="Word.OpenDocumentText.12" ShapeID="_x0000_i1060" DrawAspect="Content" ObjectID="_1824541212" r:id="rId88"/>
         </w:object>
       </w:r>
     </w:p>
@@ -25444,7 +23548,7 @@
           <v:shape id="_x0000_i1061" type="#_x0000_t75" style="width:523.8pt;height:730.2pt" o:ole="">
             <v:imagedata r:id="rId89" o:title=""/>
           </v:shape>
-          <o:OLEObject Type="Embed" ProgID="Word.OpenDocumentText.12" ShapeID="_x0000_i1061" DrawAspect="Content" ObjectID="_1824387519" r:id="rId90"/>
+          <o:OLEObject Type="Embed" ProgID="Word.OpenDocumentText.12" ShapeID="_x0000_i1061" DrawAspect="Content" ObjectID="_1824541213" r:id="rId90"/>
         </w:object>
       </w:r>
     </w:p>
@@ -25495,49 +23599,7 @@
         <w:rPr>
           <w:lang w:bidi="ar-SA"/>
         </w:rPr>
-        <w:t xml:space="preserve"> with the appointment system. The </w:t>
-      </w:r>
-      <w:proofErr w:type="spellStart"/>
-      <w:r>
-        <w:rPr>
-          <w:lang w:bidi="ar-SA"/>
-        </w:rPr>
-        <w:t>createCheckoutSession</w:t>
-      </w:r>
-      <w:proofErr w:type="spellEnd"/>
-      <w:r>
-        <w:rPr>
-          <w:lang w:bidi="ar-SA"/>
-        </w:rPr>
-        <w:t xml:space="preserve"> function securely initializes Stripe checkout sessions, links payments to appointments, and handles transactional integrity. The </w:t>
-      </w:r>
-      <w:proofErr w:type="spellStart"/>
-      <w:r>
-        <w:rPr>
-          <w:lang w:bidi="ar-SA"/>
-        </w:rPr>
-        <w:t>confirmBooking</w:t>
-      </w:r>
-      <w:proofErr w:type="spellEnd"/>
-      <w:r>
-        <w:rPr>
-          <w:lang w:bidi="ar-SA"/>
-        </w:rPr>
-        <w:t xml:space="preserve"> function verifies successful payments, updates booking status, generates </w:t>
-      </w:r>
-      <w:proofErr w:type="spellStart"/>
-      <w:r>
-        <w:rPr>
-          <w:lang w:bidi="ar-SA"/>
-        </w:rPr>
-        <w:t>Jitsi</w:t>
-      </w:r>
-      <w:proofErr w:type="spellEnd"/>
-      <w:r>
-        <w:rPr>
-          <w:lang w:bidi="ar-SA"/>
-        </w:rPr>
-        <w:t xml:space="preserve"> meeting links, updates lawyer earnings, and sends confirmation emails to both parties for a smooth and automated consultation experience.</w:t>
+        <w:t xml:space="preserve"> with the appointment system. The createCheckoutSession function securely initializes Stripe checkout sessions, links payments to appointments, and handles transactional integrity. The confirmBooking function verifies successful payments, updates booking status, generates Jitsi meeting links, updates lawyer earnings, and sends confirmation emails to both parties for a smooth and automated consultation experience.</w:t>
       </w:r>
     </w:p>
     <w:bookmarkStart w:id="103" w:name="_MON_1823738547"/>
@@ -25557,7 +23619,7 @@
           <v:shape id="_x0000_i1062" type="#_x0000_t75" style="width:523.8pt;height:512.4pt" o:ole="">
             <v:imagedata r:id="rId91" o:title=""/>
           </v:shape>
-          <o:OLEObject Type="Embed" ProgID="Word.OpenDocumentText.12" ShapeID="_x0000_i1062" DrawAspect="Content" ObjectID="_1824387520" r:id="rId92"/>
+          <o:OLEObject Type="Embed" ProgID="Word.OpenDocumentText.12" ShapeID="_x0000_i1062" DrawAspect="Content" ObjectID="_1824541214" r:id="rId92"/>
         </w:object>
       </w:r>
     </w:p>
@@ -25592,7 +23654,7 @@
           <v:shape id="_x0000_i1063" type="#_x0000_t75" style="width:523.8pt;height:729pt" o:ole="">
             <v:imagedata r:id="rId93" o:title=""/>
           </v:shape>
-          <o:OLEObject Type="Embed" ProgID="Word.OpenDocumentText.12" ShapeID="_x0000_i1063" DrawAspect="Content" ObjectID="_1824387521" r:id="rId94"/>
+          <o:OLEObject Type="Embed" ProgID="Word.OpenDocumentText.12" ShapeID="_x0000_i1063" DrawAspect="Content" ObjectID="_1824541215" r:id="rId94"/>
         </w:object>
       </w:r>
     </w:p>
@@ -25613,7 +23675,7 @@
           <v:shape id="_x0000_i1064" type="#_x0000_t75" style="width:523.8pt;height:730.8pt" o:ole="">
             <v:imagedata r:id="rId95" o:title=""/>
           </v:shape>
-          <o:OLEObject Type="Embed" ProgID="Word.OpenDocumentText.12" ShapeID="_x0000_i1064" DrawAspect="Content" ObjectID="_1824387522" r:id="rId96"/>
+          <o:OLEObject Type="Embed" ProgID="Word.OpenDocumentText.12" ShapeID="_x0000_i1064" DrawAspect="Content" ObjectID="_1824541216" r:id="rId96"/>
         </w:object>
       </w:r>
     </w:p>
@@ -25634,7 +23696,7 @@
           <v:shape id="_x0000_i1065" type="#_x0000_t75" style="width:523.8pt;height:553.8pt" o:ole="">
             <v:imagedata r:id="rId97" o:title=""/>
           </v:shape>
-          <o:OLEObject Type="Embed" ProgID="Word.OpenDocumentText.12" ShapeID="_x0000_i1065" DrawAspect="Content" ObjectID="_1824387523" r:id="rId98"/>
+          <o:OLEObject Type="Embed" ProgID="Word.OpenDocumentText.12" ShapeID="_x0000_i1065" DrawAspect="Content" ObjectID="_1824541217" r:id="rId98"/>
         </w:object>
       </w:r>
     </w:p>
@@ -25662,21 +23724,7 @@
         <w:rPr>
           <w:lang w:bidi="ar-SA"/>
         </w:rPr>
-        <w:t xml:space="preserve">This controller securely retrieves the </w:t>
-      </w:r>
-      <w:proofErr w:type="spellStart"/>
-      <w:r>
-        <w:rPr>
-          <w:lang w:bidi="ar-SA"/>
-        </w:rPr>
-        <w:t>Jitsi</w:t>
-      </w:r>
-      <w:proofErr w:type="spellEnd"/>
-      <w:r>
-        <w:rPr>
-          <w:lang w:bidi="ar-SA"/>
-        </w:rPr>
-        <w:t xml:space="preserve"> meeting link for a scheduled appointment. It validates user authorization, ensuring only the respective user or verified lawyer can access the meeting. Additionally, it checks appointment validity, preventing expired or unauthorized session access, thus maintaining confidentiality and security during virtual consultations.</w:t>
+        <w:t>This controller securely retrieves the Jitsi meeting link for a scheduled appointment. It validates user authorization, ensuring only the respective user or verified lawyer can access the meeting. Additionally, it checks appointment validity, preventing expired or unauthorized session access, thus maintaining confidentiality and security during virtual consultations.</w:t>
       </w:r>
     </w:p>
     <w:bookmarkStart w:id="107" w:name="_MON_1823739162"/>
@@ -25696,7 +23744,7 @@
           <v:shape id="_x0000_i1066" type="#_x0000_t75" style="width:523.8pt;height:729pt" o:ole="">
             <v:imagedata r:id="rId99" o:title=""/>
           </v:shape>
-          <o:OLEObject Type="Embed" ProgID="Word.OpenDocumentText.12" ShapeID="_x0000_i1066" DrawAspect="Content" ObjectID="_1824387524" r:id="rId100"/>
+          <o:OLEObject Type="Embed" ProgID="Word.OpenDocumentText.12" ShapeID="_x0000_i1066" DrawAspect="Content" ObjectID="_1824541218" r:id="rId100"/>
         </w:object>
       </w:r>
     </w:p>
@@ -25753,7 +23801,7 @@
           <v:shape id="_x0000_i1067" type="#_x0000_t75" style="width:523.8pt;height:588.6pt" o:ole="">
             <v:imagedata r:id="rId101" o:title=""/>
           </v:shape>
-          <o:OLEObject Type="Embed" ProgID="Word.OpenDocumentText.12" ShapeID="_x0000_i1067" DrawAspect="Content" ObjectID="_1824387525" r:id="rId102"/>
+          <o:OLEObject Type="Embed" ProgID="Word.OpenDocumentText.12" ShapeID="_x0000_i1067" DrawAspect="Content" ObjectID="_1824541219" r:id="rId102"/>
         </w:object>
       </w:r>
     </w:p>
@@ -25788,7 +23836,7 @@
           <v:shape id="_x0000_i1068" type="#_x0000_t75" style="width:523.8pt;height:277.2pt" o:ole="">
             <v:imagedata r:id="rId103" o:title=""/>
           </v:shape>
-          <o:OLEObject Type="Embed" ProgID="Word.OpenDocumentText.12" ShapeID="_x0000_i1068" DrawAspect="Content" ObjectID="_1824387526" r:id="rId104"/>
+          <o:OLEObject Type="Embed" ProgID="Word.OpenDocumentText.12" ShapeID="_x0000_i1068" DrawAspect="Content" ObjectID="_1824541220" r:id="rId104"/>
         </w:object>
       </w:r>
     </w:p>
@@ -25838,7 +23886,7 @@
           <v:shape id="_x0000_i1069" type="#_x0000_t75" style="width:523.8pt;height:297.6pt" o:ole="">
             <v:imagedata r:id="rId105" o:title=""/>
           </v:shape>
-          <o:OLEObject Type="Embed" ProgID="Word.OpenDocumentText.12" ShapeID="_x0000_i1069" DrawAspect="Content" ObjectID="_1824387527" r:id="rId106"/>
+          <o:OLEObject Type="Embed" ProgID="Word.OpenDocumentText.12" ShapeID="_x0000_i1069" DrawAspect="Content" ObjectID="_1824541221" r:id="rId106"/>
         </w:object>
       </w:r>
     </w:p>
@@ -25873,7 +23921,7 @@
           <v:shape id="_x0000_i1070" type="#_x0000_t75" style="width:523.8pt;height:664.8pt" o:ole="">
             <v:imagedata r:id="rId107" o:title=""/>
           </v:shape>
-          <o:OLEObject Type="Embed" ProgID="Word.OpenDocumentText.12" ShapeID="_x0000_i1070" DrawAspect="Content" ObjectID="_1824387528" r:id="rId108"/>
+          <o:OLEObject Type="Embed" ProgID="Word.OpenDocumentText.12" ShapeID="_x0000_i1070" DrawAspect="Content" ObjectID="_1824541222" r:id="rId108"/>
         </w:object>
       </w:r>
     </w:p>
@@ -25969,7 +24017,7 @@
           <v:shape id="_x0000_i1071" type="#_x0000_t75" style="width:523.8pt;height:609.6pt" o:ole="">
             <v:imagedata r:id="rId109" o:title=""/>
           </v:shape>
-          <o:OLEObject Type="Embed" ProgID="Word.OpenDocumentText.12" ShapeID="_x0000_i1071" DrawAspect="Content" ObjectID="_1824387529" r:id="rId110"/>
+          <o:OLEObject Type="Embed" ProgID="Word.OpenDocumentText.12" ShapeID="_x0000_i1071" DrawAspect="Content" ObjectID="_1824541223" r:id="rId110"/>
         </w:object>
       </w:r>
     </w:p>
@@ -25990,7 +24038,7 @@
           <v:shape id="_x0000_i1072" type="#_x0000_t75" style="width:523.8pt;height:729pt" o:ole="">
             <v:imagedata r:id="rId111" o:title=""/>
           </v:shape>
-          <o:OLEObject Type="Embed" ProgID="Word.OpenDocumentText.12" ShapeID="_x0000_i1072" DrawAspect="Content" ObjectID="_1824387530" r:id="rId112"/>
+          <o:OLEObject Type="Embed" ProgID="Word.OpenDocumentText.12" ShapeID="_x0000_i1072" DrawAspect="Content" ObjectID="_1824541224" r:id="rId112"/>
         </w:object>
       </w:r>
     </w:p>
@@ -26010,7 +24058,7 @@
           <v:shape id="_x0000_i1073" type="#_x0000_t75" style="width:471pt;height:87.6pt" o:ole="">
             <v:imagedata r:id="rId113" o:title=""/>
           </v:shape>
-          <o:OLEObject Type="Embed" ProgID="Word.OpenDocumentText.12" ShapeID="_x0000_i1073" DrawAspect="Content" ObjectID="_1824387531" r:id="rId114"/>
+          <o:OLEObject Type="Embed" ProgID="Word.OpenDocumentText.12" ShapeID="_x0000_i1073" DrawAspect="Content" ObjectID="_1824541225" r:id="rId114"/>
         </w:object>
       </w:r>
     </w:p>
@@ -26038,21 +24086,7 @@
         <w:rPr>
           <w:lang w:bidi="ar-SA"/>
         </w:rPr>
-        <w:t xml:space="preserve">This utility handles automated email delivery using </w:t>
-      </w:r>
-      <w:proofErr w:type="spellStart"/>
-      <w:r>
-        <w:rPr>
-          <w:lang w:bidi="ar-SA"/>
-        </w:rPr>
-        <w:t>Nodemailer</w:t>
-      </w:r>
-      <w:proofErr w:type="spellEnd"/>
-      <w:r>
-        <w:rPr>
-          <w:lang w:bidi="ar-SA"/>
-        </w:rPr>
-        <w:t>. It supports sending notifications such as verification, approval, and welcome emails through a secure SMTP service, ensuring reliable communication between the platform and users.</w:t>
+        <w:t>This utility handles automated email delivery using Nodemailer. It supports sending notifications such as verification, approval, and welcome emails through a secure SMTP service, ensuring reliable communication between the platform and users.</w:t>
       </w:r>
     </w:p>
     <w:bookmarkStart w:id="115" w:name="_MON_1823741268"/>
@@ -26072,7 +24106,7 @@
           <v:shape id="_x0000_i1074" type="#_x0000_t75" style="width:449.4pt;height:237.6pt" o:ole="">
             <v:imagedata r:id="rId115" o:title=""/>
           </v:shape>
-          <o:OLEObject Type="Embed" ProgID="Word.OpenDocumentText.12" ShapeID="_x0000_i1074" DrawAspect="Content" ObjectID="_1824387532" r:id="rId116"/>
+          <o:OLEObject Type="Embed" ProgID="Word.OpenDocumentText.12" ShapeID="_x0000_i1074" DrawAspect="Content" ObjectID="_1824541226" r:id="rId116"/>
         </w:object>
       </w:r>
     </w:p>
@@ -26321,25 +24355,7 @@
                 <w:bCs/>
                 <w:lang w:bidi="ar-SA"/>
               </w:rPr>
-              <w:t>/</w:t>
-            </w:r>
-            <w:proofErr w:type="spellStart"/>
-            <w:r>
-              <w:rPr>
-                <w:b/>
-                <w:bCs/>
-                <w:lang w:bidi="ar-SA"/>
-              </w:rPr>
-              <w:t>api</w:t>
-            </w:r>
-            <w:proofErr w:type="spellEnd"/>
-            <w:r>
-              <w:rPr>
-                <w:b/>
-                <w:bCs/>
-                <w:lang w:bidi="ar-SA"/>
-              </w:rPr>
-              <w:t>/auth</w:t>
+              <w:t>/api/auth</w:t>
             </w:r>
           </w:p>
         </w:tc>
@@ -26388,25 +24404,7 @@
                 <w:bCs/>
                 <w:lang w:bidi="ar-SA"/>
               </w:rPr>
-              <w:t>/</w:t>
-            </w:r>
-            <w:proofErr w:type="spellStart"/>
-            <w:r>
-              <w:rPr>
-                <w:b/>
-                <w:bCs/>
-                <w:lang w:bidi="ar-SA"/>
-              </w:rPr>
-              <w:t>api</w:t>
-            </w:r>
-            <w:proofErr w:type="spellEnd"/>
-            <w:r>
-              <w:rPr>
-                <w:b/>
-                <w:bCs/>
-                <w:lang w:bidi="ar-SA"/>
-              </w:rPr>
-              <w:t>/user</w:t>
+              <w:t>/api/user</w:t>
             </w:r>
           </w:p>
         </w:tc>
@@ -26455,25 +24453,7 @@
                 <w:bCs/>
                 <w:lang w:bidi="ar-SA"/>
               </w:rPr>
-              <w:t>/</w:t>
-            </w:r>
-            <w:proofErr w:type="spellStart"/>
-            <w:r>
-              <w:rPr>
-                <w:b/>
-                <w:bCs/>
-                <w:lang w:bidi="ar-SA"/>
-              </w:rPr>
-              <w:t>api</w:t>
-            </w:r>
-            <w:proofErr w:type="spellEnd"/>
-            <w:r>
-              <w:rPr>
-                <w:b/>
-                <w:bCs/>
-                <w:lang w:bidi="ar-SA"/>
-              </w:rPr>
-              <w:t>/lawyer</w:t>
+              <w:t>/api/lawyer</w:t>
             </w:r>
           </w:p>
         </w:tc>
@@ -26522,25 +24502,7 @@
                 <w:bCs/>
                 <w:lang w:bidi="ar-SA"/>
               </w:rPr>
-              <w:t>/</w:t>
-            </w:r>
-            <w:proofErr w:type="spellStart"/>
-            <w:r>
-              <w:rPr>
-                <w:b/>
-                <w:bCs/>
-                <w:lang w:bidi="ar-SA"/>
-              </w:rPr>
-              <w:t>api</w:t>
-            </w:r>
-            <w:proofErr w:type="spellEnd"/>
-            <w:r>
-              <w:rPr>
-                <w:b/>
-                <w:bCs/>
-                <w:lang w:bidi="ar-SA"/>
-              </w:rPr>
-              <w:t>/admin</w:t>
+              <w:t>/api/admin</w:t>
             </w:r>
           </w:p>
         </w:tc>
@@ -26589,25 +24551,7 @@
                 <w:bCs/>
                 <w:lang w:bidi="ar-SA"/>
               </w:rPr>
-              <w:t>/</w:t>
-            </w:r>
-            <w:proofErr w:type="spellStart"/>
-            <w:r>
-              <w:rPr>
-                <w:b/>
-                <w:bCs/>
-                <w:lang w:bidi="ar-SA"/>
-              </w:rPr>
-              <w:t>api</w:t>
-            </w:r>
-            <w:proofErr w:type="spellEnd"/>
-            <w:r>
-              <w:rPr>
-                <w:b/>
-                <w:bCs/>
-                <w:lang w:bidi="ar-SA"/>
-              </w:rPr>
-              <w:t>/landing</w:t>
+              <w:t>/api/landing</w:t>
             </w:r>
           </w:p>
         </w:tc>
@@ -26656,36 +24600,8 @@
                 <w:bCs/>
                 <w:lang w:bidi="ar-SA"/>
               </w:rPr>
-              <w:t>/</w:t>
-            </w:r>
-            <w:proofErr w:type="spellStart"/>
-            <w:r>
-              <w:rPr>
-                <w:b/>
-                <w:bCs/>
-                <w:lang w:bidi="ar-SA"/>
-              </w:rPr>
-              <w:t>api</w:t>
-            </w:r>
-            <w:proofErr w:type="spellEnd"/>
-            <w:r>
-              <w:rPr>
-                <w:b/>
-                <w:bCs/>
-                <w:lang w:bidi="ar-SA"/>
-              </w:rPr>
-              <w:t>/</w:t>
-            </w:r>
-            <w:proofErr w:type="spellStart"/>
-            <w:r>
-              <w:rPr>
-                <w:b/>
-                <w:bCs/>
-                <w:lang w:bidi="ar-SA"/>
-              </w:rPr>
-              <w:t>jitsi</w:t>
-            </w:r>
-            <w:proofErr w:type="spellEnd"/>
+              <w:t>/api/jitsi</w:t>
+            </w:r>
           </w:p>
         </w:tc>
         <w:tc>
@@ -26701,19 +24617,11 @@
                 <w:lang w:bidi="ar-SA"/>
               </w:rPr>
             </w:pPr>
-            <w:proofErr w:type="spellStart"/>
-            <w:r>
-              <w:rPr>
-                <w:lang w:bidi="ar-SA"/>
-              </w:rPr>
-              <w:t>Jitsi</w:t>
-            </w:r>
-            <w:proofErr w:type="spellEnd"/>
-            <w:r>
-              <w:rPr>
-                <w:lang w:bidi="ar-SA"/>
-              </w:rPr>
-              <w:t xml:space="preserve"> meeting authorization and link generation</w:t>
+            <w:r>
+              <w:rPr>
+                <w:lang w:bidi="ar-SA"/>
+              </w:rPr>
+              <w:t>Jitsi meeting authorization and link generation</w:t>
             </w:r>
           </w:p>
         </w:tc>
@@ -26741,36 +24649,8 @@
                 <w:bCs/>
                 <w:lang w:bidi="ar-SA"/>
               </w:rPr>
-              <w:t>/</w:t>
-            </w:r>
-            <w:proofErr w:type="spellStart"/>
-            <w:r>
-              <w:rPr>
-                <w:b/>
-                <w:bCs/>
-                <w:lang w:bidi="ar-SA"/>
-              </w:rPr>
-              <w:t>api</w:t>
-            </w:r>
-            <w:proofErr w:type="spellEnd"/>
-            <w:r>
-              <w:rPr>
-                <w:b/>
-                <w:bCs/>
-                <w:lang w:bidi="ar-SA"/>
-              </w:rPr>
-              <w:t>/</w:t>
-            </w:r>
-            <w:proofErr w:type="spellStart"/>
-            <w:r>
-              <w:rPr>
-                <w:b/>
-                <w:bCs/>
-                <w:lang w:bidi="ar-SA"/>
-              </w:rPr>
-              <w:t>cron</w:t>
-            </w:r>
-            <w:proofErr w:type="spellEnd"/>
+              <w:t>/api/cron</w:t>
+            </w:r>
           </w:p>
         </w:tc>
         <w:tc>
@@ -27016,15 +24896,7 @@
         <w:t xml:space="preserve">: </w:t>
       </w:r>
       <w:r>
-        <w:t xml:space="preserve">JWT </w:t>
-      </w:r>
-      <w:proofErr w:type="spellStart"/>
-      <w:r>
-        <w:t>Aithentication</w:t>
-      </w:r>
-      <w:proofErr w:type="spellEnd"/>
-      <w:r>
-        <w:t xml:space="preserve"> Flow with refresh token</w:t>
+        <w:t>JWT Aithentication Flow with refresh token</w:t>
       </w:r>
       <w:bookmarkEnd w:id="120"/>
     </w:p>
@@ -27055,21 +24927,7 @@
         <w:rPr>
           <w:lang w:bidi="ar-SA"/>
         </w:rPr>
-        <w:t xml:space="preserve">The booking workflow enables users to browse lawyer availability, validate open time slots in real time, and generate secure </w:t>
-      </w:r>
-      <w:proofErr w:type="spellStart"/>
-      <w:r>
-        <w:rPr>
-          <w:lang w:bidi="ar-SA"/>
-        </w:rPr>
-        <w:t>Jitsi</w:t>
-      </w:r>
-      <w:proofErr w:type="spellEnd"/>
-      <w:r>
-        <w:rPr>
-          <w:lang w:bidi="ar-SA"/>
-        </w:rPr>
-        <w:t xml:space="preserve"> meeting links upon successful scheduling. Post-consultation, appointment status automatically transitions from scheduled to completed, as shown in </w:t>
+        <w:t xml:space="preserve">The booking workflow enables users to browse lawyer availability, validate open time slots in real time, and generate secure Jitsi meeting links upon successful scheduling. Post-consultation, appointment status automatically transitions from scheduled to completed, as shown in </w:t>
       </w:r>
       <w:r>
         <w:rPr>
@@ -27508,19 +25366,11 @@
         </w:rPr>
         <w:t xml:space="preserve">Backend </w:t>
       </w:r>
-      <w:proofErr w:type="spellStart"/>
-      <w:r>
-        <w:rPr>
-          <w:lang w:bidi="ar-SA"/>
-        </w:rPr>
-        <w:t>Vercel</w:t>
-      </w:r>
-      <w:proofErr w:type="spellEnd"/>
-      <w:r>
-        <w:rPr>
-          <w:lang w:bidi="ar-SA"/>
-        </w:rPr>
-        <w:t xml:space="preserve"> Deployment Configuration</w:t>
+      <w:r>
+        <w:rPr>
+          <w:lang w:bidi="ar-SA"/>
+        </w:rPr>
+        <w:t>Vercel Deployment Configuration</w:t>
       </w:r>
     </w:p>
     <w:bookmarkStart w:id="126" w:name="_MON_1823743111"/>
@@ -27540,7 +25390,7 @@
           <v:shape id="_x0000_i1075" type="#_x0000_t75" style="width:492.6pt;height:286.8pt" o:ole="">
             <v:imagedata r:id="rId120" o:title=""/>
           </v:shape>
-          <o:OLEObject Type="Embed" ProgID="Word.OpenDocumentText.12" ShapeID="_x0000_i1075" DrawAspect="Content" ObjectID="_1824387533" r:id="rId121"/>
+          <o:OLEObject Type="Embed" ProgID="Word.OpenDocumentText.12" ShapeID="_x0000_i1075" DrawAspect="Content" ObjectID="_1824541227" r:id="rId121"/>
         </w:object>
       </w:r>
     </w:p>
@@ -27576,19 +25426,11 @@
         </w:rPr>
         <w:t xml:space="preserve">Frontend </w:t>
       </w:r>
-      <w:proofErr w:type="spellStart"/>
-      <w:r>
-        <w:rPr>
-          <w:lang w:bidi="ar-SA"/>
-        </w:rPr>
-        <w:t>Vercel</w:t>
-      </w:r>
-      <w:proofErr w:type="spellEnd"/>
-      <w:r>
-        <w:rPr>
-          <w:lang w:bidi="ar-SA"/>
-        </w:rPr>
-        <w:t xml:space="preserve"> Deployment Configuration</w:t>
+      <w:r>
+        <w:rPr>
+          <w:lang w:bidi="ar-SA"/>
+        </w:rPr>
+        <w:t>Vercel Deployment Configuration</w:t>
       </w:r>
     </w:p>
     <w:bookmarkStart w:id="127" w:name="_MON_1823743261"/>
@@ -27608,7 +25450,7 @@
           <v:shape id="_x0000_i1076" type="#_x0000_t75" style="width:492.6pt;height:247.2pt" o:ole="">
             <v:imagedata r:id="rId122" o:title=""/>
           </v:shape>
-          <o:OLEObject Type="Embed" ProgID="Word.OpenDocumentText.12" ShapeID="_x0000_i1076" DrawAspect="Content" ObjectID="_1824387534" r:id="rId123"/>
+          <o:OLEObject Type="Embed" ProgID="Word.OpenDocumentText.12" ShapeID="_x0000_i1076" DrawAspect="Content" ObjectID="_1824541228" r:id="rId123"/>
         </w:object>
       </w:r>
     </w:p>
@@ -27640,119 +25482,49 @@
         <w:rPr>
           <w:lang w:bidi="ar-SA"/>
         </w:rPr>
-        <w:t xml:space="preserve">This chapter detailed the complete design and implementation of </w:t>
-      </w:r>
-      <w:proofErr w:type="spellStart"/>
-      <w:r>
-        <w:rPr>
-          <w:lang w:bidi="ar-SA"/>
-        </w:rPr>
-        <w:t>CounselDesk</w:t>
-      </w:r>
-      <w:proofErr w:type="spellEnd"/>
-      <w:r>
-        <w:rPr>
-          <w:lang w:bidi="ar-SA"/>
-        </w:rPr>
-        <w:t xml:space="preserve"> across all architectural layers. The system architecture follows modern best practices with clear separation between presentation (React SPA), business logic (Express API), and data persistence (MongoDB) layers, all orchestrated through third-party service integrations.</w:t>
-      </w:r>
-    </w:p>
-    <w:p>
-      <w:pPr>
-        <w:spacing w:line="360" w:lineRule="auto"/>
-        <w:rPr>
-          <w:lang w:bidi="ar-SA"/>
-        </w:rPr>
-      </w:pPr>
-      <w:r>
-        <w:rPr>
-          <w:lang w:bidi="ar-SA"/>
-        </w:rPr>
-        <w:t xml:space="preserve">Database design leverages MongoDB's document model with eight core collections maintaining relationships through </w:t>
-      </w:r>
-      <w:proofErr w:type="spellStart"/>
-      <w:r>
-        <w:rPr>
-          <w:lang w:bidi="ar-SA"/>
-        </w:rPr>
-        <w:t>ObjectId</w:t>
-      </w:r>
-      <w:proofErr w:type="spellEnd"/>
-      <w:r>
-        <w:rPr>
-          <w:lang w:bidi="ar-SA"/>
-        </w:rPr>
-        <w:t xml:space="preserve"> references. Mongoose schemas enforce data validation and business rules while maintaining flexibility for future enhancements. Indexes optimize query performance for common access patterns.</w:t>
-      </w:r>
-    </w:p>
-    <w:p>
-      <w:pPr>
-        <w:spacing w:line="360" w:lineRule="auto"/>
-        <w:rPr>
-          <w:lang w:bidi="ar-SA"/>
-        </w:rPr>
-      </w:pPr>
-      <w:r>
-        <w:rPr>
-          <w:lang w:bidi="ar-SA"/>
-        </w:rPr>
-        <w:t xml:space="preserve">Frontend implementation utilizes React 18 with component-based architecture, React Context for authentication state, and React Query for server state management. Key components like </w:t>
-      </w:r>
-      <w:proofErr w:type="spellStart"/>
-      <w:r>
-        <w:rPr>
-          <w:lang w:bidi="ar-SA"/>
-        </w:rPr>
-        <w:t>LawyerCard</w:t>
-      </w:r>
-      <w:proofErr w:type="spellEnd"/>
-      <w:r>
-        <w:rPr>
-          <w:lang w:bidi="ar-SA"/>
-        </w:rPr>
-        <w:t xml:space="preserve"> and custom hooks like </w:t>
-      </w:r>
-      <w:proofErr w:type="spellStart"/>
-      <w:r>
-        <w:rPr>
-          <w:lang w:bidi="ar-SA"/>
-        </w:rPr>
-        <w:t>useAppointments</w:t>
-      </w:r>
-      <w:proofErr w:type="spellEnd"/>
-      <w:r>
-        <w:rPr>
-          <w:lang w:bidi="ar-SA"/>
-        </w:rPr>
-        <w:t xml:space="preserve"> demonstrate practical patterns for building maintainable user interfaces.</w:t>
-      </w:r>
-    </w:p>
-    <w:p>
-      <w:pPr>
-        <w:spacing w:line="360" w:lineRule="auto"/>
-        <w:rPr>
-          <w:lang w:bidi="ar-SA"/>
-        </w:rPr>
-      </w:pPr>
-      <w:r>
-        <w:rPr>
-          <w:lang w:bidi="ar-SA"/>
-        </w:rPr>
-        <w:t xml:space="preserve">Backend implementation follows RESTful principles with Express.js routing and middleware for cross-cutting concerns. JWT-based authentication with access/refresh token rotation provides security, while controllers and services separate API logic from business logic. Integration with Stripe for payments, </w:t>
-      </w:r>
-      <w:proofErr w:type="spellStart"/>
-      <w:r>
-        <w:rPr>
-          <w:lang w:bidi="ar-SA"/>
-        </w:rPr>
-        <w:t>Jitsi</w:t>
-      </w:r>
-      <w:proofErr w:type="spellEnd"/>
-      <w:r>
-        <w:rPr>
-          <w:lang w:bidi="ar-SA"/>
-        </w:rPr>
-        <w:t xml:space="preserve"> for video, and Gemini for AI showcases effective third-party service orchestration.</w:t>
+        <w:t>This chapter detailed the complete design and implementation of CounselDesk across all architectural layers. The system architecture follows modern best practices with clear separation between presentation (React SPA), business logic (Express API), and data persistence (MongoDB) layers, all orchestrated through third-party service integrations.</w:t>
+      </w:r>
+    </w:p>
+    <w:p>
+      <w:pPr>
+        <w:spacing w:line="360" w:lineRule="auto"/>
+        <w:rPr>
+          <w:lang w:bidi="ar-SA"/>
+        </w:rPr>
+      </w:pPr>
+      <w:r>
+        <w:rPr>
+          <w:lang w:bidi="ar-SA"/>
+        </w:rPr>
+        <w:t>Database design leverages MongoDB's document model with eight core collections maintaining relationships through ObjectId references. Mongoose schemas enforce data validation and business rules while maintaining flexibility for future enhancements. Indexes optimize query performance for common access patterns.</w:t>
+      </w:r>
+    </w:p>
+    <w:p>
+      <w:pPr>
+        <w:spacing w:line="360" w:lineRule="auto"/>
+        <w:rPr>
+          <w:lang w:bidi="ar-SA"/>
+        </w:rPr>
+      </w:pPr>
+      <w:r>
+        <w:rPr>
+          <w:lang w:bidi="ar-SA"/>
+        </w:rPr>
+        <w:t>Frontend implementation utilizes React 18 with component-based architecture, React Context for authentication state, and React Query for server state management. Key components like LawyerCard and custom hooks like useAppointments demonstrate practical patterns for building maintainable user interfaces.</w:t>
+      </w:r>
+    </w:p>
+    <w:p>
+      <w:pPr>
+        <w:spacing w:line="360" w:lineRule="auto"/>
+        <w:rPr>
+          <w:lang w:bidi="ar-SA"/>
+        </w:rPr>
+      </w:pPr>
+      <w:r>
+        <w:rPr>
+          <w:lang w:bidi="ar-SA"/>
+        </w:rPr>
+        <w:t>Backend implementation follows RESTful principles with Express.js routing and middleware for cross-cutting concerns. JWT-based authentication with access/refresh token rotation provides security, while controllers and services separate API logic from business logic. Integration with Stripe for payments, Jitsi for video, and Gemini for AI showcases effective third-party service orchestration.</w:t>
       </w:r>
     </w:p>
     <w:p>
@@ -27814,21 +25586,7 @@
         <w:rPr>
           <w:lang w:bidi="ar-SA"/>
         </w:rPr>
-        <w:t xml:space="preserve">The testing strategy for </w:t>
-      </w:r>
-      <w:proofErr w:type="spellStart"/>
-      <w:r>
-        <w:rPr>
-          <w:lang w:bidi="ar-SA"/>
-        </w:rPr>
-        <w:t>CounselDesk</w:t>
-      </w:r>
-      <w:proofErr w:type="spellEnd"/>
-      <w:r>
-        <w:rPr>
-          <w:lang w:bidi="ar-SA"/>
-        </w:rPr>
-        <w:t xml:space="preserve"> focused on manual testing approaches using readily available tools, primarily Postman for API testing and browser-based testing for frontend functionality. This approach ensures thorough validation of core features while maintaining development efficiency for an academic project.</w:t>
+        <w:t>The testing strategy for CounselDesk focused on manual testing approaches using readily available tools, primarily Postman for API testing and browser-based testing for frontend functionality. This approach ensures thorough validation of core features while maintaining development efficiency for an academic project.</w:t>
       </w:r>
     </w:p>
     <w:p>
@@ -27870,21 +25628,7 @@
         <w:rPr>
           <w:lang w:bidi="ar-SA"/>
         </w:rPr>
-        <w:t xml:space="preserve"> All backend API endpoints were tested using Postman, validating request/response </w:t>
-      </w:r>
-      <w:proofErr w:type="spellStart"/>
-      <w:r>
-        <w:rPr>
-          <w:lang w:bidi="ar-SA"/>
-        </w:rPr>
-        <w:t>behavior</w:t>
-      </w:r>
-      <w:proofErr w:type="spellEnd"/>
-      <w:r>
-        <w:rPr>
-          <w:lang w:bidi="ar-SA"/>
-        </w:rPr>
-        <w:t>, status codes, error handling, and data integrity.​</w:t>
+        <w:t> All backend API endpoints were tested using Postman, validating request/response behavior, status codes, error handling, and data integrity.​</w:t>
       </w:r>
     </w:p>
     <w:p>
@@ -27938,21 +25682,7 @@
         <w:rPr>
           <w:lang w:bidi="ar-SA"/>
         </w:rPr>
-        <w:t xml:space="preserve"> Third-party service integrations (Stripe, </w:t>
-      </w:r>
-      <w:proofErr w:type="spellStart"/>
-      <w:r>
-        <w:rPr>
-          <w:lang w:bidi="ar-SA"/>
-        </w:rPr>
-        <w:t>Jitsi</w:t>
-      </w:r>
-      <w:proofErr w:type="spellEnd"/>
-      <w:r>
-        <w:rPr>
-          <w:lang w:bidi="ar-SA"/>
-        </w:rPr>
-        <w:t>, Cloudinary) were tested using their respective test environments and sandboxes.</w:t>
+        <w:t> Third-party service integrations (Stripe, Jitsi, Cloudinary) were tested using their respective test environments and sandboxes.</w:t>
       </w:r>
     </w:p>
     <w:p>
@@ -28008,21 +25738,7 @@
         <w:rPr>
           <w:lang w:bidi="ar-SA"/>
         </w:rPr>
-        <w:t xml:space="preserve">A range of specialized testing tools were used to validate different components of the </w:t>
-      </w:r>
-      <w:proofErr w:type="spellStart"/>
-      <w:r>
-        <w:rPr>
-          <w:lang w:bidi="ar-SA"/>
-        </w:rPr>
-        <w:t>CounselDesk</w:t>
-      </w:r>
-      <w:proofErr w:type="spellEnd"/>
-      <w:r>
-        <w:rPr>
-          <w:lang w:bidi="ar-SA"/>
-        </w:rPr>
-        <w:t xml:space="preserve"> platform, ensuring functional accuracy, performance reliability, and seamless integration with external services. </w:t>
+        <w:t xml:space="preserve">A range of specialized testing tools were used to validate different components of the CounselDesk platform, ensuring functional accuracy, performance reliability, and seamless integration with external services. </w:t>
       </w:r>
       <w:r>
         <w:rPr>
@@ -28320,18 +26036,74 @@
                 <w:bCs/>
                 <w:lang w:bidi="ar-SA"/>
               </w:rPr>
-              <w:t xml:space="preserve">Chrome </w:t>
-            </w:r>
-            <w:proofErr w:type="spellStart"/>
-            <w:r>
+              <w:t>Chrome DevTools</w:t>
+            </w:r>
+          </w:p>
+        </w:tc>
+        <w:tc>
+          <w:tcPr>
+            <w:tcW w:w="0" w:type="auto"/>
+            <w:hideMark/>
+          </w:tcPr>
+          <w:p>
+            <w:pPr>
+              <w:spacing w:after="160" w:line="360" w:lineRule="auto"/>
+              <w:rPr>
+                <w:lang w:bidi="ar-SA"/>
+              </w:rPr>
+            </w:pPr>
+            <w:r>
+              <w:rPr>
+                <w:lang w:bidi="ar-SA"/>
+              </w:rPr>
+              <w:t>Frontend debugging, network monitoring</w:t>
+            </w:r>
+          </w:p>
+        </w:tc>
+        <w:tc>
+          <w:tcPr>
+            <w:tcW w:w="0" w:type="auto"/>
+            <w:hideMark/>
+          </w:tcPr>
+          <w:p>
+            <w:pPr>
+              <w:spacing w:after="160" w:line="360" w:lineRule="auto"/>
+              <w:rPr>
+                <w:lang w:bidi="ar-SA"/>
+              </w:rPr>
+            </w:pPr>
+            <w:r>
+              <w:rPr>
+                <w:lang w:bidi="ar-SA"/>
+              </w:rPr>
+              <w:t>Frontend Testing</w:t>
+            </w:r>
+          </w:p>
+        </w:tc>
+      </w:tr>
+      <w:tr>
+        <w:tc>
+          <w:tcPr>
+            <w:tcW w:w="0" w:type="auto"/>
+            <w:hideMark/>
+          </w:tcPr>
+          <w:p>
+            <w:pPr>
+              <w:spacing w:after="160" w:line="360" w:lineRule="auto"/>
               <w:rPr>
                 <w:b/>
                 <w:bCs/>
                 <w:lang w:bidi="ar-SA"/>
               </w:rPr>
-              <w:t>DevTools</w:t>
-            </w:r>
-            <w:proofErr w:type="spellEnd"/>
+            </w:pPr>
+            <w:r>
+              <w:rPr>
+                <w:b/>
+                <w:bCs/>
+                <w:lang w:bidi="ar-SA"/>
+              </w:rPr>
+              <w:t>Firefox Developer Tools</w:t>
+            </w:r>
           </w:p>
         </w:tc>
         <w:tc>
@@ -28350,7 +26122,7 @@
               <w:rPr>
                 <w:lang w:bidi="ar-SA"/>
               </w:rPr>
-              <w:t>Frontend debugging, network monitoring</w:t>
+              <w:t>Cross-browser compatibility</w:t>
             </w:r>
           </w:p>
         </w:tc>
@@ -28370,7 +26142,7 @@
               <w:rPr>
                 <w:lang w:bidi="ar-SA"/>
               </w:rPr>
-              <w:t>Frontend Testing</w:t>
+              <w:t>Browser Testing</w:t>
             </w:r>
           </w:p>
         </w:tc>
@@ -28396,7 +26168,7 @@
                 <w:bCs/>
                 <w:lang w:bidi="ar-SA"/>
               </w:rPr>
-              <w:t>Firefox Developer Tools</w:t>
+              <w:t>Stripe Test Mode</w:t>
             </w:r>
           </w:p>
         </w:tc>
@@ -28416,7 +26188,7 @@
               <w:rPr>
                 <w:lang w:bidi="ar-SA"/>
               </w:rPr>
-              <w:t>Cross-browser compatibility</w:t>
+              <w:t>Payment flow validation</w:t>
             </w:r>
           </w:p>
         </w:tc>
@@ -28436,7 +26208,7 @@
               <w:rPr>
                 <w:lang w:bidi="ar-SA"/>
               </w:rPr>
-              <w:t>Browser Testing</w:t>
+              <w:t>Payment Testing</w:t>
             </w:r>
           </w:p>
         </w:tc>
@@ -28462,7 +26234,7 @@
                 <w:bCs/>
                 <w:lang w:bidi="ar-SA"/>
               </w:rPr>
-              <w:t>Stripe Test Mode</w:t>
+              <w:t>MongoDB Compass</w:t>
             </w:r>
           </w:p>
         </w:tc>
@@ -28482,7 +26254,7 @@
               <w:rPr>
                 <w:lang w:bidi="ar-SA"/>
               </w:rPr>
-              <w:t>Payment flow validation</w:t>
+              <w:t>Database query validation</w:t>
             </w:r>
           </w:p>
         </w:tc>
@@ -28502,7 +26274,7 @@
               <w:rPr>
                 <w:lang w:bidi="ar-SA"/>
               </w:rPr>
-              <w:t>Payment Testing</w:t>
+              <w:t>Data Validation</w:t>
             </w:r>
           </w:p>
         </w:tc>
@@ -28528,7 +26300,7 @@
                 <w:bCs/>
                 <w:lang w:bidi="ar-SA"/>
               </w:rPr>
-              <w:t>MongoDB Compass</w:t>
+              <w:t>Cloudinary Dashboard</w:t>
             </w:r>
           </w:p>
         </w:tc>
@@ -28548,7 +26320,7 @@
               <w:rPr>
                 <w:lang w:bidi="ar-SA"/>
               </w:rPr>
-              <w:t>Database query validation</w:t>
+              <w:t>File upload verification</w:t>
             </w:r>
           </w:p>
         </w:tc>
@@ -28568,7 +26340,7 @@
               <w:rPr>
                 <w:lang w:bidi="ar-SA"/>
               </w:rPr>
-              <w:t>Data Validation</w:t>
+              <w:t>Integration Testing</w:t>
             </w:r>
           </w:p>
         </w:tc>
@@ -28594,83 +26366,7 @@
                 <w:bCs/>
                 <w:lang w:bidi="ar-SA"/>
               </w:rPr>
-              <w:t>Cloudinary Dashboard</w:t>
-            </w:r>
-          </w:p>
-        </w:tc>
-        <w:tc>
-          <w:tcPr>
-            <w:tcW w:w="0" w:type="auto"/>
-            <w:hideMark/>
-          </w:tcPr>
-          <w:p>
-            <w:pPr>
-              <w:spacing w:after="160" w:line="360" w:lineRule="auto"/>
-              <w:rPr>
-                <w:lang w:bidi="ar-SA"/>
-              </w:rPr>
-            </w:pPr>
-            <w:r>
-              <w:rPr>
-                <w:lang w:bidi="ar-SA"/>
-              </w:rPr>
-              <w:t>File upload verification</w:t>
-            </w:r>
-          </w:p>
-        </w:tc>
-        <w:tc>
-          <w:tcPr>
-            <w:tcW w:w="0" w:type="auto"/>
-            <w:hideMark/>
-          </w:tcPr>
-          <w:p>
-            <w:pPr>
-              <w:spacing w:after="160" w:line="360" w:lineRule="auto"/>
-              <w:rPr>
-                <w:lang w:bidi="ar-SA"/>
-              </w:rPr>
-            </w:pPr>
-            <w:r>
-              <w:rPr>
-                <w:lang w:bidi="ar-SA"/>
-              </w:rPr>
-              <w:t>Integration Testing</w:t>
-            </w:r>
-          </w:p>
-        </w:tc>
-      </w:tr>
-      <w:tr>
-        <w:tc>
-          <w:tcPr>
-            <w:tcW w:w="0" w:type="auto"/>
-            <w:hideMark/>
-          </w:tcPr>
-          <w:p>
-            <w:pPr>
-              <w:spacing w:after="160" w:line="360" w:lineRule="auto"/>
-              <w:rPr>
-                <w:b/>
-                <w:bCs/>
-                <w:lang w:bidi="ar-SA"/>
-              </w:rPr>
-            </w:pPr>
-            <w:proofErr w:type="spellStart"/>
-            <w:r>
-              <w:rPr>
-                <w:b/>
-                <w:bCs/>
-                <w:lang w:bidi="ar-SA"/>
-              </w:rPr>
-              <w:t>Jitsi</w:t>
-            </w:r>
-            <w:proofErr w:type="spellEnd"/>
-            <w:r>
-              <w:rPr>
-                <w:b/>
-                <w:bCs/>
-                <w:lang w:bidi="ar-SA"/>
-              </w:rPr>
-              <w:t xml:space="preserve"> Test Room</w:t>
+              <w:t>Jitsi Test Room</w:t>
             </w:r>
           </w:p>
         </w:tc>
@@ -28761,35 +26457,7 @@
         <w:rPr>
           <w:lang w:bidi="ar-SA"/>
         </w:rPr>
-        <w:t xml:space="preserve">API testing was performed using Postman to validate the correctness, reliability, and security of all backend endpoints in </w:t>
-      </w:r>
-      <w:proofErr w:type="spellStart"/>
-      <w:r>
-        <w:rPr>
-          <w:lang w:bidi="ar-SA"/>
-        </w:rPr>
-        <w:t>CounselDesk</w:t>
-      </w:r>
-      <w:proofErr w:type="spellEnd"/>
-      <w:r>
-        <w:rPr>
-          <w:lang w:bidi="ar-SA"/>
-        </w:rPr>
-        <w:t xml:space="preserve">. Each module—including authentication, booking, payments, lawyer verification, and admin operations—was tested against both positive and negative test cases to ensure consistent </w:t>
-      </w:r>
-      <w:proofErr w:type="spellStart"/>
-      <w:r>
-        <w:rPr>
-          <w:lang w:bidi="ar-SA"/>
-        </w:rPr>
-        <w:t>behavior</w:t>
-      </w:r>
-      <w:proofErr w:type="spellEnd"/>
-      <w:r>
-        <w:rPr>
-          <w:lang w:bidi="ar-SA"/>
-        </w:rPr>
-        <w:t xml:space="preserve"> across all workflows. The execution of these test suites enabled verification of request headers, body parameters, authorization tokens, and expected status codes, helping ensure end-to-end data integrity. As summarized in</w:t>
+        <w:t>API testing was performed using Postman to validate the correctness, reliability, and security of all backend endpoints in CounselDesk. Each module—including authentication, booking, payments, lawyer verification, and admin operations—was tested against both positive and negative test cases to ensure consistent behavior across all workflows. The execution of these test suites enabled verification of request headers, body parameters, authorization tokens, and expected status codes, helping ensure end-to-end data integrity. As summarized in</w:t>
       </w:r>
       <w:r>
         <w:rPr>
@@ -32772,33 +30440,11 @@
           <w:lang w:bidi="ar-SA"/>
         </w:rPr>
       </w:pPr>
-      <w:proofErr w:type="spellStart"/>
-      <w:r>
-        <w:rPr>
-          <w:lang w:bidi="ar-SA"/>
-        </w:rPr>
-        <w:t>CounselDesk</w:t>
-      </w:r>
-      <w:proofErr w:type="spellEnd"/>
-      <w:r>
-        <w:rPr>
-          <w:lang w:bidi="ar-SA"/>
-        </w:rPr>
-        <w:t xml:space="preserve"> uses a serverless deployment on </w:t>
-      </w:r>
-      <w:proofErr w:type="spellStart"/>
-      <w:r>
-        <w:rPr>
-          <w:lang w:bidi="ar-SA"/>
-        </w:rPr>
-        <w:t>Vercel</w:t>
-      </w:r>
-      <w:proofErr w:type="spellEnd"/>
-      <w:r>
-        <w:rPr>
-          <w:lang w:bidi="ar-SA"/>
-        </w:rPr>
-        <w:t xml:space="preserve">, where the frontend and backend operate as independently scalable functions. The overall deployment architecture </w:t>
+      <w:r>
+        <w:rPr>
+          <w:lang w:bidi="ar-SA"/>
+        </w:rPr>
+        <w:t xml:space="preserve">CounselDesk uses a serverless deployment on Vercel, where the frontend and backend operate as independently scalable functions. The overall deployment architecture </w:t>
       </w:r>
       <w:r>
         <w:rPr>
@@ -32975,13 +30621,8 @@
       <w:r>
         <w:t xml:space="preserve">: </w:t>
       </w:r>
-      <w:proofErr w:type="spellStart"/>
-      <w:r>
-        <w:t>CounselDesk</w:t>
-      </w:r>
-      <w:proofErr w:type="spellEnd"/>
-      <w:r>
-        <w:t xml:space="preserve"> Deployment Architecture</w:t>
+      <w:r>
+        <w:t>CounselDesk Deployment Architecture</w:t>
       </w:r>
       <w:bookmarkEnd w:id="146"/>
     </w:p>
@@ -33009,21 +30650,7 @@
         <w:rPr>
           <w:lang w:bidi="ar-SA"/>
         </w:rPr>
-        <w:t xml:space="preserve">.2 </w:t>
-      </w:r>
-      <w:proofErr w:type="spellStart"/>
-      <w:r>
-        <w:rPr>
-          <w:lang w:bidi="ar-SA"/>
-        </w:rPr>
-        <w:t>Vercel</w:t>
-      </w:r>
-      <w:proofErr w:type="spellEnd"/>
-      <w:r>
-        <w:rPr>
-          <w:lang w:bidi="ar-SA"/>
-        </w:rPr>
-        <w:t xml:space="preserve"> Deployment Steps</w:t>
+        <w:t>.2 Vercel Deployment Steps</w:t>
       </w:r>
     </w:p>
     <w:p>
@@ -33059,7 +30686,7 @@
           <v:shape id="_x0000_i1077" type="#_x0000_t75" style="width:425.4pt;height:169.2pt" o:ole="">
             <v:imagedata r:id="rId126" o:title=""/>
           </v:shape>
-          <o:OLEObject Type="Embed" ProgID="Word.OpenDocumentText.12" ShapeID="_x0000_i1077" DrawAspect="Content" ObjectID="_1824387535" r:id="rId127"/>
+          <o:OLEObject Type="Embed" ProgID="Word.OpenDocumentText.12" ShapeID="_x0000_i1077" DrawAspect="Content" ObjectID="_1824541229" r:id="rId127"/>
         </w:object>
       </w:r>
     </w:p>
@@ -33097,7 +30724,7 @@
           <v:shape id="_x0000_i1078" type="#_x0000_t75" style="width:508.2pt;height:161.4pt" o:ole="">
             <v:imagedata r:id="rId128" o:title=""/>
           </v:shape>
-          <o:OLEObject Type="Embed" ProgID="Word.OpenDocumentText.12" ShapeID="_x0000_i1078" DrawAspect="Content" ObjectID="_1824387536" r:id="rId129"/>
+          <o:OLEObject Type="Embed" ProgID="Word.OpenDocumentText.12" ShapeID="_x0000_i1078" DrawAspect="Content" ObjectID="_1824541230" r:id="rId129"/>
         </w:object>
       </w:r>
     </w:p>
@@ -33139,21 +30766,7 @@
         <w:rPr>
           <w:lang w:bidi="ar-SA"/>
         </w:rPr>
-        <w:t xml:space="preserve">The project follows an automated CI/CD pipeline on </w:t>
-      </w:r>
-      <w:proofErr w:type="spellStart"/>
-      <w:r>
-        <w:rPr>
-          <w:lang w:bidi="ar-SA"/>
-        </w:rPr>
-        <w:t>Vercel</w:t>
-      </w:r>
-      <w:proofErr w:type="spellEnd"/>
-      <w:r>
-        <w:rPr>
-          <w:lang w:bidi="ar-SA"/>
-        </w:rPr>
-        <w:t xml:space="preserve">, enabling continuous integration, instant builds, and seamless deployments, as illustrated in </w:t>
+        <w:t xml:space="preserve">The project follows an automated CI/CD pipeline on Vercel, enabling continuous integration, instant builds, and seamless deployments, as illustrated in </w:t>
       </w:r>
       <w:r>
         <w:rPr>
@@ -33441,21 +31054,7 @@
         <w:rPr>
           <w:lang w:bidi="ar-SA"/>
         </w:rPr>
-        <w:t xml:space="preserve">Network Access: Whitelist </w:t>
-      </w:r>
-      <w:proofErr w:type="spellStart"/>
-      <w:r>
-        <w:rPr>
-          <w:lang w:bidi="ar-SA"/>
-        </w:rPr>
-        <w:t>Vercel</w:t>
-      </w:r>
-      <w:proofErr w:type="spellEnd"/>
-      <w:r>
-        <w:rPr>
-          <w:lang w:bidi="ar-SA"/>
-        </w:rPr>
-        <w:t xml:space="preserve"> IP ranges</w:t>
+        <w:t>Network Access: Whitelist Vercel IP ranges</w:t>
       </w:r>
     </w:p>
     <w:p>
@@ -33473,21 +31072,7 @@
         <w:rPr>
           <w:lang w:bidi="ar-SA"/>
         </w:rPr>
-        <w:t xml:space="preserve">Database User: Created with </w:t>
-      </w:r>
-      <w:proofErr w:type="spellStart"/>
-      <w:r>
-        <w:rPr>
-          <w:lang w:bidi="ar-SA"/>
-        </w:rPr>
-        <w:t>readWrite</w:t>
-      </w:r>
-      <w:proofErr w:type="spellEnd"/>
-      <w:r>
-        <w:rPr>
-          <w:lang w:bidi="ar-SA"/>
-        </w:rPr>
-        <w:t xml:space="preserve"> permissions</w:t>
+        <w:t>Database User: Created with readWrite permissions</w:t>
       </w:r>
     </w:p>
     <w:p>
@@ -33524,21 +31109,7 @@
         <w:rPr>
           <w:lang w:bidi="ar-SA"/>
         </w:rPr>
-        <w:t xml:space="preserve">This chapter documented the comprehensive testing and deployment process for </w:t>
-      </w:r>
-      <w:proofErr w:type="spellStart"/>
-      <w:r>
-        <w:rPr>
-          <w:lang w:bidi="ar-SA"/>
-        </w:rPr>
-        <w:t>CounselDesk</w:t>
-      </w:r>
-      <w:proofErr w:type="spellEnd"/>
-      <w:r>
-        <w:rPr>
-          <w:lang w:bidi="ar-SA"/>
-        </w:rPr>
-        <w:t>, focusing on practical, manual testing approaches suitable for an academic project. </w:t>
+        <w:t>This chapter documented the comprehensive testing and deployment process for CounselDesk, focusing on practical, manual testing approaches suitable for an academic project. </w:t>
       </w:r>
       <w:r>
         <w:rPr>
@@ -33588,21 +31159,7 @@
         <w:rPr>
           <w:lang w:bidi="ar-SA"/>
         </w:rPr>
-        <w:t xml:space="preserve"> verified seamless operation of third-party services including Stripe payments (100% test transaction success), Cloudinary file uploads, </w:t>
-      </w:r>
-      <w:proofErr w:type="spellStart"/>
-      <w:r>
-        <w:rPr>
-          <w:lang w:bidi="ar-SA"/>
-        </w:rPr>
-        <w:t>Jitsi</w:t>
-      </w:r>
-      <w:proofErr w:type="spellEnd"/>
-      <w:r>
-        <w:rPr>
-          <w:lang w:bidi="ar-SA"/>
-        </w:rPr>
-        <w:t xml:space="preserve"> video conferencing, and email notifications.</w:t>
+        <w:t> verified seamless operation of third-party services including Stripe payments (100% test transaction success), Cloudinary file uploads, Jitsi video conferencing, and email notifications.</w:t>
       </w:r>
     </w:p>
     <w:p>
@@ -33660,21 +31217,7 @@
         <w:rPr>
           <w:lang w:bidi="ar-SA"/>
         </w:rPr>
-        <w:t xml:space="preserve"> confirmed proper implementation of authentication mechanisms, input validation, data encryption, and PCI-compliant payment handling through Stripe. </w:t>
-      </w:r>
-      <w:proofErr w:type="spellStart"/>
-      <w:r>
-        <w:rPr>
-          <w:lang w:bidi="ar-SA"/>
-        </w:rPr>
-        <w:t>npm</w:t>
-      </w:r>
-      <w:proofErr w:type="spellEnd"/>
-      <w:r>
-        <w:rPr>
-          <w:lang w:bidi="ar-SA"/>
-        </w:rPr>
-        <w:t xml:space="preserve"> audit reported zero vulnerabilities in dependencies.</w:t>
+        <w:t> confirmed proper implementation of authentication mechanisms, input validation, data encryption, and PCI-compliant payment handling through Stripe. npm audit reported zero vulnerabilities in dependencies.</w:t>
       </w:r>
     </w:p>
     <w:p>
@@ -33690,37 +31233,13 @@
           <w:bCs/>
           <w:lang w:bidi="ar-SA"/>
         </w:rPr>
-        <w:t xml:space="preserve">Deployment on </w:t>
-      </w:r>
-      <w:proofErr w:type="spellStart"/>
-      <w:r>
-        <w:rPr>
-          <w:b/>
-          <w:bCs/>
-          <w:lang w:bidi="ar-SA"/>
-        </w:rPr>
-        <w:t>Vercel</w:t>
-      </w:r>
-      <w:proofErr w:type="spellEnd"/>
-      <w:r>
-        <w:rPr>
-          <w:lang w:bidi="ar-SA"/>
-        </w:rPr>
-        <w:t xml:space="preserve"> provides serverless scalability with automatic HTTPS, edge CDN delivery, and GitHub integration for continuous deployment. Post-deployment smoke tests verified all critical user flows in production, with ongoing monitoring through </w:t>
-      </w:r>
-      <w:proofErr w:type="spellStart"/>
-      <w:r>
-        <w:rPr>
-          <w:lang w:bidi="ar-SA"/>
-        </w:rPr>
-        <w:t>Vercel</w:t>
-      </w:r>
-      <w:proofErr w:type="spellEnd"/>
-      <w:r>
-        <w:rPr>
-          <w:lang w:bidi="ar-SA"/>
-        </w:rPr>
-        <w:t xml:space="preserve"> Analytics, MongoDB Atlas, and Stripe Dashboard ensuring platform health.</w:t>
+        <w:t>Deployment on Vercel</w:t>
+      </w:r>
+      <w:r>
+        <w:rPr>
+          <w:lang w:bidi="ar-SA"/>
+        </w:rPr>
+        <w:t> provides serverless scalability with automatic HTTPS, edge CDN delivery, and GitHub integration for continuous deployment. Post-deployment smoke tests verified all critical user flows in production, with ongoing monitoring through Vercel Analytics, MongoDB Atlas, and Stripe Dashboard ensuring platform health.</w:t>
       </w:r>
     </w:p>
     <w:p>
@@ -33792,19 +31311,11 @@
           <w:lang w:bidi="ar-SA"/>
         </w:rPr>
       </w:pPr>
-      <w:proofErr w:type="spellStart"/>
-      <w:r>
-        <w:rPr>
-          <w:lang w:bidi="ar-SA"/>
-        </w:rPr>
-        <w:t>CounselDesk</w:t>
-      </w:r>
-      <w:proofErr w:type="spellEnd"/>
-      <w:r>
-        <w:rPr>
-          <w:lang w:bidi="ar-SA"/>
-        </w:rPr>
-        <w:t> represents a comprehensive solution to the systemic challenges facing legal service delivery in India. The platform successfully addresses critical gaps in accessibility, affordability, transparency, and efficiency through strategic integration of modern web technologies and third-party services.</w:t>
+      <w:r>
+        <w:rPr>
+          <w:lang w:bidi="ar-SA"/>
+        </w:rPr>
+        <w:t>CounselDesk represents a comprehensive solution to the systemic challenges facing legal service delivery in India. The platform successfully addresses critical gaps in accessibility, affordability, transparency, and efficiency through strategic integration of modern web technologies and third-party services.</w:t>
       </w:r>
     </w:p>
     <w:p>
@@ -33852,21 +31363,7 @@
         <w:rPr>
           <w:lang w:bidi="ar-SA"/>
         </w:rPr>
-        <w:t xml:space="preserve">The project successfully delivered a full-stack web application using the MERN stack (MongoDB, Express.js, React, Node.js) with Vite as the build tool. The architecture follows modern best practices with clear separation of concerns across presentation, business logic, and data persistence layers. Serverless deployment on </w:t>
-      </w:r>
-      <w:proofErr w:type="spellStart"/>
-      <w:r>
-        <w:rPr>
-          <w:lang w:bidi="ar-SA"/>
-        </w:rPr>
-        <w:t>Vercel</w:t>
-      </w:r>
-      <w:proofErr w:type="spellEnd"/>
-      <w:r>
-        <w:rPr>
-          <w:lang w:bidi="ar-SA"/>
-        </w:rPr>
-        <w:t xml:space="preserve"> ensures automatic scaling and high availability without infrastructure management overhead</w:t>
+        <w:t>The project successfully delivered a full-stack web application using the MERN stack (MongoDB, Express.js, React, Node.js) with Vite as the build tool. The architecture follows modern best practices with clear separation of concerns across presentation, business logic, and data persistence layers. Serverless deployment on Vercel ensures automatic scaling and high availability without infrastructure management overhead</w:t>
       </w:r>
     </w:p>
     <w:p>
@@ -33932,21 +31429,7 @@
         <w:rPr>
           <w:lang w:bidi="ar-SA"/>
         </w:rPr>
-        <w:t xml:space="preserve">Third-party service integrations function seamlessly. Stripe handles payment processing and marketplace payouts with automatic 95/5 fee splitting between lawyers and platform. </w:t>
-      </w:r>
-      <w:proofErr w:type="spellStart"/>
-      <w:r>
-        <w:rPr>
-          <w:lang w:bidi="ar-SA"/>
-        </w:rPr>
-        <w:t>Jitsi</w:t>
-      </w:r>
-      <w:proofErr w:type="spellEnd"/>
-      <w:r>
-        <w:rPr>
-          <w:lang w:bidi="ar-SA"/>
-        </w:rPr>
-        <w:t xml:space="preserve"> Meet enables secure video consultations without requiring additional software installations. Cloudinary manages file uploads and media delivery through CDN. Google Gemini API powers AI-driven legal code summarization. All integrations underwent thorough testing and validation</w:t>
+        <w:t>Third-party service integrations function seamlessly. Stripe handles payment processing and marketplace payouts with automatic 95/5 fee splitting between lawyers and platform. Jitsi Meet enables secure video consultations without requiring additional software installations. Cloudinary manages file uploads and media delivery through CDN. Google Gemini API powers AI-driven legal code summarization. All integrations underwent thorough testing and validation</w:t>
       </w:r>
     </w:p>
     <w:p>
@@ -33979,21 +31462,7 @@
         <w:rPr>
           <w:lang w:bidi="ar-SA"/>
         </w:rPr>
-        <w:t xml:space="preserve">The platform implements industry-standard security measures including </w:t>
-      </w:r>
-      <w:proofErr w:type="spellStart"/>
-      <w:r>
-        <w:rPr>
-          <w:lang w:bidi="ar-SA"/>
-        </w:rPr>
-        <w:t>bcrypt</w:t>
-      </w:r>
-      <w:proofErr w:type="spellEnd"/>
-      <w:r>
-        <w:rPr>
-          <w:lang w:bidi="ar-SA"/>
-        </w:rPr>
-        <w:t xml:space="preserve"> password hashing, JWT-based authentication with token rotation, HTTPS enforcement, input validation, and CORS configuration. Payment processing achieves PCI DSS compliance through Stripe's infrastructure. No sensitive payment data is stored on platform servers, adhering to security best practices</w:t>
+        <w:t>The platform implements industry-standard security measures including bcrypt password hashing, JWT-based authentication with token rotation, HTTPS enforcement, input validation, and CORS configuration. Payment processing achieves PCI DSS compliance through Stripe's infrastructure. No sensitive payment data is stored on platform servers, adhering to security best practices</w:t>
       </w:r>
     </w:p>
     <w:p>
@@ -34074,21 +31543,7 @@
         <w:rPr>
           <w:lang w:bidi="ar-SA"/>
         </w:rPr>
-        <w:t xml:space="preserve">Production deployment on </w:t>
-      </w:r>
-      <w:proofErr w:type="spellStart"/>
-      <w:r>
-        <w:rPr>
-          <w:lang w:bidi="ar-SA"/>
-        </w:rPr>
-        <w:t>Vercel</w:t>
-      </w:r>
-      <w:proofErr w:type="spellEnd"/>
-      <w:r>
-        <w:rPr>
-          <w:lang w:bidi="ar-SA"/>
-        </w:rPr>
-        <w:t xml:space="preserve"> provides serverless scalability with automatic HTTPS, edge CDN delivery, and GitHub integration for continuous deployment. MongoDB Atlas offers managed database services with automated backups and replication. The platform maintains 99.5%+ uptime with acceptable performance metrics (average API response time under 500ms)</w:t>
+        <w:t>Production deployment on Vercel provides serverless scalability with automatic HTTPS, edge CDN delivery, and GitHub integration for continuous deployment. MongoDB Atlas offers managed database services with automated backups and replication. The platform maintains 99.5%+ uptime with acceptable performance metrics (average API response time under 500ms)</w:t>
       </w:r>
     </w:p>
     <w:p>
@@ -34210,21 +31665,7 @@
         <w:rPr>
           <w:lang w:bidi="ar-SA"/>
         </w:rPr>
-        <w:t> </w:t>
-      </w:r>
-      <w:proofErr w:type="spellStart"/>
-      <w:r>
-        <w:rPr>
-          <w:lang w:bidi="ar-SA"/>
-        </w:rPr>
-        <w:t>Jitsi</w:t>
-      </w:r>
-      <w:proofErr w:type="spellEnd"/>
-      <w:r>
-        <w:rPr>
-          <w:lang w:bidi="ar-SA"/>
-        </w:rPr>
-        <w:t xml:space="preserve"> Meet integration enables high-quality video consultations with screen sharing and chat capabilities, replicating in-person meeting effectiveness remotely.</w:t>
+        <w:t> Jitsi Meet integration enables high-quality video consultations with screen sharing and chat capabilities, replicating in-person meeting effectiveness remotely.</w:t>
       </w:r>
     </w:p>
     <w:p>
@@ -34251,21 +31692,7 @@
         <w:rPr>
           <w:lang w:bidi="ar-SA"/>
         </w:rPr>
-        <w:t xml:space="preserve"> The 5% platform fee with 95% lawyer retention is more </w:t>
-      </w:r>
-      <w:proofErr w:type="spellStart"/>
-      <w:r>
-        <w:rPr>
-          <w:lang w:bidi="ar-SA"/>
-        </w:rPr>
-        <w:t>favorable</w:t>
-      </w:r>
-      <w:proofErr w:type="spellEnd"/>
-      <w:r>
-        <w:rPr>
-          <w:lang w:bidi="ar-SA"/>
-        </w:rPr>
-        <w:t xml:space="preserve"> than traditional referral models while generating sustainable revenue for platform operations.</w:t>
+        <w:t> The 5% platform fee with 95% lawyer retention is more favorable than traditional referral models while generating sustainable revenue for platform operations.</w:t>
       </w:r>
     </w:p>
     <w:p>
@@ -34388,16 +31815,8 @@
         <w:rPr>
           <w:lang w:bidi="ar-SA"/>
         </w:rPr>
-        <w:t xml:space="preserve">Serverless architecture with automatic scaling on </w:t>
-      </w:r>
-      <w:proofErr w:type="spellStart"/>
-      <w:r>
-        <w:rPr>
-          <w:lang w:bidi="ar-SA"/>
-        </w:rPr>
-        <w:t>Vercel</w:t>
-      </w:r>
-      <w:proofErr w:type="spellEnd"/>
+        <w:t>Serverless architecture with automatic scaling on Vercel</w:t>
+      </w:r>
     </w:p>
     <w:p>
       <w:pPr>
@@ -35021,21 +32440,12 @@
                 <w:lang w:bidi="ar-SA"/>
               </w:rPr>
             </w:pPr>
-            <w:proofErr w:type="spellStart"/>
             <w:r>
               <w:rPr>
                 <w:rFonts w:cs="Times New Roman"/>
                 <w:lang w:bidi="ar-SA"/>
               </w:rPr>
-              <w:t>Jitsi</w:t>
-            </w:r>
-            <w:proofErr w:type="spellEnd"/>
-            <w:r>
-              <w:rPr>
-                <w:rFonts w:cs="Times New Roman"/>
-                <w:lang w:bidi="ar-SA"/>
-              </w:rPr>
-              <w:t xml:space="preserve"> adaptive bitrate + audio-only fallback</w:t>
+              <w:t>Jitsi adaptive bitrate + audio-only fallback</w:t>
             </w:r>
           </w:p>
         </w:tc>
@@ -35976,19 +33386,11 @@
         </w:rPr>
         <w:t xml:space="preserve"> </w:t>
       </w:r>
-      <w:proofErr w:type="spellStart"/>
-      <w:r>
-        <w:rPr>
-          <w:lang w:bidi="ar-SA"/>
-        </w:rPr>
-        <w:t>CounselDesk</w:t>
-      </w:r>
-      <w:proofErr w:type="spellEnd"/>
-      <w:r>
-        <w:rPr>
-          <w:lang w:bidi="ar-SA"/>
-        </w:rPr>
-        <w:t xml:space="preserve"> demonstrates successful full-stack development using modern technologies (MERN stack, serverless architecture, third-party integrations) providing reference architecture for marketplace platforms.</w:t>
+      <w:r>
+        <w:rPr>
+          <w:lang w:bidi="ar-SA"/>
+        </w:rPr>
+        <w:t>CounselDesk demonstrates successful full-stack development using modern technologies (MERN stack, serverless architecture, third-party integrations) providing reference architecture for marketplace platforms.</w:t>
       </w:r>
     </w:p>
     <w:p>
@@ -36090,19 +33492,11 @@
           <w:lang w:bidi="ar-SA"/>
         </w:rPr>
       </w:pPr>
-      <w:proofErr w:type="spellStart"/>
-      <w:r>
-        <w:rPr>
-          <w:lang w:bidi="ar-SA"/>
-        </w:rPr>
-        <w:t>CounselDesk</w:t>
-      </w:r>
-      <w:proofErr w:type="spellEnd"/>
-      <w:r>
-        <w:rPr>
-          <w:lang w:bidi="ar-SA"/>
-        </w:rPr>
-        <w:t xml:space="preserve"> successfully demonstrates that technology can transform legal service delivery, making it more accessible, affordable, transparent, and efficient without compromising professional standards or security. All primary objectives were achieved: democratizing access, creating trusted marketplace, streamlining consultations, enabling remote services, ensuring fair monetization, leveraging AI, and building knowledge community.</w:t>
+      <w:r>
+        <w:rPr>
+          <w:lang w:bidi="ar-SA"/>
+        </w:rPr>
+        <w:t>CounselDesk successfully demonstrates that technology can transform legal service delivery, making it more accessible, affordable, transparent, and efficient without compromising professional standards or security. All primary objectives were achieved: democratizing access, creating trusted marketplace, streamlining consultations, enabling remote services, ensuring fair monetization, leveraging AI, and building knowledge community.</w:t>
       </w:r>
     </w:p>
     <w:p>
@@ -36126,19 +33520,11 @@
           <w:lang w:bidi="ar-SA"/>
         </w:rPr>
       </w:pPr>
-      <w:proofErr w:type="spellStart"/>
-      <w:r>
-        <w:rPr>
-          <w:lang w:bidi="ar-SA"/>
-        </w:rPr>
-        <w:t>CounselDesk's</w:t>
-      </w:r>
-      <w:proofErr w:type="spellEnd"/>
-      <w:r>
-        <w:rPr>
-          <w:lang w:bidi="ar-SA"/>
-        </w:rPr>
-        <w:t xml:space="preserve"> significance extends beyond technical achievement to potential social impact. By reducing geographic, financial, and informational barriers, the platform contributes meaningfully to access-to-justice initiatives in India. The economic opportunities created for lawyers and cost savings for clients demonstrate technology's positive role in transforming professional services.</w:t>
+      <w:r>
+        <w:rPr>
+          <w:lang w:bidi="ar-SA"/>
+        </w:rPr>
+        <w:t>CounselDesk's significance extends beyond technical achievement to potential social impact. By reducing geographic, financial, and informational barriers, the platform contributes meaningfully to access-to-justice initiatives in India. The economic opportunities created for lawyers and cost savings for clients demonstrate technology's positive role in transforming professional services.</w:t>
       </w:r>
     </w:p>
     <w:p>
@@ -36171,19 +33557,11 @@
           <w:docGrid w:linePitch="360"/>
         </w:sectPr>
       </w:pPr>
-      <w:proofErr w:type="spellStart"/>
-      <w:r>
-        <w:rPr>
-          <w:lang w:bidi="ar-SA"/>
-        </w:rPr>
-        <w:t>CounselDesk</w:t>
-      </w:r>
-      <w:proofErr w:type="spellEnd"/>
-      <w:r>
-        <w:rPr>
-          <w:lang w:bidi="ar-SA"/>
-        </w:rPr>
-        <w:t xml:space="preserve"> stands as evidence that technology, thoughtfully applied, can transform traditional professional services while maintaining trust, confidentiality, and professional standards essential to legal practice. The journey from concept to deployed application has provided valuable lessons informing both current operations and future enhancement priorities, positioning the platform for continued growth and meaningful impact on legal service accessibility in India.</w:t>
+      <w:r>
+        <w:rPr>
+          <w:lang w:bidi="ar-SA"/>
+        </w:rPr>
+        <w:t>CounselDesk stands as evidence that technology, thoughtfully applied, can transform traditional professional services while maintaining trust, confidentiality, and professional standards essential to legal practice. The journey from concept to deployed application has provided valuable lessons informing both current operations and future enhancement priorities, positioning the platform for continued growth and meaningful impact on legal service accessibility in India.</w:t>
       </w:r>
     </w:p>
     <w:p>
@@ -36370,19 +33748,11 @@
           <w:lang w:bidi="ar-SA"/>
         </w:rPr>
       </w:pPr>
-      <w:proofErr w:type="spellStart"/>
-      <w:r>
-        <w:rPr>
-          <w:lang w:bidi="ar-SA"/>
-        </w:rPr>
-        <w:t>Surden</w:t>
-      </w:r>
-      <w:proofErr w:type="spellEnd"/>
-      <w:r>
-        <w:rPr>
-          <w:lang w:bidi="ar-SA"/>
-        </w:rPr>
-        <w:t>, H., "Machine Learning and Law," Washington Law Review, vol. 89, no. 1, pp. 87-115, 2014.​</w:t>
+      <w:r>
+        <w:rPr>
+          <w:lang w:bidi="ar-SA"/>
+        </w:rPr>
+        <w:t>Surden, H., "Machine Learning and Law," Washington Law Review, vol. 89, no. 1, pp. 87-115, 2014.​</w:t>
       </w:r>
     </w:p>
     <w:p>
@@ -36442,21 +33812,7 @@
         <w:rPr>
           <w:lang w:bidi="ar-SA"/>
         </w:rPr>
-        <w:t xml:space="preserve">Armour, J. and Sako, M., "AI-Enabled Business Models in Legal Services: From Traditional Law Firms to Next-Generation Law </w:t>
-      </w:r>
-      <w:proofErr w:type="gramStart"/>
-      <w:r>
-        <w:rPr>
-          <w:lang w:bidi="ar-SA"/>
-        </w:rPr>
-        <w:t>Companies?,</w:t>
-      </w:r>
-      <w:proofErr w:type="gramEnd"/>
-      <w:r>
-        <w:rPr>
-          <w:lang w:bidi="ar-SA"/>
-        </w:rPr>
-        <w:t>" Journal of Professions and Organization, vol. 7, no. 1, pp. 27-46, 2020.​</w:t>
+        <w:t>Armour, J. and Sako, M., "AI-Enabled Business Models in Legal Services: From Traditional Law Firms to Next-Generation Law Companies?," Journal of Professions and Organization, vol. 7, no. 1, pp. 27-46, 2020.​</w:t>
       </w:r>
     </w:p>
     <w:p>
